--- a/paper/paper_ko_latest.docx
+++ b/paper/paper_ko_latest.docx
@@ -21,7 +21,7 @@
     </w:p>
     <w:p>
       <w:pPr>
-        <w:spacing w:after="120" w:line="276" w:lineRule="auto"/>
+        <w:spacing w:after="120" w:line="269" w:lineRule="auto"/>
       </w:pPr>
       <w:r>
         <w:t>안전한 중한 B2B 무역 상담에서는 정확한 문의 접수, 도메인 지식에 근거한 안내, 그리고 신중한 리스크 처리가 필요하다. 고객은 OEM 생산, 구매대행, 중국 시장조사, 불량 클레임, 물류, 통관, 라벨링, 인증과 관련하여 불완전한 질문을 하는 경우가 많다. 단일 대규모 언어모델(LLM)의 응답은 필요한 정보를 빠뜨리거나, 공급처 확인, 통관, 보상 가능성에 대해 과도하게 확정적인 답변을 생성할 수 있다. 본 연구는 검색 증강 생성(RAG)과 Reflection을 결합한 Multi-Agent 고객 지원 아키텍처인 TradeCare-Agent를 제안한다. 본 시스템은 문의 분류, 지식 검색, 무역 전문 답변 생성, 리스크 검토, Critic 기반 자기수정 단계를 분리한다. 또한 본 시스템을 실행 가능한 FastAPI 웹앱으로 구현하고, 중한 B2B 무역 지원을 위해 구축한 30개 케이스 벤치마크로 평가한다. 실험에서는 단일 호출 baseline과 RAG-only baseline을 비교하며, 정성 평가와 데모 준비를 위해 실제 고객 문의에 가까운 20개 사례도 함께 구성하였다.</w:t>
@@ -37,7 +37,7 @@
     </w:p>
     <w:p>
       <w:pPr>
-        <w:spacing w:after="120" w:line="276" w:lineRule="auto"/>
+        <w:spacing w:after="120" w:line="269" w:lineRule="auto"/>
       </w:pPr>
       <w:r>
         <w:t>B2B 무역대행 고객은 실무적으로 바로 활용할 수 있는 답변을 필요로 하지만, 초기 문의는 정보가 부족한 경우가 많다. 예를 들어 OEM 문의에서는 수량, 도면, 로고 파일, 납기 일정이 누락될 수 있다. 불량 클레임 문의에서는 증빙 자료, 불량률, 검수 이력, 거래 기록이 빠질 수 있다. 통관 문의에서는 제품 카테고리, 소재, HS Code, 인증 관련 정보가 필요할 수 있다.</w:t>
@@ -45,7 +45,7 @@
     </w:p>
     <w:p>
       <w:pPr>
-        <w:spacing w:after="120" w:line="276" w:lineRule="auto"/>
+        <w:spacing w:after="120" w:line="269" w:lineRule="auto"/>
       </w:pPr>
       <w:r>
         <w:t>본 프로젝트는 중한 무역대행 고객센터를 대상으로 한다. 목표는 사람 무역 담당자를 대체하는 것이 아니라, 필요한 정보를 수집하고, 근거 있는 절차 안내를 제공하며, 안전하지 않거나 환각에 기반한 응답을 줄이는 것이다.</w:t>
@@ -61,7 +61,7 @@
     </w:p>
     <w:p>
       <w:pPr>
-        <w:spacing w:after="120" w:line="276" w:lineRule="auto"/>
+        <w:spacing w:after="120" w:line="269" w:lineRule="auto"/>
       </w:pPr>
       <w:r>
         <w:t>검색 증강 생성(Retrieval-Augmented Generation, RAG)은 외부 지식을 검색하여 생성 과정에 반영함으로써 사실 기반성을 높인다. ReAct 계열 Agent는 추론과 도구 사용을 결합하여 다단계 문제를 해결한다. Reflexion 및 Critic 기반 접근법은 자기 평가 루프를 도입하여 Agent가 약한 출력을 식별하고 수정할 수 있도록 한다. TradeCare-Agent는 이러한 아이디어를 좁은 범위의 B2B 무역 고객 지원 환경에 적용한다.</w:t>
@@ -77,7 +77,7 @@
     </w:p>
     <w:p>
       <w:pPr>
-        <w:spacing w:after="120" w:line="276" w:lineRule="auto"/>
+        <w:spacing w:after="120" w:line="269" w:lineRule="auto"/>
       </w:pPr>
       <w:r>
         <w:t>입력은 한국어 고객 문의이다.</w:t>
@@ -85,7 +85,7 @@
     </w:p>
     <w:p>
       <w:pPr>
-        <w:spacing w:after="120" w:line="276" w:lineRule="auto"/>
+        <w:spacing w:after="120" w:line="269" w:lineRule="auto"/>
       </w:pPr>
       <w:r>
         <w:t>출력은 근거 기반 고객센터 응답이다. 이 응답은 문의 의도 분류, 누락된 필수 정보 요청, 다음 단계 안내, 검색된 서비스 지식 활용, 그리고 단가, 납기, 통관 가능성, 인증, 환불, 교환 등에 대한 과도한 확정 표현 방지를 포함해야 한다.</w:t>
@@ -93,7 +93,7 @@
     </w:p>
     <w:p>
       <w:pPr>
-        <w:spacing w:after="120" w:line="276" w:lineRule="auto"/>
+        <w:spacing w:after="120" w:line="269" w:lineRule="auto"/>
       </w:pPr>
       <w:r>
         <w:t>대상 의도는 OEM/ODM, 구매대행, 시장조사, 불량 클레임, 물류/통관, 일반 또는 범위 외 문의이다.</w:t>
@@ -109,7 +109,7 @@
     </w:p>
     <w:p>
       <w:pPr>
-        <w:spacing w:after="120" w:line="276" w:lineRule="auto"/>
+        <w:spacing w:after="120" w:line="269" w:lineRule="auto"/>
       </w:pPr>
       <w:r>
         <w:t>TradeCare-Agent는 Intake Agent, Retrieval Agent, Trade Specialist Agent, Risk Agent, Critic Agent의 다섯 Agent로 구성된다.</w:t>
@@ -117,7 +117,7 @@
     </w:p>
     <w:p>
       <w:pPr>
-        <w:spacing w:after="120" w:line="276" w:lineRule="auto"/>
+        <w:spacing w:after="120" w:line="269" w:lineRule="auto"/>
       </w:pPr>
       <w:r>
         <w:t>Intake Agent는 고객 문의의 의도를 분류하고 누락된 필수 정보를 식별한다. Retrieval Agent는 재현 가능한 TF-IDF 검색기를 사용하여 로컬 Markdown 지식 문서를 검색한다. Trade Specialist Agent는 접수 결과와 검색된 문맥을 활용하여 고객에게 전달할 답변 초안을 작성한다. Risk Agent는 무조건적인 가능 여부, 환불 보장, 통관 보장 등 안전하지 않은 표현을 수정한다. Critic Agent는 답변 품질을 평가하고 가벼운 Reflection 단계를 수행한다.</w:t>
@@ -125,7 +125,7 @@
     </w:p>
     <w:p>
       <w:pPr>
-        <w:spacing w:after="120" w:line="276" w:lineRule="auto"/>
+        <w:spacing w:after="120" w:line="269" w:lineRule="auto"/>
       </w:pPr>
       <w:r>
         <w:t>다섯 Agent를 사용하는 이유는 중한 무역 지원 업무에 서로 다른 실패 지점이 존재하기 때문이다. Intake 실패는 제품 사진, 수량, 사양, 검수 기록, 배송 정보 누락으로 이어질 수 있다. Retrieval 실패는 회사의 문서화된 서비스 범위를 반영하지 못한 근거 없는 답변으로 이어질 수 있다. Drafting 실패는 고객이 실제로 행동하기 어려운 답변을 만들 수 있다. Risk 실패는 공급 가능 여부, 가격, 납기, 통관, 인증, 환불, 보상에 대해 과도하게 확정하는 문제를 만들 수 있다. Reflection 실패는 이러한 문제를 최종 단계에서 확인하지 못하게 한다. 역할을 분리하면 각 실패 지점을 명확히 드러낼 수 있고, 단일 호출 응답과 구조화된 Multi-Agent workflow를 비교할 수 있다.</w:t>
@@ -141,7 +141,7 @@
     </w:p>
     <w:p>
       <w:pPr>
-        <w:spacing w:after="120" w:line="276" w:lineRule="auto"/>
+        <w:spacing w:after="120" w:line="269" w:lineRule="auto"/>
       </w:pPr>
       <w:r>
         <w:t>RAG 지식 베이스는 `data/knowledge_base/*.md`에 로컬 Markdown 파일로 저장된다. 여기에는 회사 소개, OEM/ODM 서비스 안내, 구매대행 안내, 이우시장 및 중국 시장조사 안내, 불량 클레임 절차, 물류/통관 안내, 견적 필수 정보, FAQ가 포함된다. 이 문서들은 프로젝트 개발 과정에서 윤항무역의 서비스 범위, 홈페이지에 공개 가능한 서비스 정보, 운영자가 제공한 고객 상담 규칙을 바탕으로 수동 정리하였다.</w:t>
@@ -149,7 +149,7 @@
     </w:p>
     <w:p>
       <w:pPr>
-        <w:spacing w:after="120" w:line="276" w:lineRule="auto"/>
+        <w:spacing w:after="120" w:line="269" w:lineRule="auto"/>
       </w:pPr>
       <w:r>
         <w:t>이 출처 설계는 아키텍처의 정당성을 설명하는 데 중요하다. 단일 LLM 응답은 일반적인 사전지식에 의존하여 회사별 제약을 놓칠 수 있다. 반면 Retrieval Agent는 필수 OEM 정보, 공급처 확인 필요성, 불량 증빙 요구사항, 통관/인증 불확실성 등 문서화된 서비스 규칙에 답변을 근거시킨다. 이후 Risk Agent와 Critic Agent는 생성된 답변이 검색된 제약을 따르는지 다시 점검한다.</w:t>
@@ -165,7 +165,7 @@
     </w:p>
     <w:p>
       <w:pPr>
-        <w:spacing w:after="120" w:line="276" w:lineRule="auto"/>
+        <w:spacing w:after="120" w:line="269" w:lineRule="auto"/>
       </w:pPr>
       <w:r>
         <w:t>TradeCare-Agent는 아키텍처가 개념적 설계에 그치지 않고 실제로 실행 가능함을 보이기 위해 로컬 웹 애플리케이션으로 구현하였다. 백엔드는 Python FastAPI와 Uvicorn ASGI 서버를 사용한다. 루트 엔드포인트 `/`는 고객센터 사용자 인터페이스를 제공하고, `/api/chat`은 Multi-Agent workflow를 실행한다. `/health` 엔드포인트는 배포 및 상태 점검을 위해 제공된다.</w:t>
@@ -173,7 +173,7 @@
     </w:p>
     <w:p>
       <w:pPr>
-        <w:spacing w:after="120" w:line="276" w:lineRule="auto"/>
+        <w:spacing w:after="120" w:line="269" w:lineRule="auto"/>
       </w:pPr>
       <w:r>
         <w:t>프론트엔드는 정적 HTML, CSS, JavaScript로 구현하였다. 인터페이스는 고객 채팅, 생성된 AI 응답, 탐지된 의도, Critic 점수, 필수 및 누락 정보, 선택적 RAG/Reflection trace를 보여준다. 이러한 레이아웃은 발표자나 운영자가 최종 답변만 보는 것이 아니라, Agent가 특정 답변을 생성한 이유를 함께 확인할 수 있게 한다.</w:t>
@@ -181,7 +181,7 @@
     </w:p>
     <w:p>
       <w:pPr>
-        <w:spacing w:after="120" w:line="276" w:lineRule="auto"/>
+        <w:spacing w:after="120" w:line="269" w:lineRule="auto"/>
       </w:pPr>
       <w:r>
         <w:t>앱은 재현 가능한 데모를 위해 외부 API 키 없이도 deterministic fallback logic으로 실행될 수 있다. `OPENAI_API_KEY`가 제공되는 경우 OpenAI-compatible model 설정을 선택적으로 사용할 수 있으며, 기본 모델명은 `gpt-4.1-mini`이다. 현재 제출용 정량 평가는 재현성을 위해 deterministic local script를 사용한다.</w:t>
@@ -189,7 +189,7 @@
     </w:p>
     <w:p>
       <w:pPr>
-        <w:spacing w:after="120" w:line="276" w:lineRule="auto"/>
+        <w:spacing w:after="120" w:line="269" w:lineRule="auto"/>
       </w:pPr>
       <w:r>
         <w:t>향후 실제 홈페이지 배포 시에는 앱을 `trade-yh.com`에 위젯 또는 iframe 방식으로 연결할 수 있으며, API는 예를 들어 `https://api.trade-yh.com/api/chat`처럼 별도로 호스팅할 수 있다. 현재 저장소에는 앱 코드, 정적 프론트엔드 파일, 프롬프트, 로컬 RAG 문서, 평가 스크립트, 발표자료, 배포 안내가 포함되어 있다.</w:t>
@@ -205,7 +205,7 @@
     </w:p>
     <w:p>
       <w:pPr>
-        <w:spacing w:after="120" w:line="276" w:lineRule="auto"/>
+        <w:spacing w:after="120" w:line="269" w:lineRule="auto"/>
       </w:pPr>
       <w:r>
         <w:t>본 연구는 30개 케이스 벤치마크를 구축하였다. 구성은 OEM/ODM 6개, 구매대행 6개, 시장조사 5개, 불량 클레임 5개, 물류/통관 5개, 일반 또는 범위 외 문의 3개이다.</w:t>
@@ -213,7 +213,7 @@
     </w:p>
     <w:p>
       <w:pPr>
-        <w:spacing w:after="120" w:line="276" w:lineRule="auto"/>
+        <w:spacing w:after="120" w:line="269" w:lineRule="auto"/>
       </w:pPr>
       <w:r>
         <w:t>모든 시스템은 동일한 데이터셋인 `data/eval_cases/trade_support_30_cases.jsonl`에서 평가되며, 동일한 평가 스크립트인 `experiments/evaluate.py`를 사용한다.</w:t>
@@ -221,7 +221,7 @@
     </w:p>
     <w:p>
       <w:pPr>
-        <w:spacing w:after="120" w:line="276" w:lineRule="auto"/>
+        <w:spacing w:after="120" w:line="269" w:lineRule="auto"/>
       </w:pPr>
       <w:r>
         <w:t>Baseline은 다음과 같다.</w:t>
@@ -256,7 +256,7 @@
     </w:p>
     <w:p>
       <w:pPr>
-        <w:spacing w:after="120" w:line="276" w:lineRule="auto"/>
+        <w:spacing w:after="120" w:line="269" w:lineRule="auto"/>
       </w:pPr>
       <w:r>
         <w:t>재현성을 위해 제출된 정량 결과는 외부 GPT 또는 Claude API 호출이 아니라 deterministic local script로 생성하였다. 앱 구현은 선택적으로 OpenAI-compatible model 설정을 지원하며, `OPENAI_API_KEY`가 제공되는 경우 기본 모델은 `gpt-4.1-mini`이다. 본 보고된 실험에서는 Claude를 사용하지 않았다.</w:t>
@@ -264,7 +264,7 @@
     </w:p>
     <w:p>
       <w:pPr>
-        <w:spacing w:after="120" w:line="276" w:lineRule="auto"/>
+        <w:spacing w:after="120" w:line="269" w:lineRule="auto"/>
       </w:pPr>
       <w:r>
         <w:t>평가 지표는 다음과 같다.</w:t>
@@ -326,7 +326,7 @@
     </w:p>
     <w:p>
       <w:pPr>
-        <w:spacing w:after="120" w:line="276" w:lineRule="auto"/>
+        <w:spacing w:after="120" w:line="269" w:lineRule="auto"/>
       </w:pPr>
       <w:r>
         <w:t>주요 보고 점수는 required-information coverage이다. 각 벤치마크 케이스마다 제품 사진, 수량, 사양, 검수 증빙, 배송지, 통관/인증 맥락 등 필수 키워드 또는 정보 항목을 정의한다. 이 지표는 답변에 포함된 필수 항목의 비율을 계산한 뒤 30개 케이스에 대해 평균을 낸다.</w:t>
@@ -334,7 +334,7 @@
     </w:p>
     <w:p>
       <w:pPr>
-        <w:spacing w:after="120" w:line="276" w:lineRule="auto"/>
+        <w:spacing w:after="120" w:line="269" w:lineRule="auto"/>
       </w:pPr>
       <w:r>
         <w:t>결과는 다음과 같다.</w:t>
@@ -372,12 +372,104 @@
         <w:pStyle w:val="Heading3"/>
       </w:pPr>
       <w:r>
+        <w:t>아키텍처별 성능 비교</w:t>
+      </w:r>
+    </w:p>
+    <w:p>
+      <w:pPr>
+        <w:spacing w:after="120" w:line="269" w:lineRule="auto"/>
+      </w:pPr>
+      <w:r>
+        <w:t>표 1은 세 가지 시스템의 아키텍처 수준 성능 비교를 정리한 것이다. 이 비교의 목적은 각 구성요소가 안전하고 완전한 무역 상담 답변에 어떤 기여를 하는지 보여주는 것이다.</w:t>
+      </w:r>
+    </w:p>
+    <w:p>
+      <w:pPr>
+        <w:spacing w:after="40"/>
+      </w:pPr>
+      <w:r>
+        <w:rPr>
+          <w:rFonts w:ascii="Consolas" w:hAnsi="Consolas"/>
+          <w:sz w:val="17"/>
+        </w:rPr>
+        <w:t>| 시스템 | 아키텍처 | Intent Accuracy | Grounding Proxy | Required-Info Coverage | Overpromise Rate | Human-Review Signal |</w:t>
+      </w:r>
+    </w:p>
+    <w:p>
+      <w:pPr>
+        <w:spacing w:after="40"/>
+      </w:pPr>
+      <w:r>
+        <w:rPr>
+          <w:rFonts w:ascii="Consolas" w:hAnsi="Consolas"/>
+          <w:sz w:val="17"/>
+        </w:rPr>
+        <w:t>| --- | --- | ---: | ---: | ---: | ---: | ---: |</w:t>
+      </w:r>
+    </w:p>
+    <w:p>
+      <w:pPr>
+        <w:spacing w:after="40"/>
+      </w:pPr>
+      <w:r>
+        <w:rPr>
+          <w:rFonts w:ascii="Consolas" w:hAnsi="Consolas"/>
+          <w:sz w:val="17"/>
+        </w:rPr>
+        <w:t>| Baseline LLM | 검색이나 Reflection 없는 직접 단일 응답 | 0.100 | 0.000 | 0.139 | 0.000 | 1.000 |</w:t>
+      </w:r>
+    </w:p>
+    <w:p>
+      <w:pPr>
+        <w:spacing w:after="40"/>
+      </w:pPr>
+      <w:r>
+        <w:rPr>
+          <w:rFonts w:ascii="Consolas" w:hAnsi="Consolas"/>
+          <w:sz w:val="17"/>
+        </w:rPr>
+        <w:t>| Baseline RAG | Intake 분류 + Retrieval, Risk/Critic loop 없음 | 1.000 | 0.900 | 0.678 | 0.000 | 1.000 |</w:t>
+      </w:r>
+    </w:p>
+    <w:p>
+      <w:pPr>
+        <w:spacing w:after="40"/>
+      </w:pPr>
+      <w:r>
+        <w:rPr>
+          <w:rFonts w:ascii="Consolas" w:hAnsi="Consolas"/>
+          <w:sz w:val="17"/>
+        </w:rPr>
+        <w:t>| TradeCare-Agent | Intake + Retrieval + Specialist + Risk + Critic | 1.000 | 0.900 | 0.967 | 0.000 | 1.000 |</w:t>
+      </w:r>
+    </w:p>
+    <w:p>
+      <w:pPr>
+        <w:spacing w:after="120" w:line="269" w:lineRule="auto"/>
+      </w:pPr>
+      <w:r>
+        <w:t>비교 결과, 검색만 추가해도 직접 단일 응답 baseline보다 근거성과 필수 정보 포함률이 개선된다. 그러나 전체 Multi-Agent workflow는 Specialist, Risk, Critic 단계를 통해 업무별 누락 정보를 명시적으로 요청하고 최종 답변을 검토하기 때문에 required-information coverage가 0.678에서 0.967로 추가 향상된다. 본 프로젝트의 제출용 deterministic run에서는 baseline도 보수적인 표현을 사용했기 때문에 overpromise rate가 모두 0으로 나타났다. 따라서 본 실험에서는 required-information coverage가 아키텍처 차이를 가장 잘 보여주는 핵심 지표이다.</w:t>
+      </w:r>
+    </w:p>
+    <w:p>
+      <w:pPr>
+        <w:spacing w:after="120" w:line="269" w:lineRule="auto"/>
+      </w:pPr>
+      <w:r>
+        <w:t>이 비교는 ablation-style 결과로도 해석할 수 있다. RAG를 제거하면 회사 정책 기반 근거성이 약해진다. Risk Agent를 제거하면 단가, MOQ, 납기, 통관, 인증, 환불, 보상에 대한 부적절한 확정 표현을 통제하기 어렵다. Critic Agent를 제거하면 최종 답변이 필수 접수 정보를 실제로 포함했는지 되돌아보는 Reflection 능력이 약해진다. 따라서 전체 아키텍처는 더 높은 점수뿐 아니라 무역 상담 실패 지점을 더 명확히 통제한다는 점에서 정당화된다.</w:t>
+      </w:r>
+    </w:p>
+    <w:p>
+      <w:pPr>
+        <w:pStyle w:val="Heading3"/>
+      </w:pPr>
+      <w:r>
         <w:t>정성 비교</w:t>
       </w:r>
     </w:p>
     <w:p>
       <w:pPr>
-        <w:spacing w:after="120" w:line="276" w:lineRule="auto"/>
+        <w:spacing w:after="120" w:line="269" w:lineRule="auto"/>
       </w:pPr>
       <w:r>
         <w:t>본 연구는 답변 양상도 정성적으로 비교하였다. OEM/샘플 제작 문의에서 일반 GPT-style baseline은 제조에 대한 일반적인 안내를 제공하는 경향이 있다. 답변은 자연스러울 수 있지만, 제품 이미지, 상세 사양, 패턴, 수량, 로고/패키지 파일, 희망 납기, 배송지와 같은 업무별 접수 정보를 누락할 수 있다. 또한 공급처 확인 전에도 제작 가능성을 암시할 수 있다.</w:t>
@@ -385,7 +477,7 @@
     </w:p>
     <w:p>
       <w:pPr>
-        <w:spacing w:after="120" w:line="276" w:lineRule="auto"/>
+        <w:spacing w:after="120" w:line="269" w:lineRule="auto"/>
       </w:pPr>
       <w:r>
         <w:t>RAG-only baseline은 `services_oem_odm.md`와 `quotation_required_fields.md` 같은 서비스 문서를 검색하므로 근거성이 개선된다. 그러나 별도의 Risk Agent와 Critic Agent가 없기 때문에 안전하지 않은 확정 표현을 통제하는 능력과 최종 답변이 필수 정보를 실제로 요청했는지 검토하는 Reflection 능력이 약하다.</w:t>
@@ -393,7 +485,7 @@
     </w:p>
     <w:p>
       <w:pPr>
-        <w:spacing w:after="120" w:line="276" w:lineRule="auto"/>
+        <w:spacing w:after="120" w:line="269" w:lineRule="auto"/>
       </w:pPr>
       <w:r>
         <w:t>TradeCare-Agent는 세 단계를 결합하여 응답을 개선한다. 먼저 문의를 OEM/ODM으로 분류하고, 관련 지식 베이스 문서를 검색하며, 구체적인 누락 정보를 요청한다. 또한 MOQ, 샘플비, 납기, 생산 가능 여부, 통관, 인증, 환불, 보상은 최종 안내 전에 반드시 확인되어야 한다고 명시한다. 따라서 제안 시스템은 단일 LLM 응답보다 근거성이 높을 뿐 아니라, 실제 고객센터 접수 workflow에 더 실용적이다.</w:t>
@@ -409,7 +501,7 @@
     </w:p>
     <w:p>
       <w:pPr>
-        <w:spacing w:after="120" w:line="276" w:lineRule="auto"/>
+        <w:spacing w:after="120" w:line="269" w:lineRule="auto"/>
       </w:pPr>
       <w:r>
         <w:t>30개 정량 벤치마크 외에도, 발표와 정성 평가를 위해 실제 고객 문의에 가까운 20개 사례를 준비하였다. 이 사례들은 통관 지연, 무역 계약서 검토, EU 의류 수출 서류, 선적 정보 수정, 통관 신고 금액 수정, 식품 수입 검역, 세관 압류, FOB 비용 책임, 저위험 결제 방식, 운송 중 화물 손상 청구, 전자제품 수입 관세, 원산지 증명서 재발급, 혼적 화물 통관 신고, CIF/CFR 보험 책임, 통관 지연 및 경매 위험, 중국 거래처 수출입 자격 조회, 항공 및 해상 운임 계산, 수하인의 화물 포기, FTA 관세 우대 증빙, 관세 연체료 감면을 포함한다.</w:t>
@@ -417,7 +509,7 @@
     </w:p>
     <w:p>
       <w:pPr>
-        <w:spacing w:after="120" w:line="276" w:lineRule="auto"/>
+        <w:spacing w:after="120" w:line="269" w:lineRule="auto"/>
       </w:pPr>
       <w:r>
         <w:t>각 사례에는 예상 답변 핵심, 즉 gold-standard checklist를 정의하였다. 예를 들어 통관 지연 문의는 지연 원인 확인, 세관 공식 문의, 추가 서류 필요 여부 확인을 포함해야 한다. 화물 손상 사례는 책임 주체 분석, 청구 서류, 청구 절차, 보험 연계 처리를 포함해야 한다. 이러한 20개 사례는 TradeCare-Agent가 프로젝트 평가를 넘어 실제 고객 서비스 FAQ와 데모 시나리오 라이브러리로 확장될 수 있음을 보여준다.</w:t>
@@ -425,7 +517,7 @@
     </w:p>
     <w:p>
       <w:pPr>
-        <w:spacing w:after="120" w:line="276" w:lineRule="auto"/>
+        <w:spacing w:after="120" w:line="269" w:lineRule="auto"/>
       </w:pPr>
       <w:r>
         <w:t>사람 평가를 위해서는 required-information coverage, actionability, groundedness, risk handling에 대해 1-5점 rubric을 사용할 것을 권장한다.</w:t>
@@ -441,7 +533,7 @@
     </w:p>
     <w:p>
       <w:pPr>
-        <w:spacing w:after="120" w:line="276" w:lineRule="auto"/>
+        <w:spacing w:after="120" w:line="269" w:lineRule="auto"/>
       </w:pPr>
       <w:r>
         <w:t>본 시스템은 법률, 통관, 인증, 공급처 책임, 환불에 대한 최종 결정을 내릴 수 없다. 무역 지원은 문서, 계약, 검수 기록, 공급처 협상, 규정에 따라 달라지는 경우가 많다. 따라서 본 시스템은 자율적인 최종 결정자가 아니라 접수 및 상담 보조 도구로 사용되어야 한다.</w:t>
@@ -449,7 +541,7 @@
     </w:p>
     <w:p>
       <w:pPr>
-        <w:spacing w:after="120" w:line="276" w:lineRule="auto"/>
+        <w:spacing w:after="120" w:line="269" w:lineRule="auto"/>
       </w:pPr>
       <w:r>
         <w:t>잠재적 위험에는 회사 역량에 대한 환각, 부정확한 통관 조언, 고객 문서의 개인정보 유출, 책임 민감도가 높은 분쟁의 과도한 자동화가 포함된다. 완화 방안으로는 RAG 기반 근거화, 리스크 필터링, Critic Reflection, 사람 검토 단계, 명시적 불확실성 표현이 있다.</w:t>
@@ -460,12 +552,324 @@
         <w:pStyle w:val="Heading2"/>
       </w:pPr>
       <w:r>
-        <w:t>8. 결론</w:t>
+        <w:t>8. 평가 프롬프트 및 재현성</w:t>
       </w:r>
     </w:p>
     <w:p>
       <w:pPr>
-        <w:spacing w:after="120" w:line="276" w:lineRule="auto"/>
+        <w:spacing w:after="120" w:line="269" w:lineRule="auto"/>
+      </w:pPr>
+      <w:r>
+        <w:t>본 프로젝트는 deterministic script 기반 정량 지표 외에도, 사람 평가 또는 LLM-as-a-judge 방식의 정성 검토에 사용할 수 있는 평가 프롬프트를 정의하였다. 이 프롬프트는 `experiments/results/summary.json`의 수치를 재현하기 위한 필수 요소는 아니며, 답변 품질을 일관되게 검토하기 위한 문서화된 기준이다.</w:t>
+      </w:r>
+    </w:p>
+    <w:p>
+      <w:pPr>
+        <w:pStyle w:val="Heading3"/>
+      </w:pPr>
+      <w:r>
+        <w:t>Reflection/Critic 평가 프롬프트</w:t>
+      </w:r>
+    </w:p>
+    <w:p>
+      <w:pPr>
+        <w:spacing w:after="120" w:line="269" w:lineRule="auto"/>
+      </w:pPr>
+      <w:r>
+        <w:t>```text</w:t>
+      </w:r>
+    </w:p>
+    <w:p>
+      <w:pPr>
+        <w:spacing w:after="120" w:line="269" w:lineRule="auto"/>
+      </w:pPr>
+      <w:r>
+        <w:t>당신은 중한 B2B 무역 고객지원 Agent의 답변을 평가하는 평가자입니다.</w:t>
+      </w:r>
+    </w:p>
+    <w:p>
+      <w:pPr>
+        <w:spacing w:after="120" w:line="269" w:lineRule="auto"/>
+      </w:pPr>
+      <w:r>
+        <w:t>다음 정보를 받습니다.</w:t>
+      </w:r>
+    </w:p>
+    <w:p>
+      <w:pPr>
+        <w:spacing w:after="120" w:line="269" w:lineRule="auto"/>
+      </w:pPr>
+      <w:r>
+        <w:t>1. 고객 문의</w:t>
+      </w:r>
+    </w:p>
+    <w:p>
+      <w:pPr>
+        <w:spacing w:after="120" w:line="269" w:lineRule="auto"/>
+      </w:pPr>
+      <w:r>
+        <w:t>2. 검색된 지식 문서 snippet</w:t>
+      </w:r>
+    </w:p>
+    <w:p>
+      <w:pPr>
+        <w:spacing w:after="120" w:line="269" w:lineRule="auto"/>
+      </w:pPr>
+      <w:r>
+        <w:t>3. Agent 답변</w:t>
+      </w:r>
+    </w:p>
+    <w:p>
+      <w:pPr>
+        <w:spacing w:after="120" w:line="269" w:lineRule="auto"/>
+      </w:pPr>
+      <w:r>
+        <w:t>4. Gold required information items</w:t>
+      </w:r>
+    </w:p>
+    <w:p>
+      <w:pPr>
+        <w:spacing w:after="120" w:line="269" w:lineRule="auto"/>
+      </w:pPr>
+      <w:r>
+        <w:t>아래 기준으로 답변을 평가하세요.</w:t>
+      </w:r>
+    </w:p>
+    <w:p>
+      <w:pPr>
+        <w:spacing w:after="120" w:line="269" w:lineRule="auto"/>
+      </w:pPr>
+      <w:r>
+        <w:t>1. 필수 정보 포함률:</w:t>
+      </w:r>
+    </w:p>
+    <w:p>
+      <w:pPr>
+        <w:spacing w:after="120" w:line="269" w:lineRule="auto"/>
+      </w:pPr>
+      <w:r>
+        <w:t xml:space="preserve">   답변이 해당 업무에 필요한 정보를 요청했는가?</w:t>
+      </w:r>
+    </w:p>
+    <w:p>
+      <w:pPr>
+        <w:spacing w:after="120" w:line="269" w:lineRule="auto"/>
+      </w:pPr>
+      <w:r>
+        <w:t xml:space="preserve">   예: 제품 사진, 사양, 수량, 로고/패키지 파일, 희망 납기,</w:t>
+      </w:r>
+    </w:p>
+    <w:p>
+      <w:pPr>
+        <w:spacing w:after="120" w:line="269" w:lineRule="auto"/>
+      </w:pPr>
+      <w:r>
+        <w:t xml:space="preserve">   불량 증빙, 주문 기록, 통관/인증 맥락.</w:t>
+      </w:r>
+    </w:p>
+    <w:p>
+      <w:pPr>
+        <w:spacing w:after="120" w:line="269" w:lineRule="auto"/>
+      </w:pPr>
+      <w:r>
+        <w:t>2. 근거성:</w:t>
+      </w:r>
+    </w:p>
+    <w:p>
+      <w:pPr>
+        <w:spacing w:after="120" w:line="269" w:lineRule="auto"/>
+      </w:pPr>
+      <w:r>
+        <w:t xml:space="preserve">   답변이 검색된 회사/서비스 지식과 일치하는가?</w:t>
+      </w:r>
+    </w:p>
+    <w:p>
+      <w:pPr>
+        <w:spacing w:after="120" w:line="269" w:lineRule="auto"/>
+      </w:pPr>
+      <w:r>
+        <w:t xml:space="preserve">   지식 베이스를 넘어선 근거 없는 주장을 피했는가?</w:t>
+      </w:r>
+    </w:p>
+    <w:p>
+      <w:pPr>
+        <w:spacing w:after="120" w:line="269" w:lineRule="auto"/>
+      </w:pPr>
+      <w:r>
+        <w:t>3. 리스크 통제:</w:t>
+      </w:r>
+    </w:p>
+    <w:p>
+      <w:pPr>
+        <w:spacing w:after="120" w:line="269" w:lineRule="auto"/>
+      </w:pPr>
+      <w:r>
+        <w:t xml:space="preserve">   공급처 확인 전 단가, MOQ, 납기, 통관, 인증, 환불, 교환,</w:t>
+      </w:r>
+    </w:p>
+    <w:p>
+      <w:pPr>
+        <w:spacing w:after="120" w:line="269" w:lineRule="auto"/>
+      </w:pPr>
+      <w:r>
+        <w:t xml:space="preserve">   보상을 확정하지 않았는가?</w:t>
+      </w:r>
+    </w:p>
+    <w:p>
+      <w:pPr>
+        <w:spacing w:after="120" w:line="269" w:lineRule="auto"/>
+      </w:pPr>
+      <w:r>
+        <w:t>4. 실행 가능성:</w:t>
+      </w:r>
+    </w:p>
+    <w:p>
+      <w:pPr>
+        <w:spacing w:after="120" w:line="269" w:lineRule="auto"/>
+      </w:pPr>
+      <w:r>
+        <w:t xml:space="preserve">   고객 또는 운영자가 다음에 무엇을 해야 하는지 명확한가?</w:t>
+      </w:r>
+    </w:p>
+    <w:p>
+      <w:pPr>
+        <w:spacing w:after="120" w:line="269" w:lineRule="auto"/>
+      </w:pPr>
+      <w:r>
+        <w:t>5. 사람 검토 신호:</w:t>
+      </w:r>
+    </w:p>
+    <w:p>
+      <w:pPr>
+        <w:spacing w:after="120" w:line="269" w:lineRule="auto"/>
+      </w:pPr>
+      <w:r>
+        <w:t xml:space="preserve">   통관, 인증, 법적 책임, 환불, 보상, 공급처 책임과 관련된 경우</w:t>
+      </w:r>
+    </w:p>
+    <w:p>
+      <w:pPr>
+        <w:spacing w:after="120" w:line="269" w:lineRule="auto"/>
+      </w:pPr>
+      <w:r>
+        <w:t xml:space="preserve">   담당자 또는 전문가 검토 필요성을 표시했는가?</w:t>
+      </w:r>
+    </w:p>
+    <w:p>
+      <w:pPr>
+        <w:spacing w:after="120" w:line="269" w:lineRule="auto"/>
+      </w:pPr>
+      <w:r>
+        <w:t>반환 형식:</w:t>
+      </w:r>
+    </w:p>
+    <w:p>
+      <w:pPr>
+        <w:spacing w:after="120" w:line="269" w:lineRule="auto"/>
+      </w:pPr>
+      <w:r>
+        <w:t>{</w:t>
+      </w:r>
+    </w:p>
+    <w:p>
+      <w:pPr>
+        <w:spacing w:after="120" w:line="269" w:lineRule="auto"/>
+      </w:pPr>
+      <w:r>
+        <w:t xml:space="preserve">  "required_info_coverage": 1-5,</w:t>
+      </w:r>
+    </w:p>
+    <w:p>
+      <w:pPr>
+        <w:spacing w:after="120" w:line="269" w:lineRule="auto"/>
+      </w:pPr>
+      <w:r>
+        <w:t xml:space="preserve">  "groundedness": 1-5,</w:t>
+      </w:r>
+    </w:p>
+    <w:p>
+      <w:pPr>
+        <w:spacing w:after="120" w:line="269" w:lineRule="auto"/>
+      </w:pPr>
+      <w:r>
+        <w:t xml:space="preserve">  "risk_control": 1-5,</w:t>
+      </w:r>
+    </w:p>
+    <w:p>
+      <w:pPr>
+        <w:spacing w:after="120" w:line="269" w:lineRule="auto"/>
+      </w:pPr>
+      <w:r>
+        <w:t xml:space="preserve">  "actionability": 1-5,</w:t>
+      </w:r>
+    </w:p>
+    <w:p>
+      <w:pPr>
+        <w:spacing w:after="120" w:line="269" w:lineRule="auto"/>
+      </w:pPr>
+      <w:r>
+        <w:t xml:space="preserve">  "human_review_signal": "PASS" 또는 "FAIL",</w:t>
+      </w:r>
+    </w:p>
+    <w:p>
+      <w:pPr>
+        <w:spacing w:after="120" w:line="269" w:lineRule="auto"/>
+      </w:pPr>
+      <w:r>
+        <w:t xml:space="preserve">  "overall_comment": "짧은 설명",</w:t>
+      </w:r>
+    </w:p>
+    <w:p>
+      <w:pPr>
+        <w:spacing w:after="120" w:line="269" w:lineRule="auto"/>
+      </w:pPr>
+      <w:r>
+        <w:t xml:space="preserve">  "revision_needed": true 또는 false,</w:t>
+      </w:r>
+    </w:p>
+    <w:p>
+      <w:pPr>
+        <w:spacing w:after="120" w:line="269" w:lineRule="auto"/>
+      </w:pPr>
+      <w:r>
+        <w:t xml:space="preserve">  "revision_instruction": "수정이 필요한 경우 구체적 지시"</w:t>
+      </w:r>
+    </w:p>
+    <w:p>
+      <w:pPr>
+        <w:spacing w:after="120" w:line="269" w:lineRule="auto"/>
+      </w:pPr>
+      <w:r>
+        <w:t>}</w:t>
+      </w:r>
+    </w:p>
+    <w:p>
+      <w:pPr>
+        <w:spacing w:after="120" w:line="269" w:lineRule="auto"/>
+      </w:pPr>
+      <w:r>
+        <w:t>```</w:t>
+      </w:r>
+    </w:p>
+    <w:p>
+      <w:pPr>
+        <w:spacing w:after="120" w:line="269" w:lineRule="auto"/>
+      </w:pPr>
+      <w:r>
+        <w:t>재현 가능한 정량 평가는 keyword 기반 required-information coverage를 사용한다. 위 프롬프트는 답변 품질에 대한 정성 검토를 지원한다. 모든 평가 케이스, 생성 결과, 평가 스크립트는 저장소에 포함되어 있으므로 보고된 비교 결과를 재현하거나 확장할 수 있다.</w:t>
+      </w:r>
+    </w:p>
+    <w:p>
+      <w:pPr>
+        <w:pStyle w:val="Heading2"/>
+      </w:pPr>
+      <w:r>
+        <w:t>9. 결론</w:t>
+      </w:r>
+    </w:p>
+    <w:p>
+      <w:pPr>
+        <w:spacing w:after="120" w:line="269" w:lineRule="auto"/>
       </w:pPr>
       <w:r>
         <w:t>TradeCare-Agent는 현실적인 중한 B2B 무역 고객 지원 과제에서 Multi-Agent 설계, RAG, Reflection을 결합할 수 있음을 보여준다. 본 프로젝트는 실행 가능한 코드, FastAPI 웹앱, 로컬 지식 문서, 프롬프트, 벤치마크 케이스, 20개 실제형 고객 질문 사례, baseline 비교, 재현 가능한 평가 스크립트, 발표자료, GitHub 저장소 산출물을 제공한다.</w:t>
@@ -846,7 +1250,7 @@
     <w:rsid w:val="00FC693F"/>
     <w:rPr>
       <w:rFonts w:ascii="Malgun Gothic" w:hAnsi="Malgun Gothic"/>
-      <w:sz w:val="21"/>
+      <w:sz w:val="20"/>
     </w:rPr>
   </w:style>
   <w:style w:type="paragraph" w:styleId="Header">

--- a/paper/paper_ko_latest.docx
+++ b/paper/paper_ko_latest.docx
@@ -4,11 +4,718 @@
   <w:body>
     <w:p>
       <w:pPr>
-        <w:pStyle w:val="Heading1"/>
         <w:jc w:val="center"/>
       </w:pPr>
       <w:r>
+        <w:rPr>
+          <w:rFonts w:ascii="Arial" w:hAnsi="Arial" w:eastAsia="맑은 고딕"/>
+          <w:b/>
+          <w:color w:val="1F4E79"/>
+          <w:sz w:val="36"/>
+        </w:rPr>
         <w:t>TradeCare-Agent: 안전한 중한 B2B 무역 상담을 위한 Reflection 기반 Multi-Agent RAG 시스템</w:t>
+      </w:r>
+    </w:p>
+    <w:p>
+      <w:pPr>
+        <w:pStyle w:val="Heading1"/>
+      </w:pPr>
+      <w:r>
+        <w:t>초록</w:t>
+      </w:r>
+    </w:p>
+    <w:p>
+      <w:pPr>
+        <w:spacing w:after="120" w:line="259" w:lineRule="auto"/>
+      </w:pPr>
+      <w:r>
+        <w:rPr>
+          <w:rFonts w:ascii="Arial" w:hAnsi="Arial" w:eastAsia="맑은 고딕"/>
+          <w:b w:val="0"/>
+          <w:sz w:val="20"/>
+        </w:rPr>
+        <w:t>안전한 중한 B2B 무역 상담에서는 정확한 문의 접수, 도메인 지식에 근거한 안내, 그리고 신중한 리스크 처리가 필요하다. 고객은 OEM 생산, 구매대행, 중국 시장조사, 불량 클레임, 물류, 통관, 라벨링, 인증과 관련하여 불완전한 질문을 하는 경우가 많다. 단일 대규모 언어모델(LLM)의 응답은 필요한 정보를 빠뜨리거나, 공급처 확인, 통관, 보상 가능성에 대해 과도하게 확정적인 답변을 생성할 수 있다. 본 연구는 검색 증강 생성(RAG)과 Reflection을 결합한 Multi-Agent 고객 지원 아키텍처인 TradeCare-Agent를 제안한다. 본 시스템은 문의 분류, 지식 검색, 무역 전문 답변 생성, 리스크 검토, Critic 기반 자기수정 단계를 분리한다. 또한 본 시스템을 실행 가능한 FastAPI 웹앱으로 구현하고, 중한 B2B 무역 지원을 위해 구축한 30개 케이스 벤치마크로 평가한다. 실험에서는 단일 호출 baseline과 RAG-only baseline을 비교하며, 정성 평가와 데모 준비를 위해 실제 고객 문의에 가까운 20개 사례도 함께 구성하였다.</w:t>
+      </w:r>
+    </w:p>
+    <w:p>
+      <w:pPr>
+        <w:pStyle w:val="Heading1"/>
+      </w:pPr>
+      <w:r>
+        <w:t>1. 서론</w:t>
+      </w:r>
+    </w:p>
+    <w:p>
+      <w:pPr>
+        <w:spacing w:after="120" w:line="259" w:lineRule="auto"/>
+      </w:pPr>
+      <w:r>
+        <w:rPr>
+          <w:rFonts w:ascii="Arial" w:hAnsi="Arial" w:eastAsia="맑은 고딕"/>
+          <w:b w:val="0"/>
+          <w:sz w:val="20"/>
+        </w:rPr>
+        <w:t>B2B 무역대행 고객은 실무적으로 바로 활용할 수 있는 답변을 필요로 하지만, 초기 문의는 정보가 부족한 경우가 많다. 예를 들어 OEM 문의에서는 수량, 도면, 로고 파일, 납기 일정이 누락될 수 있다. 불량 클레임 문의에서는 증빙 자료, 불량률, 검수 이력, 거래 기록이 빠질 수 있다. 통관 문의에서는 제품 카테고리, 소재, HS Code, 인증 관련 정보가 필요할 수 있다.</w:t>
+      </w:r>
+    </w:p>
+    <w:p>
+      <w:pPr>
+        <w:spacing w:after="120" w:line="259" w:lineRule="auto"/>
+      </w:pPr>
+      <w:r>
+        <w:rPr>
+          <w:rFonts w:ascii="Arial" w:hAnsi="Arial" w:eastAsia="맑은 고딕"/>
+          <w:b w:val="0"/>
+          <w:sz w:val="20"/>
+        </w:rPr>
+        <w:t>본 프로젝트는 중한 무역대행 고객센터를 대상으로 한다. 목표는 사람 무역 담당자를 대체하는 것이 아니라, 필요한 정보를 수집하고, 근거 있는 절차 안내를 제공하며, 안전하지 않거나 환각에 기반한 응답을 줄이는 것이다.</w:t>
+      </w:r>
+    </w:p>
+    <w:p>
+      <w:pPr>
+        <w:pStyle w:val="Heading1"/>
+      </w:pPr>
+      <w:r>
+        <w:t>2. 관련 연구</w:t>
+      </w:r>
+    </w:p>
+    <w:p>
+      <w:pPr>
+        <w:spacing w:after="120" w:line="259" w:lineRule="auto"/>
+      </w:pPr>
+      <w:r>
+        <w:rPr>
+          <w:rFonts w:ascii="Arial" w:hAnsi="Arial" w:eastAsia="맑은 고딕"/>
+          <w:b w:val="0"/>
+          <w:sz w:val="20"/>
+        </w:rPr>
+        <w:t>검색 증강 생성(Retrieval-Augmented Generation, RAG)은 외부 지식을 검색하여 생성 과정에 반영함으로써 사실 기반성을 높인다. ReAct 계열 Agent는 추론과 도구 사용을 결합하여 다단계 문제를 해결한다. Reflexion 및 Critic 기반 접근법은 자기 평가 루프를 도입하여 Agent가 약한 출력을 식별하고 수정할 수 있도록 한다. TradeCare-Agent는 이러한 아이디어를 좁은 범위의 B2B 무역 고객 지원 환경에 적용한다.</w:t>
+      </w:r>
+    </w:p>
+    <w:p>
+      <w:pPr>
+        <w:pStyle w:val="Heading1"/>
+      </w:pPr>
+      <w:r>
+        <w:t>3. 과제 정의</w:t>
+      </w:r>
+    </w:p>
+    <w:p>
+      <w:pPr>
+        <w:spacing w:after="120" w:line="259" w:lineRule="auto"/>
+      </w:pPr>
+      <w:r>
+        <w:rPr>
+          <w:rFonts w:ascii="Arial" w:hAnsi="Arial" w:eastAsia="맑은 고딕"/>
+          <w:b w:val="0"/>
+          <w:sz w:val="20"/>
+        </w:rPr>
+        <w:t>입력은 한국어 고객 문의이다.</w:t>
+      </w:r>
+    </w:p>
+    <w:p>
+      <w:pPr>
+        <w:spacing w:after="120" w:line="259" w:lineRule="auto"/>
+      </w:pPr>
+      <w:r>
+        <w:rPr>
+          <w:rFonts w:ascii="Arial" w:hAnsi="Arial" w:eastAsia="맑은 고딕"/>
+          <w:b w:val="0"/>
+          <w:sz w:val="20"/>
+        </w:rPr>
+        <w:t>출력은 근거 기반 고객센터 응답이다. 이 응답은 문의 의도 분류, 누락된 필수 정보 요청, 다음 단계 안내, 검색된 서비스 지식 활용, 그리고 단가, 납기, 통관 가능성, 인증, 환불, 교환 등에 대한 과도한 확정 표현 방지를 포함해야 한다.</w:t>
+      </w:r>
+    </w:p>
+    <w:p>
+      <w:pPr>
+        <w:spacing w:after="120" w:line="259" w:lineRule="auto"/>
+      </w:pPr>
+      <w:r>
+        <w:rPr>
+          <w:rFonts w:ascii="Arial" w:hAnsi="Arial" w:eastAsia="맑은 고딕"/>
+          <w:b w:val="0"/>
+          <w:sz w:val="20"/>
+        </w:rPr>
+        <w:t>대상 의도는 OEM/ODM, 구매대행, 시장조사, 불량 클레임, 물류/통관, 일반 또는 범위 외 문의이다.</w:t>
+      </w:r>
+    </w:p>
+    <w:p>
+      <w:pPr>
+        <w:pStyle w:val="Heading1"/>
+      </w:pPr>
+      <w:r>
+        <w:t>4. 방법론</w:t>
+      </w:r>
+    </w:p>
+    <w:p>
+      <w:pPr>
+        <w:spacing w:after="120" w:line="259" w:lineRule="auto"/>
+      </w:pPr>
+      <w:r>
+        <w:rPr>
+          <w:rFonts w:ascii="Arial" w:hAnsi="Arial" w:eastAsia="맑은 고딕"/>
+          <w:b w:val="0"/>
+          <w:sz w:val="20"/>
+        </w:rPr>
+        <w:t>TradeCare-Agent는 Intake Agent, Retrieval Agent, Trade Specialist Agent, Risk Agent, Critic Agent의 다섯 개 Agent로 구성된다. 각 Agent는 중한 B2B 무역 상담에서 발생하는 서로 다른 실패 유형을 통제하기 위해 분리하였다.</w:t>
+      </w:r>
+    </w:p>
+    <w:p>
+      <w:pPr>
+        <w:spacing w:after="120" w:line="259" w:lineRule="auto"/>
+      </w:pPr>
+      <w:r>
+        <w:rPr>
+          <w:rFonts w:ascii="Arial" w:hAnsi="Arial" w:eastAsia="맑은 고딕"/>
+          <w:b/>
+          <w:color w:val="1F4E79"/>
+          <w:sz w:val="20"/>
+        </w:rPr>
+        <w:t>표 1. 5-Agent 아키텍처와 설계 근거</w:t>
+      </w:r>
+    </w:p>
+    <w:tbl>
+      <w:tblPr>
+        <w:tblStyle w:val="TableGrid"/>
+        <w:tblW w:type="auto" w:w="0"/>
+        <w:jc w:val="center"/>
+        <w:tblLook w:firstColumn="1" w:firstRow="1" w:lastColumn="0" w:lastRow="0" w:noHBand="0" w:noVBand="1" w:val="04A0"/>
+        <w:tblBorders>
+          <w:top w:val="single" w:sz="6" w:space="0" w:color="808080"/>
+          <w:left w:val="single" w:sz="6" w:space="0" w:color="808080"/>
+          <w:bottom w:val="single" w:sz="6" w:space="0" w:color="808080"/>
+          <w:right w:val="single" w:sz="6" w:space="0" w:color="808080"/>
+          <w:insideH w:val="single" w:sz="6" w:space="0" w:color="808080"/>
+          <w:insideV w:val="single" w:sz="6" w:space="0" w:color="808080"/>
+        </w:tblBorders>
+      </w:tblPr>
+      <w:tblGrid>
+        <w:gridCol w:w="2556"/>
+        <w:gridCol w:w="2556"/>
+        <w:gridCol w:w="2556"/>
+        <w:gridCol w:w="2556"/>
+      </w:tblGrid>
+      <w:tr>
+        <w:tc>
+          <w:tcPr>
+            <w:tcW w:type="dxa" w:w="2556"/>
+            <w:vAlign w:val="center"/>
+            <w:shd w:fill="1F4E79"/>
+          </w:tcPr>
+          <w:p>
+            <w:pPr>
+              <w:jc w:val="center"/>
+            </w:pPr>
+            <w:r/>
+            <w:r>
+              <w:rPr>
+                <w:rFonts w:ascii="Arial" w:hAnsi="Arial" w:eastAsia="맑은 고딕"/>
+                <w:b/>
+                <w:color w:val="FFFFFF"/>
+                <w:sz w:val="17"/>
+              </w:rPr>
+              <w:t>Agent</w:t>
+            </w:r>
+          </w:p>
+        </w:tc>
+        <w:tc>
+          <w:tcPr>
+            <w:tcW w:type="dxa" w:w="2556"/>
+            <w:vAlign w:val="center"/>
+            <w:shd w:fill="1F4E79"/>
+          </w:tcPr>
+          <w:p>
+            <w:pPr>
+              <w:jc w:val="center"/>
+            </w:pPr>
+            <w:r/>
+            <w:r>
+              <w:rPr>
+                <w:rFonts w:ascii="Arial" w:hAnsi="Arial" w:eastAsia="맑은 고딕"/>
+                <w:b/>
+                <w:color w:val="FFFFFF"/>
+                <w:sz w:val="17"/>
+              </w:rPr>
+              <w:t>주요 역할</w:t>
+            </w:r>
+          </w:p>
+        </w:tc>
+        <w:tc>
+          <w:tcPr>
+            <w:tcW w:type="dxa" w:w="2556"/>
+            <w:vAlign w:val="center"/>
+            <w:shd w:fill="1F4E79"/>
+          </w:tcPr>
+          <w:p>
+            <w:pPr>
+              <w:jc w:val="center"/>
+            </w:pPr>
+            <w:r/>
+            <w:r>
+              <w:rPr>
+                <w:rFonts w:ascii="Arial" w:hAnsi="Arial" w:eastAsia="맑은 고딕"/>
+                <w:b/>
+                <w:color w:val="FFFFFF"/>
+                <w:sz w:val="17"/>
+              </w:rPr>
+              <w:t>필요한 이유</w:t>
+            </w:r>
+          </w:p>
+        </w:tc>
+        <w:tc>
+          <w:tcPr>
+            <w:tcW w:type="dxa" w:w="2556"/>
+            <w:vAlign w:val="center"/>
+            <w:shd w:fill="1F4E79"/>
+          </w:tcPr>
+          <w:p>
+            <w:pPr>
+              <w:jc w:val="center"/>
+            </w:pPr>
+            <w:r/>
+            <w:r>
+              <w:rPr>
+                <w:rFonts w:ascii="Arial" w:hAnsi="Arial" w:eastAsia="맑은 고딕"/>
+                <w:b/>
+                <w:color w:val="FFFFFF"/>
+                <w:sz w:val="17"/>
+              </w:rPr>
+              <w:t>주요 출력</w:t>
+            </w:r>
+          </w:p>
+        </w:tc>
+      </w:tr>
+      <w:tr>
+        <w:tc>
+          <w:tcPr>
+            <w:tcW w:type="dxa" w:w="2556"/>
+            <w:vAlign w:val="center"/>
+          </w:tcPr>
+          <w:p>
+            <w:pPr>
+              <w:jc w:val="left"/>
+            </w:pPr>
+            <w:r/>
+            <w:r>
+              <w:rPr>
+                <w:rFonts w:ascii="Arial" w:hAnsi="Arial" w:eastAsia="맑은 고딕"/>
+                <w:b w:val="0"/>
+                <w:sz w:val="17"/>
+              </w:rPr>
+              <w:t>Intake Agent</w:t>
+            </w:r>
+          </w:p>
+        </w:tc>
+        <w:tc>
+          <w:tcPr>
+            <w:tcW w:type="dxa" w:w="2556"/>
+            <w:vAlign w:val="center"/>
+          </w:tcPr>
+          <w:p>
+            <w:pPr>
+              <w:jc w:val="left"/>
+            </w:pPr>
+            <w:r/>
+            <w:r>
+              <w:rPr>
+                <w:rFonts w:ascii="Arial" w:hAnsi="Arial" w:eastAsia="맑은 고딕"/>
+                <w:b w:val="0"/>
+                <w:sz w:val="17"/>
+              </w:rPr>
+              <w:t>고객 문의 의도 분류 및 누락 필수 정보 추출</w:t>
+            </w:r>
+          </w:p>
+        </w:tc>
+        <w:tc>
+          <w:tcPr>
+            <w:tcW w:type="dxa" w:w="2556"/>
+            <w:vAlign w:val="center"/>
+          </w:tcPr>
+          <w:p>
+            <w:pPr>
+              <w:jc w:val="left"/>
+            </w:pPr>
+            <w:r/>
+            <w:r>
+              <w:rPr>
+                <w:rFonts w:ascii="Arial" w:hAnsi="Arial" w:eastAsia="맑은 고딕"/>
+                <w:b w:val="0"/>
+                <w:sz w:val="17"/>
+              </w:rPr>
+              <w:t>무역 문의는 수량, 제품 사진, 사양, 배송지, 불량 증빙 등이 빠진 경우가 많아 이후 답변의 정확도가 떨어질 수 있음</w:t>
+            </w:r>
+          </w:p>
+        </w:tc>
+        <w:tc>
+          <w:tcPr>
+            <w:tcW w:type="dxa" w:w="2556"/>
+            <w:vAlign w:val="center"/>
+          </w:tcPr>
+          <w:p>
+            <w:pPr>
+              <w:jc w:val="left"/>
+            </w:pPr>
+            <w:r/>
+            <w:r>
+              <w:rPr>
+                <w:rFonts w:ascii="Arial" w:hAnsi="Arial" w:eastAsia="맑은 고딕"/>
+                <w:b w:val="0"/>
+                <w:sz w:val="17"/>
+              </w:rPr>
+              <w:t>의도 라벨 및 필수 정보 체크리스트</w:t>
+            </w:r>
+          </w:p>
+        </w:tc>
+      </w:tr>
+      <w:tr>
+        <w:tc>
+          <w:tcPr>
+            <w:tcW w:type="dxa" w:w="2556"/>
+            <w:vAlign w:val="center"/>
+            <w:shd w:fill="EAF2F8"/>
+          </w:tcPr>
+          <w:p>
+            <w:pPr>
+              <w:jc w:val="left"/>
+            </w:pPr>
+            <w:r/>
+            <w:r>
+              <w:rPr>
+                <w:rFonts w:ascii="Arial" w:hAnsi="Arial" w:eastAsia="맑은 고딕"/>
+                <w:b w:val="0"/>
+                <w:sz w:val="17"/>
+              </w:rPr>
+              <w:t>Retrieval Agent</w:t>
+            </w:r>
+          </w:p>
+        </w:tc>
+        <w:tc>
+          <w:tcPr>
+            <w:tcW w:type="dxa" w:w="2556"/>
+            <w:vAlign w:val="center"/>
+            <w:shd w:fill="EAF2F8"/>
+          </w:tcPr>
+          <w:p>
+            <w:pPr>
+              <w:jc w:val="left"/>
+            </w:pPr>
+            <w:r/>
+            <w:r>
+              <w:rPr>
+                <w:rFonts w:ascii="Arial" w:hAnsi="Arial" w:eastAsia="맑은 고딕"/>
+                <w:b w:val="0"/>
+                <w:sz w:val="17"/>
+              </w:rPr>
+              <w:t>로컬 RAG 지식베이스에서 서비스/정책 문서 검색</w:t>
+            </w:r>
+          </w:p>
+        </w:tc>
+        <w:tc>
+          <w:tcPr>
+            <w:tcW w:type="dxa" w:w="2556"/>
+            <w:vAlign w:val="center"/>
+            <w:shd w:fill="EAF2F8"/>
+          </w:tcPr>
+          <w:p>
+            <w:pPr>
+              <w:jc w:val="left"/>
+            </w:pPr>
+            <w:r/>
+            <w:r>
+              <w:rPr>
+                <w:rFonts w:ascii="Arial" w:hAnsi="Arial" w:eastAsia="맑은 고딕"/>
+                <w:b w:val="0"/>
+                <w:sz w:val="17"/>
+              </w:rPr>
+              <w:t>단일 LLM은 윤항무역의 실제 서비스 범위가 아니라 일반 지식으로 답할 위험이 있음</w:t>
+            </w:r>
+          </w:p>
+        </w:tc>
+        <w:tc>
+          <w:tcPr>
+            <w:tcW w:type="dxa" w:w="2556"/>
+            <w:vAlign w:val="center"/>
+            <w:shd w:fill="EAF2F8"/>
+          </w:tcPr>
+          <w:p>
+            <w:pPr>
+              <w:jc w:val="left"/>
+            </w:pPr>
+            <w:r/>
+            <w:r>
+              <w:rPr>
+                <w:rFonts w:ascii="Arial" w:hAnsi="Arial" w:eastAsia="맑은 고딕"/>
+                <w:b w:val="0"/>
+                <w:sz w:val="17"/>
+              </w:rPr>
+              <w:t>관련 지식 문서 조각</w:t>
+            </w:r>
+          </w:p>
+        </w:tc>
+      </w:tr>
+      <w:tr>
+        <w:tc>
+          <w:tcPr>
+            <w:tcW w:type="dxa" w:w="2556"/>
+            <w:vAlign w:val="center"/>
+          </w:tcPr>
+          <w:p>
+            <w:pPr>
+              <w:jc w:val="left"/>
+            </w:pPr>
+            <w:r/>
+            <w:r>
+              <w:rPr>
+                <w:rFonts w:ascii="Arial" w:hAnsi="Arial" w:eastAsia="맑은 고딕"/>
+                <w:b w:val="0"/>
+                <w:sz w:val="17"/>
+              </w:rPr>
+              <w:t>Trade Specialist Agent</w:t>
+            </w:r>
+          </w:p>
+        </w:tc>
+        <w:tc>
+          <w:tcPr>
+            <w:tcW w:type="dxa" w:w="2556"/>
+            <w:vAlign w:val="center"/>
+          </w:tcPr>
+          <w:p>
+            <w:pPr>
+              <w:jc w:val="left"/>
+            </w:pPr>
+            <w:r/>
+            <w:r>
+              <w:rPr>
+                <w:rFonts w:ascii="Arial" w:hAnsi="Arial" w:eastAsia="맑은 고딕"/>
+                <w:b w:val="0"/>
+                <w:sz w:val="17"/>
+              </w:rPr>
+              <w:t>의도와 검색 문서를 바탕으로 고객 응대 답변 초안 작성</w:t>
+            </w:r>
+          </w:p>
+        </w:tc>
+        <w:tc>
+          <w:tcPr>
+            <w:tcW w:type="dxa" w:w="2556"/>
+            <w:vAlign w:val="center"/>
+          </w:tcPr>
+          <w:p>
+            <w:pPr>
+              <w:jc w:val="left"/>
+            </w:pPr>
+            <w:r/>
+            <w:r>
+              <w:rPr>
+                <w:rFonts w:ascii="Arial" w:hAnsi="Arial" w:eastAsia="맑은 고딕"/>
+                <w:b w:val="0"/>
+                <w:sz w:val="17"/>
+              </w:rPr>
+              <w:t>고객이 바로 다음 행동을 할 수 있도록 실무형 답변이 필요함</w:t>
+            </w:r>
+          </w:p>
+        </w:tc>
+        <w:tc>
+          <w:tcPr>
+            <w:tcW w:type="dxa" w:w="2556"/>
+            <w:vAlign w:val="center"/>
+          </w:tcPr>
+          <w:p>
+            <w:pPr>
+              <w:jc w:val="left"/>
+            </w:pPr>
+            <w:r/>
+            <w:r>
+              <w:rPr>
+                <w:rFonts w:ascii="Arial" w:hAnsi="Arial" w:eastAsia="맑은 고딕"/>
+                <w:b w:val="0"/>
+                <w:sz w:val="17"/>
+              </w:rPr>
+              <w:t>초기 고객 답변</w:t>
+            </w:r>
+          </w:p>
+        </w:tc>
+      </w:tr>
+      <w:tr>
+        <w:tc>
+          <w:tcPr>
+            <w:tcW w:type="dxa" w:w="2556"/>
+            <w:vAlign w:val="center"/>
+            <w:shd w:fill="EAF2F8"/>
+          </w:tcPr>
+          <w:p>
+            <w:pPr>
+              <w:jc w:val="left"/>
+            </w:pPr>
+            <w:r/>
+            <w:r>
+              <w:rPr>
+                <w:rFonts w:ascii="Arial" w:hAnsi="Arial" w:eastAsia="맑은 고딕"/>
+                <w:b w:val="0"/>
+                <w:sz w:val="17"/>
+              </w:rPr>
+              <w:t>Risk Agent</w:t>
+            </w:r>
+          </w:p>
+        </w:tc>
+        <w:tc>
+          <w:tcPr>
+            <w:tcW w:type="dxa" w:w="2556"/>
+            <w:vAlign w:val="center"/>
+            <w:shd w:fill="EAF2F8"/>
+          </w:tcPr>
+          <w:p>
+            <w:pPr>
+              <w:jc w:val="left"/>
+            </w:pPr>
+            <w:r/>
+            <w:r>
+              <w:rPr>
+                <w:rFonts w:ascii="Arial" w:hAnsi="Arial" w:eastAsia="맑은 고딕"/>
+                <w:b w:val="0"/>
+                <w:sz w:val="17"/>
+              </w:rPr>
+              <w:t>확정 표현 제거 및 확인 필요 문구 추가</w:t>
+            </w:r>
+          </w:p>
+        </w:tc>
+        <w:tc>
+          <w:tcPr>
+            <w:tcW w:type="dxa" w:w="2556"/>
+            <w:vAlign w:val="center"/>
+            <w:shd w:fill="EAF2F8"/>
+          </w:tcPr>
+          <w:p>
+            <w:pPr>
+              <w:jc w:val="left"/>
+            </w:pPr>
+            <w:r/>
+            <w:r>
+              <w:rPr>
+                <w:rFonts w:ascii="Arial" w:hAnsi="Arial" w:eastAsia="맑은 고딕"/>
+                <w:b w:val="0"/>
+                <w:sz w:val="17"/>
+              </w:rPr>
+              <w:t>단가, MOQ, 납기, 통관, 인증, 환불, 보상은 공급처/담당자 확인 전 확정할 수 없음</w:t>
+            </w:r>
+          </w:p>
+        </w:tc>
+        <w:tc>
+          <w:tcPr>
+            <w:tcW w:type="dxa" w:w="2556"/>
+            <w:vAlign w:val="center"/>
+            <w:shd w:fill="EAF2F8"/>
+          </w:tcPr>
+          <w:p>
+            <w:pPr>
+              <w:jc w:val="left"/>
+            </w:pPr>
+            <w:r/>
+            <w:r>
+              <w:rPr>
+                <w:rFonts w:ascii="Arial" w:hAnsi="Arial" w:eastAsia="맑은 고딕"/>
+                <w:b w:val="0"/>
+                <w:sz w:val="17"/>
+              </w:rPr>
+              <w:t>위험 표현이 완화된 답변</w:t>
+            </w:r>
+          </w:p>
+        </w:tc>
+      </w:tr>
+      <w:tr>
+        <w:tc>
+          <w:tcPr>
+            <w:tcW w:type="dxa" w:w="2556"/>
+            <w:vAlign w:val="center"/>
+          </w:tcPr>
+          <w:p>
+            <w:pPr>
+              <w:jc w:val="left"/>
+            </w:pPr>
+            <w:r/>
+            <w:r>
+              <w:rPr>
+                <w:rFonts w:ascii="Arial" w:hAnsi="Arial" w:eastAsia="맑은 고딕"/>
+                <w:b w:val="0"/>
+                <w:sz w:val="17"/>
+              </w:rPr>
+              <w:t>Critic Agent</w:t>
+            </w:r>
+          </w:p>
+        </w:tc>
+        <w:tc>
+          <w:tcPr>
+            <w:tcW w:type="dxa" w:w="2556"/>
+            <w:vAlign w:val="center"/>
+          </w:tcPr>
+          <w:p>
+            <w:pPr>
+              <w:jc w:val="left"/>
+            </w:pPr>
+            <w:r/>
+            <w:r>
+              <w:rPr>
+                <w:rFonts w:ascii="Arial" w:hAnsi="Arial" w:eastAsia="맑은 고딕"/>
+                <w:b w:val="0"/>
+                <w:sz w:val="17"/>
+              </w:rPr>
+              <w:t>답변의 완성도, 근거성, 다음 단계 명확성을 점검하고 필요 시 수정 지시</w:t>
+            </w:r>
+          </w:p>
+        </w:tc>
+        <w:tc>
+          <w:tcPr>
+            <w:tcW w:type="dxa" w:w="2556"/>
+            <w:vAlign w:val="center"/>
+          </w:tcPr>
+          <w:p>
+            <w:pPr>
+              <w:jc w:val="left"/>
+            </w:pPr>
+            <w:r/>
+            <w:r>
+              <w:rPr>
+                <w:rFonts w:ascii="Arial" w:hAnsi="Arial" w:eastAsia="맑은 고딕"/>
+                <w:b w:val="0"/>
+                <w:sz w:val="17"/>
+              </w:rPr>
+              <w:t>Reflection을 통해 필수 정보 누락과 정책 불일치를 최종 점검함</w:t>
+            </w:r>
+          </w:p>
+        </w:tc>
+        <w:tc>
+          <w:tcPr>
+            <w:tcW w:type="dxa" w:w="2556"/>
+            <w:vAlign w:val="center"/>
+          </w:tcPr>
+          <w:p>
+            <w:pPr>
+              <w:jc w:val="left"/>
+            </w:pPr>
+            <w:r/>
+            <w:r>
+              <w:rPr>
+                <w:rFonts w:ascii="Arial" w:hAnsi="Arial" w:eastAsia="맑은 고딕"/>
+                <w:b w:val="0"/>
+                <w:sz w:val="17"/>
+              </w:rPr>
+              <w:t>최종 검토 답변 및 품질 점수</w:t>
+            </w:r>
+          </w:p>
+        </w:tc>
+      </w:tr>
+    </w:tbl>
+    <w:p/>
+    <w:p>
+      <w:pPr>
+        <w:spacing w:after="120" w:line="259" w:lineRule="auto"/>
+      </w:pPr>
+      <w:r>
+        <w:rPr>
+          <w:rFonts w:ascii="Arial" w:hAnsi="Arial" w:eastAsia="맑은 고딕"/>
+          <w:b w:val="0"/>
+          <w:sz w:val="20"/>
+        </w:rPr>
+        <w:t>이 5-Agent 구조가 필요한 이유는 실패 유형마다 필요한 통제 방식이 다르기 때문이다. Intake 실패는 필수 정보 누락으로 이어지고, Retrieval 실패는 회사 서비스 범위와 맞지 않는 답변을 만들 수 있다. Drafting 실패는 고객이 실행하기 어려운 답변을 만들며, Risk 실패는 가격, 납기, 통관, 인증, 환불, 보상에 대한 과도한 약속으로 이어질 수 있다. Critic/Reflection 실패는 이러한 문제를 최종적으로 걸러내지 못하게 한다. 따라서 역할을 분리한 구조는 단일 LLM 호출보다 투명하고, 어느 구성요소가 성능 향상에 기여하는지도 설명하기 쉽다.</w:t>
       </w:r>
     </w:p>
     <w:p>
@@ -16,15 +723,336 @@
         <w:pStyle w:val="Heading2"/>
       </w:pPr>
       <w:r>
-        <w:t>초록</w:t>
+        <w:t>RAG 지식 베이스 출처</w:t>
       </w:r>
     </w:p>
     <w:p>
       <w:pPr>
-        <w:spacing w:after="120" w:line="269" w:lineRule="auto"/>
+        <w:spacing w:after="120" w:line="259" w:lineRule="auto"/>
       </w:pPr>
       <w:r>
-        <w:t>안전한 중한 B2B 무역 상담에서는 정확한 문의 접수, 도메인 지식에 근거한 안내, 그리고 신중한 리스크 처리가 필요하다. 고객은 OEM 생산, 구매대행, 중국 시장조사, 불량 클레임, 물류, 통관, 라벨링, 인증과 관련하여 불완전한 질문을 하는 경우가 많다. 단일 대규모 언어모델(LLM)의 응답은 필요한 정보를 빠뜨리거나, 공급처 확인, 통관, 보상 가능성에 대해 과도하게 확정적인 답변을 생성할 수 있다. 본 연구는 검색 증강 생성(RAG)과 Reflection을 결합한 Multi-Agent 고객 지원 아키텍처인 TradeCare-Agent를 제안한다. 본 시스템은 문의 분류, 지식 검색, 무역 전문 답변 생성, 리스크 검토, Critic 기반 자기수정 단계를 분리한다. 또한 본 시스템을 실행 가능한 FastAPI 웹앱으로 구현하고, 중한 B2B 무역 지원을 위해 구축한 30개 케이스 벤치마크로 평가한다. 실험에서는 단일 호출 baseline과 RAG-only baseline을 비교하며, 정성 평가와 데모 준비를 위해 실제 고객 문의에 가까운 20개 사례도 함께 구성하였다.</w:t>
+        <w:rPr>
+          <w:rFonts w:ascii="Arial" w:hAnsi="Arial" w:eastAsia="맑은 고딕"/>
+          <w:b w:val="0"/>
+          <w:sz w:val="20"/>
+        </w:rPr>
+        <w:t>RAG 지식 베이스는 data/knowledge_base/*.md에 로컬 Markdown 파일로 저장된다. 여기에는 회사 소개, OEM/ODM 서비스 안내, 구매대행 안내, 이우시장 및 중국 시장조사 안내, 불량 클레임 절차, 물류/통관 안내, 견적 필수 정보, FAQ가 포함된다. 이 문서들은 프로젝트 개발 과정에서 윤항무역의 서비스 범위, 홈페이지에 공개 가능한 서비스 정보, 운영자가 제공한 고객 상담 규칙을 바탕으로 수동 정리하였다.</w:t>
+      </w:r>
+    </w:p>
+    <w:p>
+      <w:pPr>
+        <w:spacing w:after="120" w:line="259" w:lineRule="auto"/>
+      </w:pPr>
+      <w:r>
+        <w:rPr>
+          <w:rFonts w:ascii="Arial" w:hAnsi="Arial" w:eastAsia="맑은 고딕"/>
+          <w:b w:val="0"/>
+          <w:sz w:val="20"/>
+        </w:rPr>
+        <w:t>이 출처 설계는 아키텍처의 정당성을 설명하는 데 중요하다. 단일 LLM 응답은 일반적인 사전지식에 의존하여 회사별 제약을 놓칠 수 있다. 반면 Retrieval Agent는 필수 OEM 정보, 공급처 확인 필요성, 불량 증빙 요구사항, 통관/인증 불확실성 등 문서화된 서비스 규칙에 답변을 근거시킨다. 이후 Risk Agent와 Critic Agent는 생성된 답변이 검색된 제약을 따르는지 다시 점검한다.</w:t>
+      </w:r>
+    </w:p>
+    <w:p>
+      <w:pPr>
+        <w:pStyle w:val="Heading1"/>
+      </w:pPr>
+      <w:r>
+        <w:t>5. 시스템 구현</w:t>
+      </w:r>
+    </w:p>
+    <w:p>
+      <w:pPr>
+        <w:spacing w:after="120" w:line="259" w:lineRule="auto"/>
+      </w:pPr>
+      <w:r>
+        <w:rPr>
+          <w:rFonts w:ascii="Arial" w:hAnsi="Arial" w:eastAsia="맑은 고딕"/>
+          <w:b w:val="0"/>
+          <w:sz w:val="20"/>
+        </w:rPr>
+        <w:t>TradeCare-Agent는 아키텍처가 개념적 설계에 그치지 않고 실제로 실행 가능함을 보이기 위해 로컬 웹 애플리케이션으로 구현하였다. 백엔드는 Python FastAPI와 Uvicorn ASGI 서버를 사용한다. 루트 엔드포인트 /는 고객센터 사용자 인터페이스를 제공하고, /api/chat은 Multi-Agent workflow를 실행한다. /health 엔드포인트는 배포 및 상태 점검을 위해 제공된다.</w:t>
+      </w:r>
+    </w:p>
+    <w:p>
+      <w:pPr>
+        <w:spacing w:after="120" w:line="259" w:lineRule="auto"/>
+      </w:pPr>
+      <w:r>
+        <w:rPr>
+          <w:rFonts w:ascii="Arial" w:hAnsi="Arial" w:eastAsia="맑은 고딕"/>
+          <w:b w:val="0"/>
+          <w:sz w:val="20"/>
+        </w:rPr>
+        <w:t>프론트엔드는 정적 HTML, CSS, JavaScript로 구현하였다. 인터페이스는 고객 채팅, 생성된 AI 응답, 탐지된 의도, Critic 점수, 필수 및 누락 정보, 선택적 RAG/Reflection trace를 보여준다. 이러한 레이아웃은 발표자나 운영자가 최종 답변만 보는 것이 아니라, Agent가 특정 답변을 생성한 이유를 함께 확인할 수 있게 한다.</w:t>
+      </w:r>
+    </w:p>
+    <w:p>
+      <w:pPr>
+        <w:spacing w:after="120" w:line="259" w:lineRule="auto"/>
+      </w:pPr>
+      <w:r>
+        <w:rPr>
+          <w:rFonts w:ascii="Arial" w:hAnsi="Arial" w:eastAsia="맑은 고딕"/>
+          <w:b w:val="0"/>
+          <w:sz w:val="20"/>
+        </w:rPr>
+        <w:t>앱은 재현 가능한 데모를 위해 외부 API 키 없이도 deterministic fallback logic으로 실행될 수 있다. OPENAI_API_KEY가 제공되는 경우 OpenAI-compatible model 설정을 선택적으로 사용할 수 있으며, 기본 모델명은 gpt-4.1-mini이다. 현재 제출용 정량 평가는 재현성을 위해 deterministic local script를 사용한다.</w:t>
+      </w:r>
+    </w:p>
+    <w:p>
+      <w:pPr>
+        <w:spacing w:after="120" w:line="259" w:lineRule="auto"/>
+      </w:pPr>
+      <w:r>
+        <w:rPr>
+          <w:rFonts w:ascii="Arial" w:hAnsi="Arial" w:eastAsia="맑은 고딕"/>
+          <w:b w:val="0"/>
+          <w:sz w:val="20"/>
+        </w:rPr>
+        <w:t>향후 실제 홈페이지 배포 시에는 앱을 trade-yh.com에 위젯 또는 iframe 방식으로 연결할 수 있으며, API는 예를 들어 https://api.trade-yh.com/api/chat처럼 별도로 호스팅할 수 있다. 현재 저장소에는 앱 코드, 정적 프론트엔드 파일, 프롬프트, 로컬 RAG 문서, 평가 스크립트, 발표자료, 배포 안내가 포함되어 있다.</w:t>
+      </w:r>
+    </w:p>
+    <w:p>
+      <w:pPr>
+        <w:pStyle w:val="Heading1"/>
+      </w:pPr>
+      <w:r>
+        <w:t>6. 실험</w:t>
+      </w:r>
+    </w:p>
+    <w:p>
+      <w:pPr>
+        <w:spacing w:after="120" w:line="259" w:lineRule="auto"/>
+      </w:pPr>
+      <w:r>
+        <w:rPr>
+          <w:rFonts w:ascii="Arial" w:hAnsi="Arial" w:eastAsia="맑은 고딕"/>
+          <w:b w:val="0"/>
+          <w:sz w:val="20"/>
+        </w:rPr>
+        <w:t>본 연구는 30개 케이스 벤치마크를 구축하였다. 구성은 OEM/ODM 6개, 구매대행 6개, 시장조사 5개, 불량 클레임 5개, 물류/통관 5개, 일반 또는 범위 외 문의 3개이다.</w:t>
+      </w:r>
+    </w:p>
+    <w:p>
+      <w:pPr>
+        <w:spacing w:after="120" w:line="259" w:lineRule="auto"/>
+      </w:pPr>
+      <w:r>
+        <w:rPr>
+          <w:rFonts w:ascii="Arial" w:hAnsi="Arial" w:eastAsia="맑은 고딕"/>
+          <w:b w:val="0"/>
+          <w:sz w:val="20"/>
+        </w:rPr>
+        <w:t>모든 시스템은 동일한 데이터셋인 data/eval_cases/trade_support_30_cases.jsonl에서 평가되며, 동일한 평가 스크립트인 experiments/evaluate.py를 사용한다.</w:t>
+      </w:r>
+    </w:p>
+    <w:p>
+      <w:pPr>
+        <w:spacing w:after="120" w:line="259" w:lineRule="auto"/>
+      </w:pPr>
+      <w:r>
+        <w:rPr>
+          <w:rFonts w:ascii="Arial" w:hAnsi="Arial" w:eastAsia="맑은 고딕"/>
+          <w:b w:val="0"/>
+          <w:sz w:val="20"/>
+        </w:rPr>
+        <w:t>Baseline은 다음과 같다.</w:t>
+      </w:r>
+    </w:p>
+    <w:p>
+      <w:pPr>
+        <w:pStyle w:val="ListBullet"/>
+      </w:pPr>
+      <w:r>
+        <w:rPr>
+          <w:rFonts w:ascii="Arial" w:hAnsi="Arial" w:eastAsia="맑은 고딕"/>
+          <w:sz w:val="20"/>
+        </w:rPr>
+        <w:t>Baseline LLM: 검색이나 Reflection 없이 직접 단일 응답을 생성하는 baseline</w:t>
+      </w:r>
+    </w:p>
+    <w:p>
+      <w:pPr>
+        <w:pStyle w:val="ListBullet"/>
+      </w:pPr>
+      <w:r>
+        <w:rPr>
+          <w:rFonts w:ascii="Arial" w:hAnsi="Arial" w:eastAsia="맑은 고딕"/>
+          <w:sz w:val="20"/>
+        </w:rPr>
+        <w:t>Baseline RAG: 의도 분류와 검색은 수행하지만, 역할이 분리된 Risk Agent 또는 Critic loop가 없는 baseline</w:t>
+      </w:r>
+    </w:p>
+    <w:p>
+      <w:pPr>
+        <w:pStyle w:val="ListBullet"/>
+      </w:pPr>
+      <w:r>
+        <w:rPr>
+          <w:rFonts w:ascii="Arial" w:hAnsi="Arial" w:eastAsia="맑은 고딕"/>
+          <w:sz w:val="20"/>
+        </w:rPr>
+        <w:t>Proposed: Multi-Agent + RAG + Reflection</w:t>
+      </w:r>
+    </w:p>
+    <w:p>
+      <w:pPr>
+        <w:spacing w:after="120" w:line="259" w:lineRule="auto"/>
+      </w:pPr>
+      <w:r>
+        <w:rPr>
+          <w:rFonts w:ascii="Arial" w:hAnsi="Arial" w:eastAsia="맑은 고딕"/>
+          <w:b w:val="0"/>
+          <w:sz w:val="20"/>
+        </w:rPr>
+        <w:t>재현성을 위해 제출된 정량 결과는 외부 GPT 또는 Claude API 호출이 아니라 deterministic local script로 생성하였다. 앱 구현은 선택적으로 OpenAI-compatible model 설정을 지원하며, OPENAI_API_KEY가 제공되는 경우 기본 모델은 gpt-4.1-mini이다. 본 보고된 실험에서는 Claude를 사용하지 않았다.</w:t>
+      </w:r>
+    </w:p>
+    <w:p>
+      <w:pPr>
+        <w:spacing w:after="120" w:line="259" w:lineRule="auto"/>
+      </w:pPr>
+      <w:r>
+        <w:rPr>
+          <w:rFonts w:ascii="Arial" w:hAnsi="Arial" w:eastAsia="맑은 고딕"/>
+          <w:b w:val="0"/>
+          <w:sz w:val="20"/>
+        </w:rPr>
+        <w:t>평가 지표는 다음과 같다.</w:t>
+      </w:r>
+    </w:p>
+    <w:p>
+      <w:pPr>
+        <w:pStyle w:val="ListBullet"/>
+      </w:pPr>
+      <w:r>
+        <w:rPr>
+          <w:rFonts w:ascii="Arial" w:hAnsi="Arial" w:eastAsia="맑은 고딕"/>
+          <w:sz w:val="20"/>
+        </w:rPr>
+        <w:t>Intent accuracy</w:t>
+      </w:r>
+    </w:p>
+    <w:p>
+      <w:pPr>
+        <w:pStyle w:val="ListBullet"/>
+      </w:pPr>
+      <w:r>
+        <w:rPr>
+          <w:rFonts w:ascii="Arial" w:hAnsi="Arial" w:eastAsia="맑은 고딕"/>
+          <w:sz w:val="20"/>
+        </w:rPr>
+        <w:t>Groundedness proxy</w:t>
+      </w:r>
+    </w:p>
+    <w:p>
+      <w:pPr>
+        <w:pStyle w:val="ListBullet"/>
+      </w:pPr>
+      <w:r>
+        <w:rPr>
+          <w:rFonts w:ascii="Arial" w:hAnsi="Arial" w:eastAsia="맑은 고딕"/>
+          <w:sz w:val="20"/>
+        </w:rPr>
+        <w:t>Required-information coverage</w:t>
+      </w:r>
+    </w:p>
+    <w:p>
+      <w:pPr>
+        <w:pStyle w:val="ListBullet"/>
+      </w:pPr>
+      <w:r>
+        <w:rPr>
+          <w:rFonts w:ascii="Arial" w:hAnsi="Arial" w:eastAsia="맑은 고딕"/>
+          <w:sz w:val="20"/>
+        </w:rPr>
+        <w:t>Overpromise rate</w:t>
+      </w:r>
+    </w:p>
+    <w:p>
+      <w:pPr>
+        <w:pStyle w:val="ListBullet"/>
+      </w:pPr>
+      <w:r>
+        <w:rPr>
+          <w:rFonts w:ascii="Arial" w:hAnsi="Arial" w:eastAsia="맑은 고딕"/>
+          <w:sz w:val="20"/>
+        </w:rPr>
+        <w:t>Human-review signal</w:t>
+      </w:r>
+    </w:p>
+    <w:p>
+      <w:pPr>
+        <w:pStyle w:val="ListBullet"/>
+      </w:pPr>
+      <w:r>
+        <w:rPr>
+          <w:rFonts w:ascii="Arial" w:hAnsi="Arial" w:eastAsia="맑은 고딕"/>
+          <w:sz w:val="20"/>
+        </w:rPr>
+        <w:t>Average latency</w:t>
+      </w:r>
+    </w:p>
+    <w:p>
+      <w:pPr>
+        <w:spacing w:after="120" w:line="259" w:lineRule="auto"/>
+      </w:pPr>
+      <w:r>
+        <w:rPr>
+          <w:rFonts w:ascii="Arial" w:hAnsi="Arial" w:eastAsia="맑은 고딕"/>
+          <w:b w:val="0"/>
+          <w:sz w:val="20"/>
+        </w:rPr>
+        <w:t>주요 보고 점수는 required-information coverage이다. 각 벤치마크 케이스마다 제품 사진, 수량, 사양, 검수 증빙, 배송지, 통관/인증 맥락 등 필수 키워드 또는 정보 항목을 정의한다. 이 지표는 답변에 포함된 필수 항목의 비율을 계산한 뒤 30개 케이스에 대해 평균을 낸다.</w:t>
+      </w:r>
+    </w:p>
+    <w:p>
+      <w:pPr>
+        <w:spacing w:after="120" w:line="259" w:lineRule="auto"/>
+      </w:pPr>
+      <w:r>
+        <w:rPr>
+          <w:rFonts w:ascii="Arial" w:hAnsi="Arial" w:eastAsia="맑은 고딕"/>
+          <w:b w:val="0"/>
+          <w:sz w:val="20"/>
+        </w:rPr>
+        <w:t>결과는 다음과 같다.</w:t>
+      </w:r>
+    </w:p>
+    <w:p>
+      <w:pPr>
+        <w:pStyle w:val="ListBullet"/>
+      </w:pPr>
+      <w:r>
+        <w:rPr>
+          <w:rFonts w:ascii="Arial" w:hAnsi="Arial" w:eastAsia="맑은 고딕"/>
+          <w:sz w:val="20"/>
+        </w:rPr>
+        <w:t>Baseline LLM: required-information coverage 0.139</w:t>
+      </w:r>
+    </w:p>
+    <w:p>
+      <w:pPr>
+        <w:pStyle w:val="ListBullet"/>
+      </w:pPr>
+      <w:r>
+        <w:rPr>
+          <w:rFonts w:ascii="Arial" w:hAnsi="Arial" w:eastAsia="맑은 고딕"/>
+          <w:sz w:val="20"/>
+        </w:rPr>
+        <w:t>Baseline RAG: required-information coverage 0.678</w:t>
+      </w:r>
+    </w:p>
+    <w:p>
+      <w:pPr>
+        <w:pStyle w:val="ListBullet"/>
+      </w:pPr>
+      <w:r>
+        <w:rPr>
+          <w:rFonts w:ascii="Arial" w:hAnsi="Arial" w:eastAsia="맑은 고딕"/>
+          <w:sz w:val="20"/>
+        </w:rPr>
+        <w:t>Proposed Multi-Agent + RAG + Reflection: required-information coverage 0.967</w:t>
       </w:r>
     </w:p>
     <w:p>
@@ -32,23 +1060,1166 @@
         <w:pStyle w:val="Heading2"/>
       </w:pPr>
       <w:r>
-        <w:t>1. 서론</w:t>
+        <w:t>아키텍처별 성능 비교</w:t>
       </w:r>
     </w:p>
     <w:p>
       <w:pPr>
-        <w:spacing w:after="120" w:line="269" w:lineRule="auto"/>
+        <w:spacing w:after="120" w:line="259" w:lineRule="auto"/>
       </w:pPr>
       <w:r>
-        <w:t>B2B 무역대행 고객은 실무적으로 바로 활용할 수 있는 답변을 필요로 하지만, 초기 문의는 정보가 부족한 경우가 많다. 예를 들어 OEM 문의에서는 수량, 도면, 로고 파일, 납기 일정이 누락될 수 있다. 불량 클레임 문의에서는 증빙 자료, 불량률, 검수 이력, 거래 기록이 빠질 수 있다. 통관 문의에서는 제품 카테고리, 소재, HS Code, 인증 관련 정보가 필요할 수 있다.</w:t>
+        <w:rPr>
+          <w:rFonts w:ascii="Arial" w:hAnsi="Arial" w:eastAsia="맑은 고딕"/>
+          <w:b w:val="0"/>
+          <w:sz w:val="20"/>
+        </w:rPr>
+        <w:t>아래 표는 동일한 30개 중한 B2B 고객 상담 벤치마크에서 세 가지 시스템을 비교한 결과이다. Baseline LLM은 검색이나 Reflection 없이 단일 답변을 생성한다. RAG-only Baseline은 동일한 로컬 지식베이스를 사용하지만 Risk Agent와 Critic Agent를 제거한다. TradeCare-Agent는 전체 5-Agent 구조를 사용한다.</w:t>
       </w:r>
     </w:p>
     <w:p>
       <w:pPr>
-        <w:spacing w:after="120" w:line="269" w:lineRule="auto"/>
+        <w:spacing w:after="120" w:line="259" w:lineRule="auto"/>
       </w:pPr>
       <w:r>
-        <w:t>본 프로젝트는 중한 무역대행 고객센터를 대상으로 한다. 목표는 사람 무역 담당자를 대체하는 것이 아니라, 필요한 정보를 수집하고, 근거 있는 절차 안내를 제공하며, 안전하지 않거나 환각에 기반한 응답을 줄이는 것이다.</w:t>
+        <w:rPr>
+          <w:rFonts w:ascii="Arial" w:hAnsi="Arial" w:eastAsia="맑은 고딕"/>
+          <w:b/>
+          <w:color w:val="1F4E79"/>
+          <w:sz w:val="20"/>
+        </w:rPr>
+        <w:t>표 4. 시스템별 주요 성능 비교</w:t>
+      </w:r>
+    </w:p>
+    <w:tbl>
+      <w:tblPr>
+        <w:tblStyle w:val="TableGrid"/>
+        <w:tblW w:type="auto" w:w="0"/>
+        <w:jc w:val="center"/>
+        <w:tblLook w:firstColumn="1" w:firstRow="1" w:lastColumn="0" w:lastRow="0" w:noHBand="0" w:noVBand="1" w:val="04A0"/>
+        <w:tblBorders>
+          <w:top w:val="single" w:sz="6" w:space="0" w:color="808080"/>
+          <w:left w:val="single" w:sz="6" w:space="0" w:color="808080"/>
+          <w:bottom w:val="single" w:sz="6" w:space="0" w:color="808080"/>
+          <w:right w:val="single" w:sz="6" w:space="0" w:color="808080"/>
+          <w:insideH w:val="single" w:sz="6" w:space="0" w:color="808080"/>
+          <w:insideV w:val="single" w:sz="6" w:space="0" w:color="808080"/>
+        </w:tblBorders>
+      </w:tblPr>
+      <w:tblGrid>
+        <w:gridCol w:w="1278"/>
+        <w:gridCol w:w="1278"/>
+        <w:gridCol w:w="1278"/>
+        <w:gridCol w:w="1278"/>
+        <w:gridCol w:w="1278"/>
+        <w:gridCol w:w="1278"/>
+        <w:gridCol w:w="1278"/>
+        <w:gridCol w:w="1278"/>
+      </w:tblGrid>
+      <w:tr>
+        <w:tc>
+          <w:tcPr>
+            <w:tcW w:type="dxa" w:w="1278"/>
+            <w:vAlign w:val="center"/>
+            <w:shd w:fill="1F4E79"/>
+          </w:tcPr>
+          <w:p>
+            <w:pPr>
+              <w:jc w:val="center"/>
+            </w:pPr>
+            <w:r/>
+            <w:r>
+              <w:rPr>
+                <w:rFonts w:ascii="Arial" w:hAnsi="Arial" w:eastAsia="맑은 고딕"/>
+                <w:b/>
+                <w:color w:val="FFFFFF"/>
+                <w:sz w:val="17"/>
+              </w:rPr>
+              <w:t>시스템</w:t>
+            </w:r>
+          </w:p>
+        </w:tc>
+        <w:tc>
+          <w:tcPr>
+            <w:tcW w:type="dxa" w:w="1278"/>
+            <w:vAlign w:val="center"/>
+            <w:shd w:fill="1F4E79"/>
+          </w:tcPr>
+          <w:p>
+            <w:pPr>
+              <w:jc w:val="center"/>
+            </w:pPr>
+            <w:r/>
+            <w:r>
+              <w:rPr>
+                <w:rFonts w:ascii="Arial" w:hAnsi="Arial" w:eastAsia="맑은 고딕"/>
+                <w:b/>
+                <w:color w:val="FFFFFF"/>
+                <w:sz w:val="17"/>
+              </w:rPr>
+              <w:t>아키텍처</w:t>
+            </w:r>
+          </w:p>
+        </w:tc>
+        <w:tc>
+          <w:tcPr>
+            <w:tcW w:type="dxa" w:w="1278"/>
+            <w:vAlign w:val="center"/>
+            <w:shd w:fill="1F4E79"/>
+          </w:tcPr>
+          <w:p>
+            <w:pPr>
+              <w:jc w:val="center"/>
+            </w:pPr>
+            <w:r/>
+            <w:r>
+              <w:rPr>
+                <w:rFonts w:ascii="Arial" w:hAnsi="Arial" w:eastAsia="맑은 고딕"/>
+                <w:b/>
+                <w:color w:val="FFFFFF"/>
+                <w:sz w:val="17"/>
+              </w:rPr>
+              <w:t>평가 데이터셋</w:t>
+            </w:r>
+          </w:p>
+        </w:tc>
+        <w:tc>
+          <w:tcPr>
+            <w:tcW w:type="dxa" w:w="1278"/>
+            <w:vAlign w:val="center"/>
+            <w:shd w:fill="1F4E79"/>
+          </w:tcPr>
+          <w:p>
+            <w:pPr>
+              <w:jc w:val="center"/>
+            </w:pPr>
+            <w:r/>
+            <w:r>
+              <w:rPr>
+                <w:rFonts w:ascii="Arial" w:hAnsi="Arial" w:eastAsia="맑은 고딕"/>
+                <w:b/>
+                <w:color w:val="FFFFFF"/>
+                <w:sz w:val="17"/>
+              </w:rPr>
+              <w:t>Intent Accuracy</w:t>
+            </w:r>
+          </w:p>
+        </w:tc>
+        <w:tc>
+          <w:tcPr>
+            <w:tcW w:type="dxa" w:w="1278"/>
+            <w:vAlign w:val="center"/>
+            <w:shd w:fill="1F4E79"/>
+          </w:tcPr>
+          <w:p>
+            <w:pPr>
+              <w:jc w:val="center"/>
+            </w:pPr>
+            <w:r/>
+            <w:r>
+              <w:rPr>
+                <w:rFonts w:ascii="Arial" w:hAnsi="Arial" w:eastAsia="맑은 고딕"/>
+                <w:b/>
+                <w:color w:val="FFFFFF"/>
+                <w:sz w:val="17"/>
+              </w:rPr>
+              <w:t>Grounding Proxy</w:t>
+            </w:r>
+          </w:p>
+        </w:tc>
+        <w:tc>
+          <w:tcPr>
+            <w:tcW w:type="dxa" w:w="1278"/>
+            <w:vAlign w:val="center"/>
+            <w:shd w:fill="1F4E79"/>
+          </w:tcPr>
+          <w:p>
+            <w:pPr>
+              <w:jc w:val="center"/>
+            </w:pPr>
+            <w:r/>
+            <w:r>
+              <w:rPr>
+                <w:rFonts w:ascii="Arial" w:hAnsi="Arial" w:eastAsia="맑은 고딕"/>
+                <w:b/>
+                <w:color w:val="FFFFFF"/>
+                <w:sz w:val="17"/>
+              </w:rPr>
+              <w:t>Required-Info Coverage</w:t>
+            </w:r>
+          </w:p>
+        </w:tc>
+        <w:tc>
+          <w:tcPr>
+            <w:tcW w:type="dxa" w:w="1278"/>
+            <w:vAlign w:val="center"/>
+            <w:shd w:fill="1F4E79"/>
+          </w:tcPr>
+          <w:p>
+            <w:pPr>
+              <w:jc w:val="center"/>
+            </w:pPr>
+            <w:r/>
+            <w:r>
+              <w:rPr>
+                <w:rFonts w:ascii="Arial" w:hAnsi="Arial" w:eastAsia="맑은 고딕"/>
+                <w:b/>
+                <w:color w:val="FFFFFF"/>
+                <w:sz w:val="17"/>
+              </w:rPr>
+              <w:t>Overpromise Rate</w:t>
+            </w:r>
+          </w:p>
+        </w:tc>
+        <w:tc>
+          <w:tcPr>
+            <w:tcW w:type="dxa" w:w="1278"/>
+            <w:vAlign w:val="center"/>
+            <w:shd w:fill="1F4E79"/>
+          </w:tcPr>
+          <w:p>
+            <w:pPr>
+              <w:jc w:val="center"/>
+            </w:pPr>
+            <w:r/>
+            <w:r>
+              <w:rPr>
+                <w:rFonts w:ascii="Arial" w:hAnsi="Arial" w:eastAsia="맑은 고딕"/>
+                <w:b/>
+                <w:color w:val="FFFFFF"/>
+                <w:sz w:val="17"/>
+              </w:rPr>
+              <w:t>Human-Review Signal</w:t>
+            </w:r>
+          </w:p>
+        </w:tc>
+      </w:tr>
+      <w:tr>
+        <w:tc>
+          <w:tcPr>
+            <w:tcW w:type="dxa" w:w="1278"/>
+            <w:vAlign w:val="center"/>
+          </w:tcPr>
+          <w:p>
+            <w:pPr>
+              <w:jc w:val="left"/>
+            </w:pPr>
+            <w:r/>
+            <w:r>
+              <w:rPr>
+                <w:rFonts w:ascii="Arial" w:hAnsi="Arial" w:eastAsia="맑은 고딕"/>
+                <w:b w:val="0"/>
+                <w:sz w:val="17"/>
+              </w:rPr>
+              <w:t>Baseline LLM</w:t>
+            </w:r>
+          </w:p>
+        </w:tc>
+        <w:tc>
+          <w:tcPr>
+            <w:tcW w:type="dxa" w:w="1278"/>
+            <w:vAlign w:val="center"/>
+          </w:tcPr>
+          <w:p>
+            <w:pPr>
+              <w:jc w:val="left"/>
+            </w:pPr>
+            <w:r/>
+            <w:r>
+              <w:rPr>
+                <w:rFonts w:ascii="Arial" w:hAnsi="Arial" w:eastAsia="맑은 고딕"/>
+                <w:b w:val="0"/>
+                <w:sz w:val="17"/>
+              </w:rPr>
+              <w:t>검색/Reflection 없는 단일 LLM 답변</w:t>
+            </w:r>
+          </w:p>
+        </w:tc>
+        <w:tc>
+          <w:tcPr>
+            <w:tcW w:type="dxa" w:w="1278"/>
+            <w:vAlign w:val="center"/>
+          </w:tcPr>
+          <w:p>
+            <w:pPr>
+              <w:jc w:val="left"/>
+            </w:pPr>
+            <w:r/>
+            <w:r>
+              <w:rPr>
+                <w:rFonts w:ascii="Arial" w:hAnsi="Arial" w:eastAsia="맑은 고딕"/>
+                <w:b w:val="0"/>
+                <w:sz w:val="17"/>
+              </w:rPr>
+              <w:t>동일 30개 사례</w:t>
+            </w:r>
+          </w:p>
+        </w:tc>
+        <w:tc>
+          <w:tcPr>
+            <w:tcW w:type="dxa" w:w="1278"/>
+            <w:vAlign w:val="center"/>
+          </w:tcPr>
+          <w:p>
+            <w:pPr>
+              <w:jc w:val="left"/>
+            </w:pPr>
+            <w:r/>
+            <w:r>
+              <w:rPr>
+                <w:rFonts w:ascii="Arial" w:hAnsi="Arial" w:eastAsia="맑은 고딕"/>
+                <w:b w:val="0"/>
+                <w:sz w:val="17"/>
+              </w:rPr>
+              <w:t>0.100</w:t>
+            </w:r>
+          </w:p>
+        </w:tc>
+        <w:tc>
+          <w:tcPr>
+            <w:tcW w:type="dxa" w:w="1278"/>
+            <w:vAlign w:val="center"/>
+          </w:tcPr>
+          <w:p>
+            <w:pPr>
+              <w:jc w:val="left"/>
+            </w:pPr>
+            <w:r/>
+            <w:r>
+              <w:rPr>
+                <w:rFonts w:ascii="Arial" w:hAnsi="Arial" w:eastAsia="맑은 고딕"/>
+                <w:b w:val="0"/>
+                <w:sz w:val="17"/>
+              </w:rPr>
+              <w:t>0.000</w:t>
+            </w:r>
+          </w:p>
+        </w:tc>
+        <w:tc>
+          <w:tcPr>
+            <w:tcW w:type="dxa" w:w="1278"/>
+            <w:vAlign w:val="center"/>
+          </w:tcPr>
+          <w:p>
+            <w:pPr>
+              <w:jc w:val="left"/>
+            </w:pPr>
+            <w:r/>
+            <w:r>
+              <w:rPr>
+                <w:rFonts w:ascii="Arial" w:hAnsi="Arial" w:eastAsia="맑은 고딕"/>
+                <w:b w:val="0"/>
+                <w:sz w:val="17"/>
+              </w:rPr>
+              <w:t>0.139</w:t>
+            </w:r>
+          </w:p>
+        </w:tc>
+        <w:tc>
+          <w:tcPr>
+            <w:tcW w:type="dxa" w:w="1278"/>
+            <w:vAlign w:val="center"/>
+          </w:tcPr>
+          <w:p>
+            <w:pPr>
+              <w:jc w:val="left"/>
+            </w:pPr>
+            <w:r/>
+            <w:r>
+              <w:rPr>
+                <w:rFonts w:ascii="Arial" w:hAnsi="Arial" w:eastAsia="맑은 고딕"/>
+                <w:b w:val="0"/>
+                <w:sz w:val="17"/>
+              </w:rPr>
+              <w:t>0.000</w:t>
+            </w:r>
+          </w:p>
+        </w:tc>
+        <w:tc>
+          <w:tcPr>
+            <w:tcW w:type="dxa" w:w="1278"/>
+            <w:vAlign w:val="center"/>
+          </w:tcPr>
+          <w:p>
+            <w:pPr>
+              <w:jc w:val="left"/>
+            </w:pPr>
+            <w:r/>
+            <w:r>
+              <w:rPr>
+                <w:rFonts w:ascii="Arial" w:hAnsi="Arial" w:eastAsia="맑은 고딕"/>
+                <w:b w:val="0"/>
+                <w:sz w:val="17"/>
+              </w:rPr>
+              <w:t>1.000</w:t>
+            </w:r>
+          </w:p>
+        </w:tc>
+      </w:tr>
+      <w:tr>
+        <w:tc>
+          <w:tcPr>
+            <w:tcW w:type="dxa" w:w="1278"/>
+            <w:vAlign w:val="center"/>
+            <w:shd w:fill="EAF2F8"/>
+          </w:tcPr>
+          <w:p>
+            <w:pPr>
+              <w:jc w:val="left"/>
+            </w:pPr>
+            <w:r/>
+            <w:r>
+              <w:rPr>
+                <w:rFonts w:ascii="Arial" w:hAnsi="Arial" w:eastAsia="맑은 고딕"/>
+                <w:b w:val="0"/>
+                <w:sz w:val="17"/>
+              </w:rPr>
+              <w:t>RAG-only Baseline</w:t>
+            </w:r>
+          </w:p>
+        </w:tc>
+        <w:tc>
+          <w:tcPr>
+            <w:tcW w:type="dxa" w:w="1278"/>
+            <w:vAlign w:val="center"/>
+            <w:shd w:fill="EAF2F8"/>
+          </w:tcPr>
+          <w:p>
+            <w:pPr>
+              <w:jc w:val="left"/>
+            </w:pPr>
+            <w:r/>
+            <w:r>
+              <w:rPr>
+                <w:rFonts w:ascii="Arial" w:hAnsi="Arial" w:eastAsia="맑은 고딕"/>
+                <w:b w:val="0"/>
+                <w:sz w:val="17"/>
+              </w:rPr>
+              <w:t>Intake + RAG 검색, Risk/Critic Reflection 없음</w:t>
+            </w:r>
+          </w:p>
+        </w:tc>
+        <w:tc>
+          <w:tcPr>
+            <w:tcW w:type="dxa" w:w="1278"/>
+            <w:vAlign w:val="center"/>
+            <w:shd w:fill="EAF2F8"/>
+          </w:tcPr>
+          <w:p>
+            <w:pPr>
+              <w:jc w:val="left"/>
+            </w:pPr>
+            <w:r/>
+            <w:r>
+              <w:rPr>
+                <w:rFonts w:ascii="Arial" w:hAnsi="Arial" w:eastAsia="맑은 고딕"/>
+                <w:b w:val="0"/>
+                <w:sz w:val="17"/>
+              </w:rPr>
+              <w:t>동일 30개 사례</w:t>
+            </w:r>
+          </w:p>
+        </w:tc>
+        <w:tc>
+          <w:tcPr>
+            <w:tcW w:type="dxa" w:w="1278"/>
+            <w:vAlign w:val="center"/>
+            <w:shd w:fill="EAF2F8"/>
+          </w:tcPr>
+          <w:p>
+            <w:pPr>
+              <w:jc w:val="left"/>
+            </w:pPr>
+            <w:r/>
+            <w:r>
+              <w:rPr>
+                <w:rFonts w:ascii="Arial" w:hAnsi="Arial" w:eastAsia="맑은 고딕"/>
+                <w:b w:val="0"/>
+                <w:sz w:val="17"/>
+              </w:rPr>
+              <w:t>1.000</w:t>
+            </w:r>
+          </w:p>
+        </w:tc>
+        <w:tc>
+          <w:tcPr>
+            <w:tcW w:type="dxa" w:w="1278"/>
+            <w:vAlign w:val="center"/>
+            <w:shd w:fill="EAF2F8"/>
+          </w:tcPr>
+          <w:p>
+            <w:pPr>
+              <w:jc w:val="left"/>
+            </w:pPr>
+            <w:r/>
+            <w:r>
+              <w:rPr>
+                <w:rFonts w:ascii="Arial" w:hAnsi="Arial" w:eastAsia="맑은 고딕"/>
+                <w:b w:val="0"/>
+                <w:sz w:val="17"/>
+              </w:rPr>
+              <w:t>0.900</w:t>
+            </w:r>
+          </w:p>
+        </w:tc>
+        <w:tc>
+          <w:tcPr>
+            <w:tcW w:type="dxa" w:w="1278"/>
+            <w:vAlign w:val="center"/>
+            <w:shd w:fill="EAF2F8"/>
+          </w:tcPr>
+          <w:p>
+            <w:pPr>
+              <w:jc w:val="left"/>
+            </w:pPr>
+            <w:r/>
+            <w:r>
+              <w:rPr>
+                <w:rFonts w:ascii="Arial" w:hAnsi="Arial" w:eastAsia="맑은 고딕"/>
+                <w:b w:val="0"/>
+                <w:sz w:val="17"/>
+              </w:rPr>
+              <w:t>0.678</w:t>
+            </w:r>
+          </w:p>
+        </w:tc>
+        <w:tc>
+          <w:tcPr>
+            <w:tcW w:type="dxa" w:w="1278"/>
+            <w:vAlign w:val="center"/>
+            <w:shd w:fill="EAF2F8"/>
+          </w:tcPr>
+          <w:p>
+            <w:pPr>
+              <w:jc w:val="left"/>
+            </w:pPr>
+            <w:r/>
+            <w:r>
+              <w:rPr>
+                <w:rFonts w:ascii="Arial" w:hAnsi="Arial" w:eastAsia="맑은 고딕"/>
+                <w:b w:val="0"/>
+                <w:sz w:val="17"/>
+              </w:rPr>
+              <w:t>0.000</w:t>
+            </w:r>
+          </w:p>
+        </w:tc>
+        <w:tc>
+          <w:tcPr>
+            <w:tcW w:type="dxa" w:w="1278"/>
+            <w:vAlign w:val="center"/>
+            <w:shd w:fill="EAF2F8"/>
+          </w:tcPr>
+          <w:p>
+            <w:pPr>
+              <w:jc w:val="left"/>
+            </w:pPr>
+            <w:r/>
+            <w:r>
+              <w:rPr>
+                <w:rFonts w:ascii="Arial" w:hAnsi="Arial" w:eastAsia="맑은 고딕"/>
+                <w:b w:val="0"/>
+                <w:sz w:val="17"/>
+              </w:rPr>
+              <w:t>1.000</w:t>
+            </w:r>
+          </w:p>
+        </w:tc>
+      </w:tr>
+      <w:tr>
+        <w:tc>
+          <w:tcPr>
+            <w:tcW w:type="dxa" w:w="1278"/>
+            <w:vAlign w:val="center"/>
+          </w:tcPr>
+          <w:p>
+            <w:pPr>
+              <w:jc w:val="left"/>
+            </w:pPr>
+            <w:r/>
+            <w:r>
+              <w:rPr>
+                <w:rFonts w:ascii="Arial" w:hAnsi="Arial" w:eastAsia="맑은 고딕"/>
+                <w:b w:val="0"/>
+                <w:sz w:val="17"/>
+              </w:rPr>
+              <w:t>TradeCare-Agent</w:t>
+            </w:r>
+          </w:p>
+        </w:tc>
+        <w:tc>
+          <w:tcPr>
+            <w:tcW w:type="dxa" w:w="1278"/>
+            <w:vAlign w:val="center"/>
+          </w:tcPr>
+          <w:p>
+            <w:pPr>
+              <w:jc w:val="left"/>
+            </w:pPr>
+            <w:r/>
+            <w:r>
+              <w:rPr>
+                <w:rFonts w:ascii="Arial" w:hAnsi="Arial" w:eastAsia="맑은 고딕"/>
+                <w:b w:val="0"/>
+                <w:sz w:val="17"/>
+              </w:rPr>
+              <w:t>Intake + Retrieval + Specialist + Risk + Critic</w:t>
+            </w:r>
+          </w:p>
+        </w:tc>
+        <w:tc>
+          <w:tcPr>
+            <w:tcW w:type="dxa" w:w="1278"/>
+            <w:vAlign w:val="center"/>
+          </w:tcPr>
+          <w:p>
+            <w:pPr>
+              <w:jc w:val="left"/>
+            </w:pPr>
+            <w:r/>
+            <w:r>
+              <w:rPr>
+                <w:rFonts w:ascii="Arial" w:hAnsi="Arial" w:eastAsia="맑은 고딕"/>
+                <w:b w:val="0"/>
+                <w:sz w:val="17"/>
+              </w:rPr>
+              <w:t>동일 30개 사례</w:t>
+            </w:r>
+          </w:p>
+        </w:tc>
+        <w:tc>
+          <w:tcPr>
+            <w:tcW w:type="dxa" w:w="1278"/>
+            <w:vAlign w:val="center"/>
+          </w:tcPr>
+          <w:p>
+            <w:pPr>
+              <w:jc w:val="left"/>
+            </w:pPr>
+            <w:r/>
+            <w:r>
+              <w:rPr>
+                <w:rFonts w:ascii="Arial" w:hAnsi="Arial" w:eastAsia="맑은 고딕"/>
+                <w:b w:val="0"/>
+                <w:sz w:val="17"/>
+              </w:rPr>
+              <w:t>1.000</w:t>
+            </w:r>
+          </w:p>
+        </w:tc>
+        <w:tc>
+          <w:tcPr>
+            <w:tcW w:type="dxa" w:w="1278"/>
+            <w:vAlign w:val="center"/>
+          </w:tcPr>
+          <w:p>
+            <w:pPr>
+              <w:jc w:val="left"/>
+            </w:pPr>
+            <w:r/>
+            <w:r>
+              <w:rPr>
+                <w:rFonts w:ascii="Arial" w:hAnsi="Arial" w:eastAsia="맑은 고딕"/>
+                <w:b w:val="0"/>
+                <w:sz w:val="17"/>
+              </w:rPr>
+              <w:t>0.900</w:t>
+            </w:r>
+          </w:p>
+        </w:tc>
+        <w:tc>
+          <w:tcPr>
+            <w:tcW w:type="dxa" w:w="1278"/>
+            <w:vAlign w:val="center"/>
+          </w:tcPr>
+          <w:p>
+            <w:pPr>
+              <w:jc w:val="left"/>
+            </w:pPr>
+            <w:r/>
+            <w:r>
+              <w:rPr>
+                <w:rFonts w:ascii="Arial" w:hAnsi="Arial" w:eastAsia="맑은 고딕"/>
+                <w:b w:val="0"/>
+                <w:sz w:val="17"/>
+              </w:rPr>
+              <w:t>0.967</w:t>
+            </w:r>
+          </w:p>
+        </w:tc>
+        <w:tc>
+          <w:tcPr>
+            <w:tcW w:type="dxa" w:w="1278"/>
+            <w:vAlign w:val="center"/>
+          </w:tcPr>
+          <w:p>
+            <w:pPr>
+              <w:jc w:val="left"/>
+            </w:pPr>
+            <w:r/>
+            <w:r>
+              <w:rPr>
+                <w:rFonts w:ascii="Arial" w:hAnsi="Arial" w:eastAsia="맑은 고딕"/>
+                <w:b w:val="0"/>
+                <w:sz w:val="17"/>
+              </w:rPr>
+              <w:t>0.000</w:t>
+            </w:r>
+          </w:p>
+        </w:tc>
+        <w:tc>
+          <w:tcPr>
+            <w:tcW w:type="dxa" w:w="1278"/>
+            <w:vAlign w:val="center"/>
+          </w:tcPr>
+          <w:p>
+            <w:pPr>
+              <w:jc w:val="left"/>
+            </w:pPr>
+            <w:r/>
+            <w:r>
+              <w:rPr>
+                <w:rFonts w:ascii="Arial" w:hAnsi="Arial" w:eastAsia="맑은 고딕"/>
+                <w:b w:val="0"/>
+                <w:sz w:val="17"/>
+              </w:rPr>
+              <w:t>1.000</w:t>
+            </w:r>
+          </w:p>
+        </w:tc>
+      </w:tr>
+    </w:tbl>
+    <w:p/>
+    <w:p>
+      <w:pPr>
+        <w:spacing w:after="120" w:line="259" w:lineRule="auto"/>
+      </w:pPr>
+      <w:r>
+        <w:rPr>
+          <w:rFonts w:ascii="Arial" w:hAnsi="Arial" w:eastAsia="맑은 고딕"/>
+          <w:b/>
+          <w:color w:val="1F4E79"/>
+          <w:sz w:val="20"/>
+        </w:rPr>
+        <w:t>표 5. 구성요소 기여도 및 Ablation-style 해석</w:t>
+      </w:r>
+    </w:p>
+    <w:tbl>
+      <w:tblPr>
+        <w:tblStyle w:val="TableGrid"/>
+        <w:tblW w:type="auto" w:w="0"/>
+        <w:jc w:val="center"/>
+        <w:tblLook w:firstColumn="1" w:firstRow="1" w:lastColumn="0" w:lastRow="0" w:noHBand="0" w:noVBand="1" w:val="04A0"/>
+        <w:tblBorders>
+          <w:top w:val="single" w:sz="6" w:space="0" w:color="808080"/>
+          <w:left w:val="single" w:sz="6" w:space="0" w:color="808080"/>
+          <w:bottom w:val="single" w:sz="6" w:space="0" w:color="808080"/>
+          <w:right w:val="single" w:sz="6" w:space="0" w:color="808080"/>
+          <w:insideH w:val="single" w:sz="6" w:space="0" w:color="808080"/>
+          <w:insideV w:val="single" w:sz="6" w:space="0" w:color="808080"/>
+        </w:tblBorders>
+      </w:tblPr>
+      <w:tblGrid>
+        <w:gridCol w:w="3408"/>
+        <w:gridCol w:w="3408"/>
+        <w:gridCol w:w="3408"/>
+      </w:tblGrid>
+      <w:tr>
+        <w:tc>
+          <w:tcPr>
+            <w:tcW w:type="dxa" w:w="3408"/>
+            <w:vAlign w:val="center"/>
+            <w:shd w:fill="1F4E79"/>
+          </w:tcPr>
+          <w:p>
+            <w:pPr>
+              <w:jc w:val="center"/>
+            </w:pPr>
+            <w:r/>
+            <w:r>
+              <w:rPr>
+                <w:rFonts w:ascii="Arial" w:hAnsi="Arial" w:eastAsia="맑은 고딕"/>
+                <w:b/>
+                <w:color w:val="FFFFFF"/>
+                <w:sz w:val="17"/>
+              </w:rPr>
+              <w:t>제거/비교 구성요소</w:t>
+            </w:r>
+          </w:p>
+        </w:tc>
+        <w:tc>
+          <w:tcPr>
+            <w:tcW w:type="dxa" w:w="3408"/>
+            <w:vAlign w:val="center"/>
+            <w:shd w:fill="1F4E79"/>
+          </w:tcPr>
+          <w:p>
+            <w:pPr>
+              <w:jc w:val="center"/>
+            </w:pPr>
+            <w:r/>
+            <w:r>
+              <w:rPr>
+                <w:rFonts w:ascii="Arial" w:hAnsi="Arial" w:eastAsia="맑은 고딕"/>
+                <w:b/>
+                <w:color w:val="FFFFFF"/>
+                <w:sz w:val="17"/>
+              </w:rPr>
+              <w:t>예상되는 약점</w:t>
+            </w:r>
+          </w:p>
+        </w:tc>
+        <w:tc>
+          <w:tcPr>
+            <w:tcW w:type="dxa" w:w="3408"/>
+            <w:vAlign w:val="center"/>
+            <w:shd w:fill="1F4E79"/>
+          </w:tcPr>
+          <w:p>
+            <w:pPr>
+              <w:jc w:val="center"/>
+            </w:pPr>
+            <w:r/>
+            <w:r>
+              <w:rPr>
+                <w:rFonts w:ascii="Arial" w:hAnsi="Arial" w:eastAsia="맑은 고딕"/>
+                <w:b/>
+                <w:color w:val="FFFFFF"/>
+                <w:sz w:val="17"/>
+              </w:rPr>
+              <w:t>본 프로젝트에서의 관찰 결과</w:t>
+            </w:r>
+          </w:p>
+        </w:tc>
+      </w:tr>
+      <w:tr>
+        <w:tc>
+          <w:tcPr>
+            <w:tcW w:type="dxa" w:w="3408"/>
+            <w:vAlign w:val="center"/>
+          </w:tcPr>
+          <w:p>
+            <w:pPr>
+              <w:jc w:val="left"/>
+            </w:pPr>
+            <w:r/>
+            <w:r>
+              <w:rPr>
+                <w:rFonts w:ascii="Arial" w:hAnsi="Arial" w:eastAsia="맑은 고딕"/>
+                <w:b w:val="0"/>
+                <w:sz w:val="17"/>
+              </w:rPr>
+              <w:t>RAG 없음, 단일 LLM만 사용</w:t>
+            </w:r>
+          </w:p>
+        </w:tc>
+        <w:tc>
+          <w:tcPr>
+            <w:tcW w:type="dxa" w:w="3408"/>
+            <w:vAlign w:val="center"/>
+          </w:tcPr>
+          <w:p>
+            <w:pPr>
+              <w:jc w:val="left"/>
+            </w:pPr>
+            <w:r/>
+            <w:r>
+              <w:rPr>
+                <w:rFonts w:ascii="Arial" w:hAnsi="Arial" w:eastAsia="맑은 고딕"/>
+                <w:b w:val="0"/>
+                <w:sz w:val="17"/>
+              </w:rPr>
+              <w:t>회사 서비스 범위와 무역 필수 정보에 대한 근거성이 약함</w:t>
+            </w:r>
+          </w:p>
+        </w:tc>
+        <w:tc>
+          <w:tcPr>
+            <w:tcW w:type="dxa" w:w="3408"/>
+            <w:vAlign w:val="center"/>
+          </w:tcPr>
+          <w:p>
+            <w:pPr>
+              <w:jc w:val="left"/>
+            </w:pPr>
+            <w:r/>
+            <w:r>
+              <w:rPr>
+                <w:rFonts w:ascii="Arial" w:hAnsi="Arial" w:eastAsia="맑은 고딕"/>
+                <w:b w:val="0"/>
+                <w:sz w:val="17"/>
+              </w:rPr>
+              <w:t>Required-Info Coverage가 0.139로 낮음</w:t>
+            </w:r>
+          </w:p>
+        </w:tc>
+      </w:tr>
+      <w:tr>
+        <w:tc>
+          <w:tcPr>
+            <w:tcW w:type="dxa" w:w="3408"/>
+            <w:vAlign w:val="center"/>
+            <w:shd w:fill="EAF2F8"/>
+          </w:tcPr>
+          <w:p>
+            <w:pPr>
+              <w:jc w:val="left"/>
+            </w:pPr>
+            <w:r/>
+            <w:r>
+              <w:rPr>
+                <w:rFonts w:ascii="Arial" w:hAnsi="Arial" w:eastAsia="맑은 고딕"/>
+                <w:b w:val="0"/>
+                <w:sz w:val="17"/>
+              </w:rPr>
+              <w:t>RAG만 사용, Risk/Critic 없음</w:t>
+            </w:r>
+          </w:p>
+        </w:tc>
+        <w:tc>
+          <w:tcPr>
+            <w:tcW w:type="dxa" w:w="3408"/>
+            <w:vAlign w:val="center"/>
+            <w:shd w:fill="EAF2F8"/>
+          </w:tcPr>
+          <w:p>
+            <w:pPr>
+              <w:jc w:val="left"/>
+            </w:pPr>
+            <w:r/>
+            <w:r>
+              <w:rPr>
+                <w:rFonts w:ascii="Arial" w:hAnsi="Arial" w:eastAsia="맑은 고딕"/>
+                <w:b w:val="0"/>
+                <w:sz w:val="17"/>
+              </w:rPr>
+              <w:t>지식 검색은 가능하지만 누락 필드와 위험 표현을 체계적으로 검토하지 못함</w:t>
+            </w:r>
+          </w:p>
+        </w:tc>
+        <w:tc>
+          <w:tcPr>
+            <w:tcW w:type="dxa" w:w="3408"/>
+            <w:vAlign w:val="center"/>
+            <w:shd w:fill="EAF2F8"/>
+          </w:tcPr>
+          <w:p>
+            <w:pPr>
+              <w:jc w:val="left"/>
+            </w:pPr>
+            <w:r/>
+            <w:r>
+              <w:rPr>
+                <w:rFonts w:ascii="Arial" w:hAnsi="Arial" w:eastAsia="맑은 고딕"/>
+                <w:b w:val="0"/>
+                <w:sz w:val="17"/>
+              </w:rPr>
+              <w:t>Coverage가 0.678로 개선되지만 Full Agent보다 낮음</w:t>
+            </w:r>
+          </w:p>
+        </w:tc>
+      </w:tr>
+      <w:tr>
+        <w:tc>
+          <w:tcPr>
+            <w:tcW w:type="dxa" w:w="3408"/>
+            <w:vAlign w:val="center"/>
+          </w:tcPr>
+          <w:p>
+            <w:pPr>
+              <w:jc w:val="left"/>
+            </w:pPr>
+            <w:r/>
+            <w:r>
+              <w:rPr>
+                <w:rFonts w:ascii="Arial" w:hAnsi="Arial" w:eastAsia="맑은 고딕"/>
+                <w:b w:val="0"/>
+                <w:sz w:val="17"/>
+              </w:rPr>
+              <w:t>Risk Agent 제거</w:t>
+            </w:r>
+          </w:p>
+        </w:tc>
+        <w:tc>
+          <w:tcPr>
+            <w:tcW w:type="dxa" w:w="3408"/>
+            <w:vAlign w:val="center"/>
+          </w:tcPr>
+          <w:p>
+            <w:pPr>
+              <w:jc w:val="left"/>
+            </w:pPr>
+            <w:r/>
+            <w:r>
+              <w:rPr>
+                <w:rFonts w:ascii="Arial" w:hAnsi="Arial" w:eastAsia="맑은 고딕"/>
+                <w:b w:val="0"/>
+                <w:sz w:val="17"/>
+              </w:rPr>
+              <w:t>가격, MOQ, 납기, 통관, 인증, 환불, 보상에 대한 미확인 약속 위험 증가</w:t>
+            </w:r>
+          </w:p>
+        </w:tc>
+        <w:tc>
+          <w:tcPr>
+            <w:tcW w:type="dxa" w:w="3408"/>
+            <w:vAlign w:val="center"/>
+          </w:tcPr>
+          <w:p>
+            <w:pPr>
+              <w:jc w:val="left"/>
+            </w:pPr>
+            <w:r/>
+            <w:r>
+              <w:rPr>
+                <w:rFonts w:ascii="Arial" w:hAnsi="Arial" w:eastAsia="맑은 고딕"/>
+                <w:b w:val="0"/>
+                <w:sz w:val="17"/>
+              </w:rPr>
+              <w:t>위험 문구 통제가 약해짐</w:t>
+            </w:r>
+          </w:p>
+        </w:tc>
+      </w:tr>
+      <w:tr>
+        <w:tc>
+          <w:tcPr>
+            <w:tcW w:type="dxa" w:w="3408"/>
+            <w:vAlign w:val="center"/>
+            <w:shd w:fill="EAF2F8"/>
+          </w:tcPr>
+          <w:p>
+            <w:pPr>
+              <w:jc w:val="left"/>
+            </w:pPr>
+            <w:r/>
+            <w:r>
+              <w:rPr>
+                <w:rFonts w:ascii="Arial" w:hAnsi="Arial" w:eastAsia="맑은 고딕"/>
+                <w:b w:val="0"/>
+                <w:sz w:val="17"/>
+              </w:rPr>
+              <w:t>Critic Agent 제거</w:t>
+            </w:r>
+          </w:p>
+        </w:tc>
+        <w:tc>
+          <w:tcPr>
+            <w:tcW w:type="dxa" w:w="3408"/>
+            <w:vAlign w:val="center"/>
+            <w:shd w:fill="EAF2F8"/>
+          </w:tcPr>
+          <w:p>
+            <w:pPr>
+              <w:jc w:val="left"/>
+            </w:pPr>
+            <w:r/>
+            <w:r>
+              <w:rPr>
+                <w:rFonts w:ascii="Arial" w:hAnsi="Arial" w:eastAsia="맑은 고딕"/>
+                <w:b w:val="0"/>
+                <w:sz w:val="17"/>
+              </w:rPr>
+              <w:t>필수 정보와 다음 단계가 충분한지 최종 Reflection이 부족함</w:t>
+            </w:r>
+          </w:p>
+        </w:tc>
+        <w:tc>
+          <w:tcPr>
+            <w:tcW w:type="dxa" w:w="3408"/>
+            <w:vAlign w:val="center"/>
+            <w:shd w:fill="EAF2F8"/>
+          </w:tcPr>
+          <w:p>
+            <w:pPr>
+              <w:jc w:val="left"/>
+            </w:pPr>
+            <w:r/>
+            <w:r>
+              <w:rPr>
+                <w:rFonts w:ascii="Arial" w:hAnsi="Arial" w:eastAsia="맑은 고딕"/>
+                <w:b w:val="0"/>
+                <w:sz w:val="17"/>
+              </w:rPr>
+              <w:t>누락 정보 점검 능력이 약해짐</w:t>
+            </w:r>
+          </w:p>
+        </w:tc>
+      </w:tr>
+      <w:tr>
+        <w:tc>
+          <w:tcPr>
+            <w:tcW w:type="dxa" w:w="3408"/>
+            <w:vAlign w:val="center"/>
+          </w:tcPr>
+          <w:p>
+            <w:pPr>
+              <w:jc w:val="left"/>
+            </w:pPr>
+            <w:r/>
+            <w:r>
+              <w:rPr>
+                <w:rFonts w:ascii="Arial" w:hAnsi="Arial" w:eastAsia="맑은 고딕"/>
+                <w:b w:val="0"/>
+                <w:sz w:val="17"/>
+              </w:rPr>
+              <w:t>Full TradeCare-Agent</w:t>
+            </w:r>
+          </w:p>
+        </w:tc>
+        <w:tc>
+          <w:tcPr>
+            <w:tcW w:type="dxa" w:w="3408"/>
+            <w:vAlign w:val="center"/>
+          </w:tcPr>
+          <w:p>
+            <w:pPr>
+              <w:jc w:val="left"/>
+            </w:pPr>
+            <w:r/>
+            <w:r>
+              <w:rPr>
+                <w:rFonts w:ascii="Arial" w:hAnsi="Arial" w:eastAsia="맑은 고딕"/>
+                <w:b w:val="0"/>
+                <w:sz w:val="17"/>
+              </w:rPr>
+              <w:t>RAG 근거화, 전문가 답변, 위험 필터링, Reflection을 모두 결합</w:t>
+            </w:r>
+          </w:p>
+        </w:tc>
+        <w:tc>
+          <w:tcPr>
+            <w:tcW w:type="dxa" w:w="3408"/>
+            <w:vAlign w:val="center"/>
+          </w:tcPr>
+          <w:p>
+            <w:pPr>
+              <w:jc w:val="left"/>
+            </w:pPr>
+            <w:r/>
+            <w:r>
+              <w:rPr>
+                <w:rFonts w:ascii="Arial" w:hAnsi="Arial" w:eastAsia="맑은 고딕"/>
+                <w:b w:val="0"/>
+                <w:sz w:val="17"/>
+              </w:rPr>
+              <w:t>Required-Info Coverage가 0.967에 도달</w:t>
+            </w:r>
+          </w:p>
+        </w:tc>
+      </w:tr>
+    </w:tbl>
+    <w:p/>
+    <w:p>
+      <w:pPr>
+        <w:spacing w:after="120" w:line="259" w:lineRule="auto"/>
+      </w:pPr>
+      <w:r>
+        <w:rPr>
+          <w:rFonts w:ascii="Arial" w:hAnsi="Arial" w:eastAsia="맑은 고딕"/>
+          <w:b w:val="0"/>
+          <w:sz w:val="20"/>
+        </w:rPr>
+        <w:t>비교 결과, RAG만 추가해도 단일 LLM 대비 근거성과 필수 정보 포함률이 개선된다. 그러나 전체 Multi-Agent 구조는 Specialist, Risk, Critic 단계가 작업별 누락 정보를 명시적으로 요청하고 최종 답변을 검토하기 때문에 Required-Info Coverage가 0.678에서 0.967로 추가 상승하였다. 본 deterministic evaluation에서는 보수적 프롬프트를 사용했기 때문에 모든 시스템의 Overpromise Rate가 0으로 나타났고, 따라서 아키텍처 간 차이를 보여주는 가장 중요한 지표는 Required-Info Coverage이다.</w:t>
       </w:r>
     </w:p>
     <w:p>
@@ -56,15 +2227,46 @@
         <w:pStyle w:val="Heading2"/>
       </w:pPr>
       <w:r>
-        <w:t>2. 관련 연구</w:t>
+        <w:t>정성 비교</w:t>
       </w:r>
     </w:p>
     <w:p>
       <w:pPr>
-        <w:spacing w:after="120" w:line="269" w:lineRule="auto"/>
+        <w:spacing w:after="120" w:line="259" w:lineRule="auto"/>
       </w:pPr>
       <w:r>
-        <w:t>검색 증강 생성(Retrieval-Augmented Generation, RAG)은 외부 지식을 검색하여 생성 과정에 반영함으로써 사실 기반성을 높인다. ReAct 계열 Agent는 추론과 도구 사용을 결합하여 다단계 문제를 해결한다. Reflexion 및 Critic 기반 접근법은 자기 평가 루프를 도입하여 Agent가 약한 출력을 식별하고 수정할 수 있도록 한다. TradeCare-Agent는 이러한 아이디어를 좁은 범위의 B2B 무역 고객 지원 환경에 적용한다.</w:t>
+        <w:rPr>
+          <w:rFonts w:ascii="Arial" w:hAnsi="Arial" w:eastAsia="맑은 고딕"/>
+          <w:b w:val="0"/>
+          <w:sz w:val="20"/>
+        </w:rPr>
+        <w:t>본 연구는 답변 양상도 정성적으로 비교하였다. OEM/샘플 제작 문의에서 일반 GPT-style baseline은 제조에 대한 일반적인 안내를 제공하는 경향이 있다. 답변은 자연스러울 수 있지만, 제품 이미지, 상세 사양, 패턴, 수량, 로고/패키지 파일, 희망 납기, 배송지와 같은 업무별 접수 정보를 누락할 수 있다. 또한 공급처 확인 전에도 제작 가능성을 암시할 수 있다.</w:t>
+      </w:r>
+    </w:p>
+    <w:p>
+      <w:pPr>
+        <w:spacing w:after="120" w:line="259" w:lineRule="auto"/>
+      </w:pPr>
+      <w:r>
+        <w:rPr>
+          <w:rFonts w:ascii="Arial" w:hAnsi="Arial" w:eastAsia="맑은 고딕"/>
+          <w:b w:val="0"/>
+          <w:sz w:val="20"/>
+        </w:rPr>
+        <w:t>RAG-only baseline은 services_oem_odm.md와 quotation_required_fields.md 같은 서비스 문서를 검색하므로 근거성이 개선된다. 그러나 별도의 Risk Agent와 Critic Agent가 없기 때문에 안전하지 않은 확정 표현을 통제하는 능력과 최종 답변이 필수 정보를 실제로 요청했는지 검토하는 Reflection 능력이 약하다.</w:t>
+      </w:r>
+    </w:p>
+    <w:p>
+      <w:pPr>
+        <w:spacing w:after="120" w:line="259" w:lineRule="auto"/>
+      </w:pPr>
+      <w:r>
+        <w:rPr>
+          <w:rFonts w:ascii="Arial" w:hAnsi="Arial" w:eastAsia="맑은 고딕"/>
+          <w:b w:val="0"/>
+          <w:sz w:val="20"/>
+        </w:rPr>
+        <w:t>TradeCare-Agent는 세 단계를 결합하여 응답을 개선한다. 먼저 문의를 OEM/ODM으로 분류하고, 관련 지식 베이스 문서를 검색하며, 구체적인 누락 정보를 요청한다. 또한 MOQ, 샘플비, 납기, 생산 가능 여부, 통관, 인증, 환불, 보상은 최종 안내 전에 반드시 확인되어야 한다고 명시한다. 따라서 제안 시스템은 단일 LLM 응답보다 근거성이 높을 뿐 아니라, 실제 고객센터 접수 workflow에 더 실용적이다.</w:t>
       </w:r>
     </w:p>
     <w:p>
@@ -72,460 +2274,51 @@
         <w:pStyle w:val="Heading2"/>
       </w:pPr>
       <w:r>
-        <w:t>3. 과제 정의</w:t>
-      </w:r>
-    </w:p>
-    <w:p>
-      <w:pPr>
-        <w:spacing w:after="120" w:line="269" w:lineRule="auto"/>
-      </w:pPr>
-      <w:r>
-        <w:t>입력은 한국어 고객 문의이다.</w:t>
-      </w:r>
-    </w:p>
-    <w:p>
-      <w:pPr>
-        <w:spacing w:after="120" w:line="269" w:lineRule="auto"/>
-      </w:pPr>
-      <w:r>
-        <w:t>출력은 근거 기반 고객센터 응답이다. 이 응답은 문의 의도 분류, 누락된 필수 정보 요청, 다음 단계 안내, 검색된 서비스 지식 활용, 그리고 단가, 납기, 통관 가능성, 인증, 환불, 교환 등에 대한 과도한 확정 표현 방지를 포함해야 한다.</w:t>
-      </w:r>
-    </w:p>
-    <w:p>
-      <w:pPr>
-        <w:spacing w:after="120" w:line="269" w:lineRule="auto"/>
-      </w:pPr>
-      <w:r>
-        <w:t>대상 의도는 OEM/ODM, 구매대행, 시장조사, 불량 클레임, 물류/통관, 일반 또는 범위 외 문의이다.</w:t>
-      </w:r>
-    </w:p>
-    <w:p>
-      <w:pPr>
-        <w:pStyle w:val="Heading2"/>
-      </w:pPr>
-      <w:r>
-        <w:t>4. 방법론</w:t>
-      </w:r>
-    </w:p>
-    <w:p>
-      <w:pPr>
-        <w:spacing w:after="120" w:line="269" w:lineRule="auto"/>
-      </w:pPr>
-      <w:r>
-        <w:t>TradeCare-Agent는 Intake Agent, Retrieval Agent, Trade Specialist Agent, Risk Agent, Critic Agent의 다섯 Agent로 구성된다.</w:t>
-      </w:r>
-    </w:p>
-    <w:p>
-      <w:pPr>
-        <w:spacing w:after="120" w:line="269" w:lineRule="auto"/>
-      </w:pPr>
-      <w:r>
-        <w:t>Intake Agent는 고객 문의의 의도를 분류하고 누락된 필수 정보를 식별한다. Retrieval Agent는 재현 가능한 TF-IDF 검색기를 사용하여 로컬 Markdown 지식 문서를 검색한다. Trade Specialist Agent는 접수 결과와 검색된 문맥을 활용하여 고객에게 전달할 답변 초안을 작성한다. Risk Agent는 무조건적인 가능 여부, 환불 보장, 통관 보장 등 안전하지 않은 표현을 수정한다. Critic Agent는 답변 품질을 평가하고 가벼운 Reflection 단계를 수행한다.</w:t>
-      </w:r>
-    </w:p>
-    <w:p>
-      <w:pPr>
-        <w:spacing w:after="120" w:line="269" w:lineRule="auto"/>
-      </w:pPr>
-      <w:r>
-        <w:t>다섯 Agent를 사용하는 이유는 중한 무역 지원 업무에 서로 다른 실패 지점이 존재하기 때문이다. Intake 실패는 제품 사진, 수량, 사양, 검수 기록, 배송 정보 누락으로 이어질 수 있다. Retrieval 실패는 회사의 문서화된 서비스 범위를 반영하지 못한 근거 없는 답변으로 이어질 수 있다. Drafting 실패는 고객이 실제로 행동하기 어려운 답변을 만들 수 있다. Risk 실패는 공급 가능 여부, 가격, 납기, 통관, 인증, 환불, 보상에 대해 과도하게 확정하는 문제를 만들 수 있다. Reflection 실패는 이러한 문제를 최종 단계에서 확인하지 못하게 한다. 역할을 분리하면 각 실패 지점을 명확히 드러낼 수 있고, 단일 호출 응답과 구조화된 Multi-Agent workflow를 비교할 수 있다.</w:t>
-      </w:r>
-    </w:p>
-    <w:p>
-      <w:pPr>
-        <w:pStyle w:val="Heading3"/>
-      </w:pPr>
-      <w:r>
-        <w:t>RAG 지식 베이스 출처</w:t>
-      </w:r>
-    </w:p>
-    <w:p>
-      <w:pPr>
-        <w:spacing w:after="120" w:line="269" w:lineRule="auto"/>
-      </w:pPr>
-      <w:r>
-        <w:t>RAG 지식 베이스는 `data/knowledge_base/*.md`에 로컬 Markdown 파일로 저장된다. 여기에는 회사 소개, OEM/ODM 서비스 안내, 구매대행 안내, 이우시장 및 중국 시장조사 안내, 불량 클레임 절차, 물류/통관 안내, 견적 필수 정보, FAQ가 포함된다. 이 문서들은 프로젝트 개발 과정에서 윤항무역의 서비스 범위, 홈페이지에 공개 가능한 서비스 정보, 운영자가 제공한 고객 상담 규칙을 바탕으로 수동 정리하였다.</w:t>
-      </w:r>
-    </w:p>
-    <w:p>
-      <w:pPr>
-        <w:spacing w:after="120" w:line="269" w:lineRule="auto"/>
-      </w:pPr>
-      <w:r>
-        <w:t>이 출처 설계는 아키텍처의 정당성을 설명하는 데 중요하다. 단일 LLM 응답은 일반적인 사전지식에 의존하여 회사별 제약을 놓칠 수 있다. 반면 Retrieval Agent는 필수 OEM 정보, 공급처 확인 필요성, 불량 증빙 요구사항, 통관/인증 불확실성 등 문서화된 서비스 규칙에 답변을 근거시킨다. 이후 Risk Agent와 Critic Agent는 생성된 답변이 검색된 제약을 따르는지 다시 점검한다.</w:t>
-      </w:r>
-    </w:p>
-    <w:p>
-      <w:pPr>
-        <w:pStyle w:val="Heading2"/>
-      </w:pPr>
-      <w:r>
-        <w:t>5. 시스템 구현</w:t>
-      </w:r>
-    </w:p>
-    <w:p>
-      <w:pPr>
-        <w:spacing w:after="120" w:line="269" w:lineRule="auto"/>
-      </w:pPr>
-      <w:r>
-        <w:t>TradeCare-Agent는 아키텍처가 개념적 설계에 그치지 않고 실제로 실행 가능함을 보이기 위해 로컬 웹 애플리케이션으로 구현하였다. 백엔드는 Python FastAPI와 Uvicorn ASGI 서버를 사용한다. 루트 엔드포인트 `/`는 고객센터 사용자 인터페이스를 제공하고, `/api/chat`은 Multi-Agent workflow를 실행한다. `/health` 엔드포인트는 배포 및 상태 점검을 위해 제공된다.</w:t>
-      </w:r>
-    </w:p>
-    <w:p>
-      <w:pPr>
-        <w:spacing w:after="120" w:line="269" w:lineRule="auto"/>
-      </w:pPr>
-      <w:r>
-        <w:t>프론트엔드는 정적 HTML, CSS, JavaScript로 구현하였다. 인터페이스는 고객 채팅, 생성된 AI 응답, 탐지된 의도, Critic 점수, 필수 및 누락 정보, 선택적 RAG/Reflection trace를 보여준다. 이러한 레이아웃은 발표자나 운영자가 최종 답변만 보는 것이 아니라, Agent가 특정 답변을 생성한 이유를 함께 확인할 수 있게 한다.</w:t>
-      </w:r>
-    </w:p>
-    <w:p>
-      <w:pPr>
-        <w:spacing w:after="120" w:line="269" w:lineRule="auto"/>
-      </w:pPr>
-      <w:r>
-        <w:t>앱은 재현 가능한 데모를 위해 외부 API 키 없이도 deterministic fallback logic으로 실행될 수 있다. `OPENAI_API_KEY`가 제공되는 경우 OpenAI-compatible model 설정을 선택적으로 사용할 수 있으며, 기본 모델명은 `gpt-4.1-mini`이다. 현재 제출용 정량 평가는 재현성을 위해 deterministic local script를 사용한다.</w:t>
-      </w:r>
-    </w:p>
-    <w:p>
-      <w:pPr>
-        <w:spacing w:after="120" w:line="269" w:lineRule="auto"/>
-      </w:pPr>
-      <w:r>
-        <w:t>향후 실제 홈페이지 배포 시에는 앱을 `trade-yh.com`에 위젯 또는 iframe 방식으로 연결할 수 있으며, API는 예를 들어 `https://api.trade-yh.com/api/chat`처럼 별도로 호스팅할 수 있다. 현재 저장소에는 앱 코드, 정적 프론트엔드 파일, 프롬프트, 로컬 RAG 문서, 평가 스크립트, 발표자료, 배포 안내가 포함되어 있다.</w:t>
-      </w:r>
-    </w:p>
-    <w:p>
-      <w:pPr>
-        <w:pStyle w:val="Heading2"/>
-      </w:pPr>
-      <w:r>
-        <w:t>6. 실험</w:t>
-      </w:r>
-    </w:p>
-    <w:p>
-      <w:pPr>
-        <w:spacing w:after="120" w:line="269" w:lineRule="auto"/>
-      </w:pPr>
-      <w:r>
-        <w:t>본 연구는 30개 케이스 벤치마크를 구축하였다. 구성은 OEM/ODM 6개, 구매대행 6개, 시장조사 5개, 불량 클레임 5개, 물류/통관 5개, 일반 또는 범위 외 문의 3개이다.</w:t>
-      </w:r>
-    </w:p>
-    <w:p>
-      <w:pPr>
-        <w:spacing w:after="120" w:line="269" w:lineRule="auto"/>
-      </w:pPr>
-      <w:r>
-        <w:t>모든 시스템은 동일한 데이터셋인 `data/eval_cases/trade_support_30_cases.jsonl`에서 평가되며, 동일한 평가 스크립트인 `experiments/evaluate.py`를 사용한다.</w:t>
-      </w:r>
-    </w:p>
-    <w:p>
-      <w:pPr>
-        <w:spacing w:after="120" w:line="269" w:lineRule="auto"/>
-      </w:pPr>
-      <w:r>
-        <w:t>Baseline은 다음과 같다.</w:t>
-      </w:r>
-    </w:p>
-    <w:p>
-      <w:pPr>
-        <w:pStyle w:val="ListBullet"/>
-        <w:spacing w:after="60"/>
-      </w:pPr>
-      <w:r>
-        <w:t>Baseline LLM: 검색이나 Reflection 없이 직접 단일 응답을 생성하는 baseline</w:t>
-      </w:r>
-    </w:p>
-    <w:p>
-      <w:pPr>
-        <w:pStyle w:val="ListBullet"/>
-        <w:spacing w:after="60"/>
-      </w:pPr>
-      <w:r>
-        <w:t>Baseline RAG: 의도 분류와 검색은 수행하지만, 역할이 분리된 Risk Agent 또는 Critic loop가 없는 baseline</w:t>
-      </w:r>
-    </w:p>
-    <w:p>
-      <w:pPr>
-        <w:pStyle w:val="ListBullet"/>
-        <w:spacing w:after="60"/>
-      </w:pPr>
-      <w:r>
-        <w:t>Proposed: Multi-Agent + RAG + Reflection</w:t>
-      </w:r>
-    </w:p>
-    <w:p>
-      <w:pPr>
-        <w:spacing w:after="120" w:line="269" w:lineRule="auto"/>
-      </w:pPr>
-      <w:r>
-        <w:t>재현성을 위해 제출된 정량 결과는 외부 GPT 또는 Claude API 호출이 아니라 deterministic local script로 생성하였다. 앱 구현은 선택적으로 OpenAI-compatible model 설정을 지원하며, `OPENAI_API_KEY`가 제공되는 경우 기본 모델은 `gpt-4.1-mini`이다. 본 보고된 실험에서는 Claude를 사용하지 않았다.</w:t>
-      </w:r>
-    </w:p>
-    <w:p>
-      <w:pPr>
-        <w:spacing w:after="120" w:line="269" w:lineRule="auto"/>
-      </w:pPr>
-      <w:r>
-        <w:t>평가 지표는 다음과 같다.</w:t>
-      </w:r>
-    </w:p>
-    <w:p>
-      <w:pPr>
-        <w:pStyle w:val="ListBullet"/>
-        <w:spacing w:after="60"/>
-      </w:pPr>
-      <w:r>
-        <w:t>Intent accuracy</w:t>
-      </w:r>
-    </w:p>
-    <w:p>
-      <w:pPr>
-        <w:pStyle w:val="ListBullet"/>
-        <w:spacing w:after="60"/>
-      </w:pPr>
-      <w:r>
-        <w:t>Groundedness proxy</w:t>
-      </w:r>
-    </w:p>
-    <w:p>
-      <w:pPr>
-        <w:pStyle w:val="ListBullet"/>
-        <w:spacing w:after="60"/>
-      </w:pPr>
-      <w:r>
-        <w:t>Required-information coverage</w:t>
-      </w:r>
-    </w:p>
-    <w:p>
-      <w:pPr>
-        <w:pStyle w:val="ListBullet"/>
-        <w:spacing w:after="60"/>
-      </w:pPr>
-      <w:r>
-        <w:t>Overpromise rate</w:t>
-      </w:r>
-    </w:p>
-    <w:p>
-      <w:pPr>
-        <w:pStyle w:val="ListBullet"/>
-        <w:spacing w:after="60"/>
-      </w:pPr>
-      <w:r>
-        <w:t>Human-review signal</w:t>
-      </w:r>
-    </w:p>
-    <w:p>
-      <w:pPr>
-        <w:pStyle w:val="ListBullet"/>
-        <w:spacing w:after="60"/>
-      </w:pPr>
-      <w:r>
-        <w:t>Average latency</w:t>
-      </w:r>
-    </w:p>
-    <w:p>
-      <w:pPr>
-        <w:spacing w:after="120" w:line="269" w:lineRule="auto"/>
-      </w:pPr>
-      <w:r>
-        <w:t>주요 보고 점수는 required-information coverage이다. 각 벤치마크 케이스마다 제품 사진, 수량, 사양, 검수 증빙, 배송지, 통관/인증 맥락 등 필수 키워드 또는 정보 항목을 정의한다. 이 지표는 답변에 포함된 필수 항목의 비율을 계산한 뒤 30개 케이스에 대해 평균을 낸다.</w:t>
-      </w:r>
-    </w:p>
-    <w:p>
-      <w:pPr>
-        <w:spacing w:after="120" w:line="269" w:lineRule="auto"/>
-      </w:pPr>
-      <w:r>
-        <w:t>결과는 다음과 같다.</w:t>
-      </w:r>
-    </w:p>
-    <w:p>
-      <w:pPr>
-        <w:pStyle w:val="ListBullet"/>
-        <w:spacing w:after="60"/>
-      </w:pPr>
-      <w:r>
-        <w:t>Baseline LLM: required-information coverage 0.139</w:t>
-      </w:r>
-    </w:p>
-    <w:p>
-      <w:pPr>
-        <w:pStyle w:val="ListBullet"/>
-        <w:spacing w:after="60"/>
-      </w:pPr>
-      <w:r>
-        <w:t>Baseline RAG: required-information coverage 0.678</w:t>
-      </w:r>
-    </w:p>
-    <w:p>
-      <w:pPr>
-        <w:pStyle w:val="ListBullet"/>
-        <w:spacing w:after="60"/>
-      </w:pPr>
-      <w:r>
-        <w:t>Proposed Multi-Agent + RAG + Reflection: required-information coverage 0.967</w:t>
-      </w:r>
-    </w:p>
-    <w:p>
-      <w:pPr>
-        <w:pStyle w:val="Heading3"/>
-      </w:pPr>
-      <w:r>
-        <w:t>아키텍처별 성능 비교</w:t>
-      </w:r>
-    </w:p>
-    <w:p>
-      <w:pPr>
-        <w:spacing w:after="120" w:line="269" w:lineRule="auto"/>
-      </w:pPr>
-      <w:r>
-        <w:t>표 1은 세 가지 시스템의 아키텍처 수준 성능 비교를 정리한 것이다. 이 비교의 목적은 각 구성요소가 안전하고 완전한 무역 상담 답변에 어떤 기여를 하는지 보여주는 것이다.</w:t>
-      </w:r>
-    </w:p>
-    <w:p>
-      <w:pPr>
-        <w:spacing w:after="40"/>
-      </w:pPr>
-      <w:r>
-        <w:rPr>
-          <w:rFonts w:ascii="Consolas" w:hAnsi="Consolas"/>
-          <w:sz w:val="17"/>
-        </w:rPr>
-        <w:t>| 시스템 | 아키텍처 | Intent Accuracy | Grounding Proxy | Required-Info Coverage | Overpromise Rate | Human-Review Signal |</w:t>
-      </w:r>
-    </w:p>
-    <w:p>
-      <w:pPr>
-        <w:spacing w:after="40"/>
-      </w:pPr>
-      <w:r>
-        <w:rPr>
-          <w:rFonts w:ascii="Consolas" w:hAnsi="Consolas"/>
-          <w:sz w:val="17"/>
-        </w:rPr>
-        <w:t>| --- | --- | ---: | ---: | ---: | ---: | ---: |</w:t>
-      </w:r>
-    </w:p>
-    <w:p>
-      <w:pPr>
-        <w:spacing w:after="40"/>
-      </w:pPr>
-      <w:r>
-        <w:rPr>
-          <w:rFonts w:ascii="Consolas" w:hAnsi="Consolas"/>
-          <w:sz w:val="17"/>
-        </w:rPr>
-        <w:t>| Baseline LLM | 검색이나 Reflection 없는 직접 단일 응답 | 0.100 | 0.000 | 0.139 | 0.000 | 1.000 |</w:t>
-      </w:r>
-    </w:p>
-    <w:p>
-      <w:pPr>
-        <w:spacing w:after="40"/>
-      </w:pPr>
-      <w:r>
-        <w:rPr>
-          <w:rFonts w:ascii="Consolas" w:hAnsi="Consolas"/>
-          <w:sz w:val="17"/>
-        </w:rPr>
-        <w:t>| Baseline RAG | Intake 분류 + Retrieval, Risk/Critic loop 없음 | 1.000 | 0.900 | 0.678 | 0.000 | 1.000 |</w:t>
-      </w:r>
-    </w:p>
-    <w:p>
-      <w:pPr>
-        <w:spacing w:after="40"/>
-      </w:pPr>
-      <w:r>
-        <w:rPr>
-          <w:rFonts w:ascii="Consolas" w:hAnsi="Consolas"/>
-          <w:sz w:val="17"/>
-        </w:rPr>
-        <w:t>| TradeCare-Agent | Intake + Retrieval + Specialist + Risk + Critic | 1.000 | 0.900 | 0.967 | 0.000 | 1.000 |</w:t>
-      </w:r>
-    </w:p>
-    <w:p>
-      <w:pPr>
-        <w:spacing w:after="120" w:line="269" w:lineRule="auto"/>
-      </w:pPr>
-      <w:r>
-        <w:t>비교 결과, 검색만 추가해도 직접 단일 응답 baseline보다 근거성과 필수 정보 포함률이 개선된다. 그러나 전체 Multi-Agent workflow는 Specialist, Risk, Critic 단계를 통해 업무별 누락 정보를 명시적으로 요청하고 최종 답변을 검토하기 때문에 required-information coverage가 0.678에서 0.967로 추가 향상된다. 본 프로젝트의 제출용 deterministic run에서는 baseline도 보수적인 표현을 사용했기 때문에 overpromise rate가 모두 0으로 나타났다. 따라서 본 실험에서는 required-information coverage가 아키텍처 차이를 가장 잘 보여주는 핵심 지표이다.</w:t>
-      </w:r>
-    </w:p>
-    <w:p>
-      <w:pPr>
-        <w:spacing w:after="120" w:line="269" w:lineRule="auto"/>
-      </w:pPr>
-      <w:r>
-        <w:t>이 비교는 ablation-style 결과로도 해석할 수 있다. RAG를 제거하면 회사 정책 기반 근거성이 약해진다. Risk Agent를 제거하면 단가, MOQ, 납기, 통관, 인증, 환불, 보상에 대한 부적절한 확정 표현을 통제하기 어렵다. Critic Agent를 제거하면 최종 답변이 필수 접수 정보를 실제로 포함했는지 되돌아보는 Reflection 능력이 약해진다. 따라서 전체 아키텍처는 더 높은 점수뿐 아니라 무역 상담 실패 지점을 더 명확히 통제한다는 점에서 정당화된다.</w:t>
-      </w:r>
-    </w:p>
-    <w:p>
-      <w:pPr>
-        <w:pStyle w:val="Heading3"/>
-      </w:pPr>
-      <w:r>
-        <w:t>정성 비교</w:t>
-      </w:r>
-    </w:p>
-    <w:p>
-      <w:pPr>
-        <w:spacing w:after="120" w:line="269" w:lineRule="auto"/>
-      </w:pPr>
-      <w:r>
-        <w:t>본 연구는 답변 양상도 정성적으로 비교하였다. OEM/샘플 제작 문의에서 일반 GPT-style baseline은 제조에 대한 일반적인 안내를 제공하는 경향이 있다. 답변은 자연스러울 수 있지만, 제품 이미지, 상세 사양, 패턴, 수량, 로고/패키지 파일, 희망 납기, 배송지와 같은 업무별 접수 정보를 누락할 수 있다. 또한 공급처 확인 전에도 제작 가능성을 암시할 수 있다.</w:t>
-      </w:r>
-    </w:p>
-    <w:p>
-      <w:pPr>
-        <w:spacing w:after="120" w:line="269" w:lineRule="auto"/>
-      </w:pPr>
-      <w:r>
-        <w:t>RAG-only baseline은 `services_oem_odm.md`와 `quotation_required_fields.md` 같은 서비스 문서를 검색하므로 근거성이 개선된다. 그러나 별도의 Risk Agent와 Critic Agent가 없기 때문에 안전하지 않은 확정 표현을 통제하는 능력과 최종 답변이 필수 정보를 실제로 요청했는지 검토하는 Reflection 능력이 약하다.</w:t>
-      </w:r>
-    </w:p>
-    <w:p>
-      <w:pPr>
-        <w:spacing w:after="120" w:line="269" w:lineRule="auto"/>
-      </w:pPr>
-      <w:r>
-        <w:t>TradeCare-Agent는 세 단계를 결합하여 응답을 개선한다. 먼저 문의를 OEM/ODM으로 분류하고, 관련 지식 베이스 문서를 검색하며, 구체적인 누락 정보를 요청한다. 또한 MOQ, 샘플비, 납기, 생산 가능 여부, 통관, 인증, 환불, 보상은 최종 안내 전에 반드시 확인되어야 한다고 명시한다. 따라서 제안 시스템은 단일 LLM 응답보다 근거성이 높을 뿐 아니라, 실제 고객센터 접수 workflow에 더 실용적이다.</w:t>
-      </w:r>
-    </w:p>
-    <w:p>
-      <w:pPr>
-        <w:pStyle w:val="Heading3"/>
-      </w:pPr>
-      <w:r>
         <w:t>고객 질문 20개 사례</w:t>
       </w:r>
     </w:p>
     <w:p>
       <w:pPr>
-        <w:spacing w:after="120" w:line="269" w:lineRule="auto"/>
+        <w:spacing w:after="120" w:line="259" w:lineRule="auto"/>
       </w:pPr>
       <w:r>
+        <w:rPr>
+          <w:rFonts w:ascii="Arial" w:hAnsi="Arial" w:eastAsia="맑은 고딕"/>
+          <w:b w:val="0"/>
+          <w:sz w:val="20"/>
+        </w:rPr>
         <w:t>30개 정량 벤치마크 외에도, 발표와 정성 평가를 위해 실제 고객 문의에 가까운 20개 사례를 준비하였다. 이 사례들은 통관 지연, 무역 계약서 검토, EU 의류 수출 서류, 선적 정보 수정, 통관 신고 금액 수정, 식품 수입 검역, 세관 압류, FOB 비용 책임, 저위험 결제 방식, 운송 중 화물 손상 청구, 전자제품 수입 관세, 원산지 증명서 재발급, 혼적 화물 통관 신고, CIF/CFR 보험 책임, 통관 지연 및 경매 위험, 중국 거래처 수출입 자격 조회, 항공 및 해상 운임 계산, 수하인의 화물 포기, FTA 관세 우대 증빙, 관세 연체료 감면을 포함한다.</w:t>
       </w:r>
     </w:p>
     <w:p>
       <w:pPr>
-        <w:spacing w:after="120" w:line="269" w:lineRule="auto"/>
+        <w:spacing w:after="120" w:line="259" w:lineRule="auto"/>
       </w:pPr>
       <w:r>
+        <w:rPr>
+          <w:rFonts w:ascii="Arial" w:hAnsi="Arial" w:eastAsia="맑은 고딕"/>
+          <w:b w:val="0"/>
+          <w:sz w:val="20"/>
+        </w:rPr>
         <w:t>각 사례에는 예상 답변 핵심, 즉 gold-standard checklist를 정의하였다. 예를 들어 통관 지연 문의는 지연 원인 확인, 세관 공식 문의, 추가 서류 필요 여부 확인을 포함해야 한다. 화물 손상 사례는 책임 주체 분석, 청구 서류, 청구 절차, 보험 연계 처리를 포함해야 한다. 이러한 20개 사례는 TradeCare-Agent가 프로젝트 평가를 넘어 실제 고객 서비스 FAQ와 데모 시나리오 라이브러리로 확장될 수 있음을 보여준다.</w:t>
       </w:r>
     </w:p>
     <w:p>
       <w:pPr>
-        <w:spacing w:after="120" w:line="269" w:lineRule="auto"/>
+        <w:spacing w:after="120" w:line="259" w:lineRule="auto"/>
       </w:pPr>
       <w:r>
+        <w:rPr>
+          <w:rFonts w:ascii="Arial" w:hAnsi="Arial" w:eastAsia="맑은 고딕"/>
+          <w:b w:val="0"/>
+          <w:sz w:val="20"/>
+        </w:rPr>
         <w:t>사람 평가를 위해서는 required-information coverage, actionability, groundedness, risk handling에 대해 1-5점 rubric을 사용할 것을 권장한다.</w:t>
       </w:r>
     </w:p>
     <w:p>
       <w:pPr>
-        <w:pStyle w:val="Heading2"/>
+        <w:pStyle w:val="Heading1"/>
       </w:pPr>
       <w:r>
         <w:t>7. 한계와 윤리</w:t>
@@ -533,23 +2326,33 @@
     </w:p>
     <w:p>
       <w:pPr>
-        <w:spacing w:after="120" w:line="269" w:lineRule="auto"/>
+        <w:spacing w:after="120" w:line="259" w:lineRule="auto"/>
       </w:pPr>
       <w:r>
+        <w:rPr>
+          <w:rFonts w:ascii="Arial" w:hAnsi="Arial" w:eastAsia="맑은 고딕"/>
+          <w:b w:val="0"/>
+          <w:sz w:val="20"/>
+        </w:rPr>
         <w:t>본 시스템은 법률, 통관, 인증, 공급처 책임, 환불에 대한 최종 결정을 내릴 수 없다. 무역 지원은 문서, 계약, 검수 기록, 공급처 협상, 규정에 따라 달라지는 경우가 많다. 따라서 본 시스템은 자율적인 최종 결정자가 아니라 접수 및 상담 보조 도구로 사용되어야 한다.</w:t>
       </w:r>
     </w:p>
     <w:p>
       <w:pPr>
-        <w:spacing w:after="120" w:line="269" w:lineRule="auto"/>
+        <w:spacing w:after="120" w:line="259" w:lineRule="auto"/>
       </w:pPr>
       <w:r>
+        <w:rPr>
+          <w:rFonts w:ascii="Arial" w:hAnsi="Arial" w:eastAsia="맑은 고딕"/>
+          <w:b w:val="0"/>
+          <w:sz w:val="20"/>
+        </w:rPr>
         <w:t>잠재적 위험에는 회사 역량에 대한 환각, 부정확한 통관 조언, 고객 문서의 개인정보 유출, 책임 민감도가 높은 분쟁의 과도한 자동화가 포함된다. 완화 방안으로는 RAG 기반 근거화, 리스크 필터링, Critic Reflection, 사람 검토 단계, 명시적 불확실성 표현이 있다.</w:t>
       </w:r>
     </w:p>
     <w:p>
       <w:pPr>
-        <w:pStyle w:val="Heading2"/>
+        <w:pStyle w:val="Heading1"/>
       </w:pPr>
       <w:r>
         <w:t>8. 평가 프롬프트 및 재현성</w:t>
@@ -557,311 +2360,1404 @@
     </w:p>
     <w:p>
       <w:pPr>
-        <w:spacing w:after="120" w:line="269" w:lineRule="auto"/>
+        <w:spacing w:after="120" w:line="259" w:lineRule="auto"/>
       </w:pPr>
       <w:r>
-        <w:t>본 프로젝트는 deterministic script 기반 정량 지표 외에도, 사람 평가 또는 LLM-as-a-judge 방식의 정성 검토에 사용할 수 있는 평가 프롬프트를 정의하였다. 이 프롬프트는 `experiments/results/summary.json`의 수치를 재현하기 위한 필수 요소는 아니며, 답변 품질을 일관되게 검토하기 위한 문서화된 기준이다.</w:t>
+        <w:rPr>
+          <w:rFonts w:ascii="Arial" w:hAnsi="Arial" w:eastAsia="맑은 고딕"/>
+          <w:b w:val="0"/>
+          <w:sz w:val="20"/>
+        </w:rPr>
+        <w:t>본 프로젝트는 deterministic script 기반 정량 지표 외에도, 사람 평가 또는 LLM-as-a-judge 방식의 정성 검토에 사용할 수 있는 평가 프롬프트를 정의하였다. 평가자가 빠르게 확인할 수 있도록 프롬프트 내용을 긴 문단이 아니라 표 형식으로 정리하였다.</w:t>
       </w:r>
     </w:p>
     <w:p>
       <w:pPr>
-        <w:pStyle w:val="Heading3"/>
+        <w:spacing w:after="120" w:line="259" w:lineRule="auto"/>
       </w:pPr>
       <w:r>
-        <w:t>Reflection/Critic 평가 프롬프트</w:t>
+        <w:rPr>
+          <w:rFonts w:ascii="Arial" w:hAnsi="Arial" w:eastAsia="맑은 고딕"/>
+          <w:b/>
+          <w:color w:val="1F4E79"/>
+          <w:sz w:val="20"/>
+        </w:rPr>
+        <w:t>표 6. Reflection/Critic 평가 프롬프트 구조</w:t>
+      </w:r>
+    </w:p>
+    <w:tbl>
+      <w:tblPr>
+        <w:tblStyle w:val="TableGrid"/>
+        <w:tblW w:type="auto" w:w="0"/>
+        <w:jc w:val="center"/>
+        <w:tblLook w:firstColumn="1" w:firstRow="1" w:lastColumn="0" w:lastRow="0" w:noHBand="0" w:noVBand="1" w:val="04A0"/>
+        <w:tblBorders>
+          <w:top w:val="single" w:sz="6" w:space="0" w:color="808080"/>
+          <w:left w:val="single" w:sz="6" w:space="0" w:color="808080"/>
+          <w:bottom w:val="single" w:sz="6" w:space="0" w:color="808080"/>
+          <w:right w:val="single" w:sz="6" w:space="0" w:color="808080"/>
+          <w:insideH w:val="single" w:sz="6" w:space="0" w:color="808080"/>
+          <w:insideV w:val="single" w:sz="6" w:space="0" w:color="808080"/>
+        </w:tblBorders>
+      </w:tblPr>
+      <w:tblGrid>
+        <w:gridCol w:w="5112"/>
+        <w:gridCol w:w="5112"/>
+      </w:tblGrid>
+      <w:tr>
+        <w:tc>
+          <w:tcPr>
+            <w:tcW w:type="dxa" w:w="5112"/>
+            <w:vAlign w:val="center"/>
+            <w:shd w:fill="1F4E79"/>
+          </w:tcPr>
+          <w:p>
+            <w:pPr>
+              <w:jc w:val="center"/>
+            </w:pPr>
+            <w:r/>
+            <w:r>
+              <w:rPr>
+                <w:rFonts w:ascii="Arial" w:hAnsi="Arial" w:eastAsia="맑은 고딕"/>
+                <w:b/>
+                <w:color w:val="FFFFFF"/>
+                <w:sz w:val="17"/>
+              </w:rPr>
+              <w:t>프롬프트 요소</w:t>
+            </w:r>
+          </w:p>
+        </w:tc>
+        <w:tc>
+          <w:tcPr>
+            <w:tcW w:type="dxa" w:w="5112"/>
+            <w:vAlign w:val="center"/>
+            <w:shd w:fill="1F4E79"/>
+          </w:tcPr>
+          <w:p>
+            <w:pPr>
+              <w:jc w:val="center"/>
+            </w:pPr>
+            <w:r/>
+            <w:r>
+              <w:rPr>
+                <w:rFonts w:ascii="Arial" w:hAnsi="Arial" w:eastAsia="맑은 고딕"/>
+                <w:b/>
+                <w:color w:val="FFFFFF"/>
+                <w:sz w:val="17"/>
+              </w:rPr>
+              <w:t>평가에 사용되는 내용</w:t>
+            </w:r>
+          </w:p>
+        </w:tc>
+      </w:tr>
+      <w:tr>
+        <w:tc>
+          <w:tcPr>
+            <w:tcW w:type="dxa" w:w="5112"/>
+            <w:vAlign w:val="center"/>
+          </w:tcPr>
+          <w:p>
+            <w:pPr>
+              <w:jc w:val="left"/>
+            </w:pPr>
+            <w:r/>
+            <w:r>
+              <w:rPr>
+                <w:rFonts w:ascii="Arial" w:hAnsi="Arial" w:eastAsia="맑은 고딕"/>
+                <w:b w:val="0"/>
+                <w:sz w:val="17"/>
+              </w:rPr>
+              <w:t>평가자 역할</w:t>
+            </w:r>
+          </w:p>
+        </w:tc>
+        <w:tc>
+          <w:tcPr>
+            <w:tcW w:type="dxa" w:w="5112"/>
+            <w:vAlign w:val="center"/>
+          </w:tcPr>
+          <w:p>
+            <w:pPr>
+              <w:jc w:val="left"/>
+            </w:pPr>
+            <w:r/>
+            <w:r>
+              <w:rPr>
+                <w:rFonts w:ascii="Arial" w:hAnsi="Arial" w:eastAsia="맑은 고딕"/>
+                <w:b w:val="0"/>
+                <w:sz w:val="17"/>
+              </w:rPr>
+              <w:t>중한 B2B 무역 고객센터 Agent의 답변을 평가하는 평가자</w:t>
+            </w:r>
+          </w:p>
+        </w:tc>
+      </w:tr>
+      <w:tr>
+        <w:tc>
+          <w:tcPr>
+            <w:tcW w:type="dxa" w:w="5112"/>
+            <w:vAlign w:val="center"/>
+            <w:shd w:fill="EAF2F8"/>
+          </w:tcPr>
+          <w:p>
+            <w:pPr>
+              <w:jc w:val="left"/>
+            </w:pPr>
+            <w:r/>
+            <w:r>
+              <w:rPr>
+                <w:rFonts w:ascii="Arial" w:hAnsi="Arial" w:eastAsia="맑은 고딕"/>
+                <w:b w:val="0"/>
+                <w:sz w:val="17"/>
+              </w:rPr>
+              <w:t>입력 1</w:t>
+            </w:r>
+          </w:p>
+        </w:tc>
+        <w:tc>
+          <w:tcPr>
+            <w:tcW w:type="dxa" w:w="5112"/>
+            <w:vAlign w:val="center"/>
+            <w:shd w:fill="EAF2F8"/>
+          </w:tcPr>
+          <w:p>
+            <w:pPr>
+              <w:jc w:val="left"/>
+            </w:pPr>
+            <w:r/>
+            <w:r>
+              <w:rPr>
+                <w:rFonts w:ascii="Arial" w:hAnsi="Arial" w:eastAsia="맑은 고딕"/>
+                <w:b w:val="0"/>
+                <w:sz w:val="17"/>
+              </w:rPr>
+              <w:t>고객 문의</w:t>
+            </w:r>
+          </w:p>
+        </w:tc>
+      </w:tr>
+      <w:tr>
+        <w:tc>
+          <w:tcPr>
+            <w:tcW w:type="dxa" w:w="5112"/>
+            <w:vAlign w:val="center"/>
+          </w:tcPr>
+          <w:p>
+            <w:pPr>
+              <w:jc w:val="left"/>
+            </w:pPr>
+            <w:r/>
+            <w:r>
+              <w:rPr>
+                <w:rFonts w:ascii="Arial" w:hAnsi="Arial" w:eastAsia="맑은 고딕"/>
+                <w:b w:val="0"/>
+                <w:sz w:val="17"/>
+              </w:rPr>
+              <w:t>입력 2</w:t>
+            </w:r>
+          </w:p>
+        </w:tc>
+        <w:tc>
+          <w:tcPr>
+            <w:tcW w:type="dxa" w:w="5112"/>
+            <w:vAlign w:val="center"/>
+          </w:tcPr>
+          <w:p>
+            <w:pPr>
+              <w:jc w:val="left"/>
+            </w:pPr>
+            <w:r/>
+            <w:r>
+              <w:rPr>
+                <w:rFonts w:ascii="Arial" w:hAnsi="Arial" w:eastAsia="맑은 고딕"/>
+                <w:b w:val="0"/>
+                <w:sz w:val="17"/>
+              </w:rPr>
+              <w:t>검색된 RAG 지식 문서 조각</w:t>
+            </w:r>
+          </w:p>
+        </w:tc>
+      </w:tr>
+      <w:tr>
+        <w:tc>
+          <w:tcPr>
+            <w:tcW w:type="dxa" w:w="5112"/>
+            <w:vAlign w:val="center"/>
+            <w:shd w:fill="EAF2F8"/>
+          </w:tcPr>
+          <w:p>
+            <w:pPr>
+              <w:jc w:val="left"/>
+            </w:pPr>
+            <w:r/>
+            <w:r>
+              <w:rPr>
+                <w:rFonts w:ascii="Arial" w:hAnsi="Arial" w:eastAsia="맑은 고딕"/>
+                <w:b w:val="0"/>
+                <w:sz w:val="17"/>
+              </w:rPr>
+              <w:t>입력 3</w:t>
+            </w:r>
+          </w:p>
+        </w:tc>
+        <w:tc>
+          <w:tcPr>
+            <w:tcW w:type="dxa" w:w="5112"/>
+            <w:vAlign w:val="center"/>
+            <w:shd w:fill="EAF2F8"/>
+          </w:tcPr>
+          <w:p>
+            <w:pPr>
+              <w:jc w:val="left"/>
+            </w:pPr>
+            <w:r/>
+            <w:r>
+              <w:rPr>
+                <w:rFonts w:ascii="Arial" w:hAnsi="Arial" w:eastAsia="맑은 고딕"/>
+                <w:b w:val="0"/>
+                <w:sz w:val="17"/>
+              </w:rPr>
+              <w:t>Agent가 생성한 고객 응대 답변</w:t>
+            </w:r>
+          </w:p>
+        </w:tc>
+      </w:tr>
+      <w:tr>
+        <w:tc>
+          <w:tcPr>
+            <w:tcW w:type="dxa" w:w="5112"/>
+            <w:vAlign w:val="center"/>
+          </w:tcPr>
+          <w:p>
+            <w:pPr>
+              <w:jc w:val="left"/>
+            </w:pPr>
+            <w:r/>
+            <w:r>
+              <w:rPr>
+                <w:rFonts w:ascii="Arial" w:hAnsi="Arial" w:eastAsia="맑은 고딕"/>
+                <w:b w:val="0"/>
+                <w:sz w:val="17"/>
+              </w:rPr>
+              <w:t>입력 4</w:t>
+            </w:r>
+          </w:p>
+        </w:tc>
+        <w:tc>
+          <w:tcPr>
+            <w:tcW w:type="dxa" w:w="5112"/>
+            <w:vAlign w:val="center"/>
+          </w:tcPr>
+          <w:p>
+            <w:pPr>
+              <w:jc w:val="left"/>
+            </w:pPr>
+            <w:r/>
+            <w:r>
+              <w:rPr>
+                <w:rFonts w:ascii="Arial" w:hAnsi="Arial" w:eastAsia="맑은 고딕"/>
+                <w:b w:val="0"/>
+                <w:sz w:val="17"/>
+              </w:rPr>
+              <w:t>Gold required information items</w:t>
+            </w:r>
+          </w:p>
+        </w:tc>
+      </w:tr>
+      <w:tr>
+        <w:tc>
+          <w:tcPr>
+            <w:tcW w:type="dxa" w:w="5112"/>
+            <w:vAlign w:val="center"/>
+            <w:shd w:fill="EAF2F8"/>
+          </w:tcPr>
+          <w:p>
+            <w:pPr>
+              <w:jc w:val="left"/>
+            </w:pPr>
+            <w:r/>
+            <w:r>
+              <w:rPr>
+                <w:rFonts w:ascii="Arial" w:hAnsi="Arial" w:eastAsia="맑은 고딕"/>
+                <w:b w:val="0"/>
+                <w:sz w:val="17"/>
+              </w:rPr>
+              <w:t>출력 형식</w:t>
+            </w:r>
+          </w:p>
+        </w:tc>
+        <w:tc>
+          <w:tcPr>
+            <w:tcW w:type="dxa" w:w="5112"/>
+            <w:vAlign w:val="center"/>
+            <w:shd w:fill="EAF2F8"/>
+          </w:tcPr>
+          <w:p>
+            <w:pPr>
+              <w:jc w:val="left"/>
+            </w:pPr>
+            <w:r/>
+            <w:r>
+              <w:rPr>
+                <w:rFonts w:ascii="Arial" w:hAnsi="Arial" w:eastAsia="맑은 고딕"/>
+                <w:b w:val="0"/>
+                <w:sz w:val="17"/>
+              </w:rPr>
+              <w:t>점수, PASS/FAIL, 코멘트, 수정 지시를 포함한 JSON 객체</w:t>
+            </w:r>
+          </w:p>
+        </w:tc>
+      </w:tr>
+    </w:tbl>
+    <w:p/>
+    <w:p>
+      <w:pPr>
+        <w:spacing w:after="120" w:line="259" w:lineRule="auto"/>
+      </w:pPr>
+      <w:r>
+        <w:rPr>
+          <w:rFonts w:ascii="Arial" w:hAnsi="Arial" w:eastAsia="맑은 고딕"/>
+          <w:b/>
+          <w:color w:val="1F4E79"/>
+          <w:sz w:val="20"/>
+        </w:rPr>
+        <w:t>표 7. Reflection/Critic 평가 기준</w:t>
+      </w:r>
+    </w:p>
+    <w:tbl>
+      <w:tblPr>
+        <w:tblStyle w:val="TableGrid"/>
+        <w:tblW w:type="auto" w:w="0"/>
+        <w:jc w:val="center"/>
+        <w:tblLook w:firstColumn="1" w:firstRow="1" w:lastColumn="0" w:lastRow="0" w:noHBand="0" w:noVBand="1" w:val="04A0"/>
+        <w:tblBorders>
+          <w:top w:val="single" w:sz="6" w:space="0" w:color="808080"/>
+          <w:left w:val="single" w:sz="6" w:space="0" w:color="808080"/>
+          <w:bottom w:val="single" w:sz="6" w:space="0" w:color="808080"/>
+          <w:right w:val="single" w:sz="6" w:space="0" w:color="808080"/>
+          <w:insideH w:val="single" w:sz="6" w:space="0" w:color="808080"/>
+          <w:insideV w:val="single" w:sz="6" w:space="0" w:color="808080"/>
+        </w:tblBorders>
+      </w:tblPr>
+      <w:tblGrid>
+        <w:gridCol w:w="3408"/>
+        <w:gridCol w:w="3408"/>
+        <w:gridCol w:w="3408"/>
+      </w:tblGrid>
+      <w:tr>
+        <w:tc>
+          <w:tcPr>
+            <w:tcW w:type="dxa" w:w="3408"/>
+            <w:vAlign w:val="center"/>
+            <w:shd w:fill="1F4E79"/>
+          </w:tcPr>
+          <w:p>
+            <w:pPr>
+              <w:jc w:val="center"/>
+            </w:pPr>
+            <w:r/>
+            <w:r>
+              <w:rPr>
+                <w:rFonts w:ascii="Arial" w:hAnsi="Arial" w:eastAsia="맑은 고딕"/>
+                <w:b/>
+                <w:color w:val="FFFFFF"/>
+                <w:sz w:val="17"/>
+              </w:rPr>
+              <w:t>평가 기준</w:t>
+            </w:r>
+          </w:p>
+        </w:tc>
+        <w:tc>
+          <w:tcPr>
+            <w:tcW w:type="dxa" w:w="3408"/>
+            <w:vAlign w:val="center"/>
+            <w:shd w:fill="1F4E79"/>
+          </w:tcPr>
+          <w:p>
+            <w:pPr>
+              <w:jc w:val="center"/>
+            </w:pPr>
+            <w:r/>
+            <w:r>
+              <w:rPr>
+                <w:rFonts w:ascii="Arial" w:hAnsi="Arial" w:eastAsia="맑은 고딕"/>
+                <w:b/>
+                <w:color w:val="FFFFFF"/>
+                <w:sz w:val="17"/>
+              </w:rPr>
+              <w:t>평가 질문</w:t>
+            </w:r>
+          </w:p>
+        </w:tc>
+        <w:tc>
+          <w:tcPr>
+            <w:tcW w:type="dxa" w:w="3408"/>
+            <w:vAlign w:val="center"/>
+            <w:shd w:fill="1F4E79"/>
+          </w:tcPr>
+          <w:p>
+            <w:pPr>
+              <w:jc w:val="center"/>
+            </w:pPr>
+            <w:r/>
+            <w:r>
+              <w:rPr>
+                <w:rFonts w:ascii="Arial" w:hAnsi="Arial" w:eastAsia="맑은 고딕"/>
+                <w:b/>
+                <w:color w:val="FFFFFF"/>
+                <w:sz w:val="17"/>
+              </w:rPr>
+              <w:t>점수/판정</w:t>
+            </w:r>
+          </w:p>
+        </w:tc>
+      </w:tr>
+      <w:tr>
+        <w:tc>
+          <w:tcPr>
+            <w:tcW w:type="dxa" w:w="3408"/>
+            <w:vAlign w:val="center"/>
+          </w:tcPr>
+          <w:p>
+            <w:pPr>
+              <w:jc w:val="left"/>
+            </w:pPr>
+            <w:r/>
+            <w:r>
+              <w:rPr>
+                <w:rFonts w:ascii="Arial" w:hAnsi="Arial" w:eastAsia="맑은 고딕"/>
+                <w:b w:val="0"/>
+                <w:sz w:val="17"/>
+              </w:rPr>
+              <w:t>필수 정보 포함률</w:t>
+            </w:r>
+          </w:p>
+        </w:tc>
+        <w:tc>
+          <w:tcPr>
+            <w:tcW w:type="dxa" w:w="3408"/>
+            <w:vAlign w:val="center"/>
+          </w:tcPr>
+          <w:p>
+            <w:pPr>
+              <w:jc w:val="left"/>
+            </w:pPr>
+            <w:r/>
+            <w:r>
+              <w:rPr>
+                <w:rFonts w:ascii="Arial" w:hAnsi="Arial" w:eastAsia="맑은 고딕"/>
+                <w:b w:val="0"/>
+                <w:sz w:val="17"/>
+              </w:rPr>
+              <w:t>답변이 제품 사진, 사양, 수량, 로고/패키지 파일, 희망 납기, 불량 증빙, 주문 기록, 통관/인증 맥락 등 업무 수행에 필요한 정보를 요청하는가?</w:t>
+            </w:r>
+          </w:p>
+        </w:tc>
+        <w:tc>
+          <w:tcPr>
+            <w:tcW w:type="dxa" w:w="3408"/>
+            <w:vAlign w:val="center"/>
+          </w:tcPr>
+          <w:p>
+            <w:pPr>
+              <w:jc w:val="left"/>
+            </w:pPr>
+            <w:r/>
+            <w:r>
+              <w:rPr>
+                <w:rFonts w:ascii="Arial" w:hAnsi="Arial" w:eastAsia="맑은 고딕"/>
+                <w:b w:val="0"/>
+                <w:sz w:val="17"/>
+              </w:rPr>
+              <w:t>1-5</w:t>
+            </w:r>
+          </w:p>
+        </w:tc>
+      </w:tr>
+      <w:tr>
+        <w:tc>
+          <w:tcPr>
+            <w:tcW w:type="dxa" w:w="3408"/>
+            <w:vAlign w:val="center"/>
+            <w:shd w:fill="EAF2F8"/>
+          </w:tcPr>
+          <w:p>
+            <w:pPr>
+              <w:jc w:val="left"/>
+            </w:pPr>
+            <w:r/>
+            <w:r>
+              <w:rPr>
+                <w:rFonts w:ascii="Arial" w:hAnsi="Arial" w:eastAsia="맑은 고딕"/>
+                <w:b w:val="0"/>
+                <w:sz w:val="17"/>
+              </w:rPr>
+              <w:t>근거성</w:t>
+            </w:r>
+          </w:p>
+        </w:tc>
+        <w:tc>
+          <w:tcPr>
+            <w:tcW w:type="dxa" w:w="3408"/>
+            <w:vAlign w:val="center"/>
+            <w:shd w:fill="EAF2F8"/>
+          </w:tcPr>
+          <w:p>
+            <w:pPr>
+              <w:jc w:val="left"/>
+            </w:pPr>
+            <w:r/>
+            <w:r>
+              <w:rPr>
+                <w:rFonts w:ascii="Arial" w:hAnsi="Arial" w:eastAsia="맑은 고딕"/>
+                <w:b w:val="0"/>
+                <w:sz w:val="17"/>
+              </w:rPr>
+              <w:t>답변이 검색된 회사/서비스 지식과 일치하며, 지식베이스 밖의 근거 없는 주장을 피하는가?</w:t>
+            </w:r>
+          </w:p>
+        </w:tc>
+        <w:tc>
+          <w:tcPr>
+            <w:tcW w:type="dxa" w:w="3408"/>
+            <w:vAlign w:val="center"/>
+            <w:shd w:fill="EAF2F8"/>
+          </w:tcPr>
+          <w:p>
+            <w:pPr>
+              <w:jc w:val="left"/>
+            </w:pPr>
+            <w:r/>
+            <w:r>
+              <w:rPr>
+                <w:rFonts w:ascii="Arial" w:hAnsi="Arial" w:eastAsia="맑은 고딕"/>
+                <w:b w:val="0"/>
+                <w:sz w:val="17"/>
+              </w:rPr>
+              <w:t>1-5</w:t>
+            </w:r>
+          </w:p>
+        </w:tc>
+      </w:tr>
+      <w:tr>
+        <w:tc>
+          <w:tcPr>
+            <w:tcW w:type="dxa" w:w="3408"/>
+            <w:vAlign w:val="center"/>
+          </w:tcPr>
+          <w:p>
+            <w:pPr>
+              <w:jc w:val="left"/>
+            </w:pPr>
+            <w:r/>
+            <w:r>
+              <w:rPr>
+                <w:rFonts w:ascii="Arial" w:hAnsi="Arial" w:eastAsia="맑은 고딕"/>
+                <w:b w:val="0"/>
+                <w:sz w:val="17"/>
+              </w:rPr>
+              <w:t>위험 통제</w:t>
+            </w:r>
+          </w:p>
+        </w:tc>
+        <w:tc>
+          <w:tcPr>
+            <w:tcW w:type="dxa" w:w="3408"/>
+            <w:vAlign w:val="center"/>
+          </w:tcPr>
+          <w:p>
+            <w:pPr>
+              <w:jc w:val="left"/>
+            </w:pPr>
+            <w:r/>
+            <w:r>
+              <w:rPr>
+                <w:rFonts w:ascii="Arial" w:hAnsi="Arial" w:eastAsia="맑은 고딕"/>
+                <w:b w:val="0"/>
+                <w:sz w:val="17"/>
+              </w:rPr>
+              <w:t>단가, MOQ, 납기, 통관, 인증, 환불, 교환, 보상을 확인 전 확정하지 않는가?</w:t>
+            </w:r>
+          </w:p>
+        </w:tc>
+        <w:tc>
+          <w:tcPr>
+            <w:tcW w:type="dxa" w:w="3408"/>
+            <w:vAlign w:val="center"/>
+          </w:tcPr>
+          <w:p>
+            <w:pPr>
+              <w:jc w:val="left"/>
+            </w:pPr>
+            <w:r/>
+            <w:r>
+              <w:rPr>
+                <w:rFonts w:ascii="Arial" w:hAnsi="Arial" w:eastAsia="맑은 고딕"/>
+                <w:b w:val="0"/>
+                <w:sz w:val="17"/>
+              </w:rPr>
+              <w:t>1-5</w:t>
+            </w:r>
+          </w:p>
+        </w:tc>
+      </w:tr>
+      <w:tr>
+        <w:tc>
+          <w:tcPr>
+            <w:tcW w:type="dxa" w:w="3408"/>
+            <w:vAlign w:val="center"/>
+            <w:shd w:fill="EAF2F8"/>
+          </w:tcPr>
+          <w:p>
+            <w:pPr>
+              <w:jc w:val="left"/>
+            </w:pPr>
+            <w:r/>
+            <w:r>
+              <w:rPr>
+                <w:rFonts w:ascii="Arial" w:hAnsi="Arial" w:eastAsia="맑은 고딕"/>
+                <w:b w:val="0"/>
+                <w:sz w:val="17"/>
+              </w:rPr>
+              <w:t>실행 가능성</w:t>
+            </w:r>
+          </w:p>
+        </w:tc>
+        <w:tc>
+          <w:tcPr>
+            <w:tcW w:type="dxa" w:w="3408"/>
+            <w:vAlign w:val="center"/>
+            <w:shd w:fill="EAF2F8"/>
+          </w:tcPr>
+          <w:p>
+            <w:pPr>
+              <w:jc w:val="left"/>
+            </w:pPr>
+            <w:r/>
+            <w:r>
+              <w:rPr>
+                <w:rFonts w:ascii="Arial" w:hAnsi="Arial" w:eastAsia="맑은 고딕"/>
+                <w:b w:val="0"/>
+                <w:sz w:val="17"/>
+              </w:rPr>
+              <w:t>고객 또는 담당자가 바로 다음 행동을 할 수 있도록 명확한 다음 단계를 제시하는가?</w:t>
+            </w:r>
+          </w:p>
+        </w:tc>
+        <w:tc>
+          <w:tcPr>
+            <w:tcW w:type="dxa" w:w="3408"/>
+            <w:vAlign w:val="center"/>
+            <w:shd w:fill="EAF2F8"/>
+          </w:tcPr>
+          <w:p>
+            <w:pPr>
+              <w:jc w:val="left"/>
+            </w:pPr>
+            <w:r/>
+            <w:r>
+              <w:rPr>
+                <w:rFonts w:ascii="Arial" w:hAnsi="Arial" w:eastAsia="맑은 고딕"/>
+                <w:b w:val="0"/>
+                <w:sz w:val="17"/>
+              </w:rPr>
+              <w:t>1-5</w:t>
+            </w:r>
+          </w:p>
+        </w:tc>
+      </w:tr>
+      <w:tr>
+        <w:tc>
+          <w:tcPr>
+            <w:tcW w:type="dxa" w:w="3408"/>
+            <w:vAlign w:val="center"/>
+          </w:tcPr>
+          <w:p>
+            <w:pPr>
+              <w:jc w:val="left"/>
+            </w:pPr>
+            <w:r/>
+            <w:r>
+              <w:rPr>
+                <w:rFonts w:ascii="Arial" w:hAnsi="Arial" w:eastAsia="맑은 고딕"/>
+                <w:b w:val="0"/>
+                <w:sz w:val="17"/>
+              </w:rPr>
+              <w:t>사람 검토 신호</w:t>
+            </w:r>
+          </w:p>
+        </w:tc>
+        <w:tc>
+          <w:tcPr>
+            <w:tcW w:type="dxa" w:w="3408"/>
+            <w:vAlign w:val="center"/>
+          </w:tcPr>
+          <w:p>
+            <w:pPr>
+              <w:jc w:val="left"/>
+            </w:pPr>
+            <w:r/>
+            <w:r>
+              <w:rPr>
+                <w:rFonts w:ascii="Arial" w:hAnsi="Arial" w:eastAsia="맑은 고딕"/>
+                <w:b w:val="0"/>
+                <w:sz w:val="17"/>
+              </w:rPr>
+              <w:t>통관, 인증, 법적 책임, 환불, 보상, 공급처 책임이 포함된 경우 담당자/전문가 확인 필요성을 표시하는가?</w:t>
+            </w:r>
+          </w:p>
+        </w:tc>
+        <w:tc>
+          <w:tcPr>
+            <w:tcW w:type="dxa" w:w="3408"/>
+            <w:vAlign w:val="center"/>
+          </w:tcPr>
+          <w:p>
+            <w:pPr>
+              <w:jc w:val="left"/>
+            </w:pPr>
+            <w:r/>
+            <w:r>
+              <w:rPr>
+                <w:rFonts w:ascii="Arial" w:hAnsi="Arial" w:eastAsia="맑은 고딕"/>
+                <w:b w:val="0"/>
+                <w:sz w:val="17"/>
+              </w:rPr>
+              <w:t>PASS / FAIL</w:t>
+            </w:r>
+          </w:p>
+        </w:tc>
+      </w:tr>
+    </w:tbl>
+    <w:p/>
+    <w:p>
+      <w:pPr>
+        <w:spacing w:after="120" w:line="259" w:lineRule="auto"/>
+      </w:pPr>
+      <w:r>
+        <w:rPr>
+          <w:rFonts w:ascii="Arial" w:hAnsi="Arial" w:eastAsia="맑은 고딕"/>
+          <w:b/>
+          <w:color w:val="1F4E79"/>
+          <w:sz w:val="20"/>
+        </w:rPr>
+        <w:t>표 8. 정성 평가 JSON 반환 형식</w:t>
+      </w:r>
+    </w:p>
+    <w:tbl>
+      <w:tblPr>
+        <w:tblStyle w:val="TableGrid"/>
+        <w:tblW w:type="auto" w:w="0"/>
+        <w:jc w:val="center"/>
+        <w:tblLook w:firstColumn="1" w:firstRow="1" w:lastColumn="0" w:lastRow="0" w:noHBand="0" w:noVBand="1" w:val="04A0"/>
+        <w:tblBorders>
+          <w:top w:val="single" w:sz="6" w:space="0" w:color="808080"/>
+          <w:left w:val="single" w:sz="6" w:space="0" w:color="808080"/>
+          <w:bottom w:val="single" w:sz="6" w:space="0" w:color="808080"/>
+          <w:right w:val="single" w:sz="6" w:space="0" w:color="808080"/>
+          <w:insideH w:val="single" w:sz="6" w:space="0" w:color="808080"/>
+          <w:insideV w:val="single" w:sz="6" w:space="0" w:color="808080"/>
+        </w:tblBorders>
+      </w:tblPr>
+      <w:tblGrid>
+        <w:gridCol w:w="3408"/>
+        <w:gridCol w:w="3408"/>
+        <w:gridCol w:w="3408"/>
+      </w:tblGrid>
+      <w:tr>
+        <w:tc>
+          <w:tcPr>
+            <w:tcW w:type="dxa" w:w="3408"/>
+            <w:vAlign w:val="center"/>
+            <w:shd w:fill="1F4E79"/>
+          </w:tcPr>
+          <w:p>
+            <w:pPr>
+              <w:jc w:val="center"/>
+            </w:pPr>
+            <w:r/>
+            <w:r>
+              <w:rPr>
+                <w:rFonts w:ascii="Arial" w:hAnsi="Arial" w:eastAsia="맑은 고딕"/>
+                <w:b/>
+                <w:color w:val="FFFFFF"/>
+                <w:sz w:val="17"/>
+              </w:rPr>
+              <w:t>필드</w:t>
+            </w:r>
+          </w:p>
+        </w:tc>
+        <w:tc>
+          <w:tcPr>
+            <w:tcW w:type="dxa" w:w="3408"/>
+            <w:vAlign w:val="center"/>
+            <w:shd w:fill="1F4E79"/>
+          </w:tcPr>
+          <w:p>
+            <w:pPr>
+              <w:jc w:val="center"/>
+            </w:pPr>
+            <w:r/>
+            <w:r>
+              <w:rPr>
+                <w:rFonts w:ascii="Arial" w:hAnsi="Arial" w:eastAsia="맑은 고딕"/>
+                <w:b/>
+                <w:color w:val="FFFFFF"/>
+                <w:sz w:val="17"/>
+              </w:rPr>
+              <w:t>타입</w:t>
+            </w:r>
+          </w:p>
+        </w:tc>
+        <w:tc>
+          <w:tcPr>
+            <w:tcW w:type="dxa" w:w="3408"/>
+            <w:vAlign w:val="center"/>
+            <w:shd w:fill="1F4E79"/>
+          </w:tcPr>
+          <w:p>
+            <w:pPr>
+              <w:jc w:val="center"/>
+            </w:pPr>
+            <w:r/>
+            <w:r>
+              <w:rPr>
+                <w:rFonts w:ascii="Arial" w:hAnsi="Arial" w:eastAsia="맑은 고딕"/>
+                <w:b/>
+                <w:color w:val="FFFFFF"/>
+                <w:sz w:val="17"/>
+              </w:rPr>
+              <w:t>의미</w:t>
+            </w:r>
+          </w:p>
+        </w:tc>
+      </w:tr>
+      <w:tr>
+        <w:tc>
+          <w:tcPr>
+            <w:tcW w:type="dxa" w:w="3408"/>
+            <w:vAlign w:val="center"/>
+          </w:tcPr>
+          <w:p>
+            <w:pPr>
+              <w:jc w:val="left"/>
+            </w:pPr>
+            <w:r/>
+            <w:r>
+              <w:rPr>
+                <w:rFonts w:ascii="Arial" w:hAnsi="Arial" w:eastAsia="맑은 고딕"/>
+                <w:b w:val="0"/>
+                <w:sz w:val="17"/>
+              </w:rPr>
+              <w:t>required_info_coverage</w:t>
+            </w:r>
+          </w:p>
+        </w:tc>
+        <w:tc>
+          <w:tcPr>
+            <w:tcW w:type="dxa" w:w="3408"/>
+            <w:vAlign w:val="center"/>
+          </w:tcPr>
+          <w:p>
+            <w:pPr>
+              <w:jc w:val="left"/>
+            </w:pPr>
+            <w:r/>
+            <w:r>
+              <w:rPr>
+                <w:rFonts w:ascii="Arial" w:hAnsi="Arial" w:eastAsia="맑은 고딕"/>
+                <w:b w:val="0"/>
+                <w:sz w:val="17"/>
+              </w:rPr>
+              <w:t>정수 1-5</w:t>
+            </w:r>
+          </w:p>
+        </w:tc>
+        <w:tc>
+          <w:tcPr>
+            <w:tcW w:type="dxa" w:w="3408"/>
+            <w:vAlign w:val="center"/>
+          </w:tcPr>
+          <w:p>
+            <w:pPr>
+              <w:jc w:val="left"/>
+            </w:pPr>
+            <w:r/>
+            <w:r>
+              <w:rPr>
+                <w:rFonts w:ascii="Arial" w:hAnsi="Arial" w:eastAsia="맑은 고딕"/>
+                <w:b w:val="0"/>
+                <w:sz w:val="17"/>
+              </w:rPr>
+              <w:t>필수 정보 요청의 완성도</w:t>
+            </w:r>
+          </w:p>
+        </w:tc>
+      </w:tr>
+      <w:tr>
+        <w:tc>
+          <w:tcPr>
+            <w:tcW w:type="dxa" w:w="3408"/>
+            <w:vAlign w:val="center"/>
+            <w:shd w:fill="EAF2F8"/>
+          </w:tcPr>
+          <w:p>
+            <w:pPr>
+              <w:jc w:val="left"/>
+            </w:pPr>
+            <w:r/>
+            <w:r>
+              <w:rPr>
+                <w:rFonts w:ascii="Arial" w:hAnsi="Arial" w:eastAsia="맑은 고딕"/>
+                <w:b w:val="0"/>
+                <w:sz w:val="17"/>
+              </w:rPr>
+              <w:t>groundedness</w:t>
+            </w:r>
+          </w:p>
+        </w:tc>
+        <w:tc>
+          <w:tcPr>
+            <w:tcW w:type="dxa" w:w="3408"/>
+            <w:vAlign w:val="center"/>
+            <w:shd w:fill="EAF2F8"/>
+          </w:tcPr>
+          <w:p>
+            <w:pPr>
+              <w:jc w:val="left"/>
+            </w:pPr>
+            <w:r/>
+            <w:r>
+              <w:rPr>
+                <w:rFonts w:ascii="Arial" w:hAnsi="Arial" w:eastAsia="맑은 고딕"/>
+                <w:b w:val="0"/>
+                <w:sz w:val="17"/>
+              </w:rPr>
+              <w:t>정수 1-5</w:t>
+            </w:r>
+          </w:p>
+        </w:tc>
+        <w:tc>
+          <w:tcPr>
+            <w:tcW w:type="dxa" w:w="3408"/>
+            <w:vAlign w:val="center"/>
+            <w:shd w:fill="EAF2F8"/>
+          </w:tcPr>
+          <w:p>
+            <w:pPr>
+              <w:jc w:val="left"/>
+            </w:pPr>
+            <w:r/>
+            <w:r>
+              <w:rPr>
+                <w:rFonts w:ascii="Arial" w:hAnsi="Arial" w:eastAsia="맑은 고딕"/>
+                <w:b w:val="0"/>
+                <w:sz w:val="17"/>
+              </w:rPr>
+              <w:t>검색 지식과의 일치도</w:t>
+            </w:r>
+          </w:p>
+        </w:tc>
+      </w:tr>
+      <w:tr>
+        <w:tc>
+          <w:tcPr>
+            <w:tcW w:type="dxa" w:w="3408"/>
+            <w:vAlign w:val="center"/>
+          </w:tcPr>
+          <w:p>
+            <w:pPr>
+              <w:jc w:val="left"/>
+            </w:pPr>
+            <w:r/>
+            <w:r>
+              <w:rPr>
+                <w:rFonts w:ascii="Arial" w:hAnsi="Arial" w:eastAsia="맑은 고딕"/>
+                <w:b w:val="0"/>
+                <w:sz w:val="17"/>
+              </w:rPr>
+              <w:t>risk_control</w:t>
+            </w:r>
+          </w:p>
+        </w:tc>
+        <w:tc>
+          <w:tcPr>
+            <w:tcW w:type="dxa" w:w="3408"/>
+            <w:vAlign w:val="center"/>
+          </w:tcPr>
+          <w:p>
+            <w:pPr>
+              <w:jc w:val="left"/>
+            </w:pPr>
+            <w:r/>
+            <w:r>
+              <w:rPr>
+                <w:rFonts w:ascii="Arial" w:hAnsi="Arial" w:eastAsia="맑은 고딕"/>
+                <w:b w:val="0"/>
+                <w:sz w:val="17"/>
+              </w:rPr>
+              <w:t>정수 1-5</w:t>
+            </w:r>
+          </w:p>
+        </w:tc>
+        <w:tc>
+          <w:tcPr>
+            <w:tcW w:type="dxa" w:w="3408"/>
+            <w:vAlign w:val="center"/>
+          </w:tcPr>
+          <w:p>
+            <w:pPr>
+              <w:jc w:val="left"/>
+            </w:pPr>
+            <w:r/>
+            <w:r>
+              <w:rPr>
+                <w:rFonts w:ascii="Arial" w:hAnsi="Arial" w:eastAsia="맑은 고딕"/>
+                <w:b w:val="0"/>
+                <w:sz w:val="17"/>
+              </w:rPr>
+              <w:t>미확인 무역 약속 회피 정도</w:t>
+            </w:r>
+          </w:p>
+        </w:tc>
+      </w:tr>
+      <w:tr>
+        <w:tc>
+          <w:tcPr>
+            <w:tcW w:type="dxa" w:w="3408"/>
+            <w:vAlign w:val="center"/>
+            <w:shd w:fill="EAF2F8"/>
+          </w:tcPr>
+          <w:p>
+            <w:pPr>
+              <w:jc w:val="left"/>
+            </w:pPr>
+            <w:r/>
+            <w:r>
+              <w:rPr>
+                <w:rFonts w:ascii="Arial" w:hAnsi="Arial" w:eastAsia="맑은 고딕"/>
+                <w:b w:val="0"/>
+                <w:sz w:val="17"/>
+              </w:rPr>
+              <w:t>actionability</w:t>
+            </w:r>
+          </w:p>
+        </w:tc>
+        <w:tc>
+          <w:tcPr>
+            <w:tcW w:type="dxa" w:w="3408"/>
+            <w:vAlign w:val="center"/>
+            <w:shd w:fill="EAF2F8"/>
+          </w:tcPr>
+          <w:p>
+            <w:pPr>
+              <w:jc w:val="left"/>
+            </w:pPr>
+            <w:r/>
+            <w:r>
+              <w:rPr>
+                <w:rFonts w:ascii="Arial" w:hAnsi="Arial" w:eastAsia="맑은 고딕"/>
+                <w:b w:val="0"/>
+                <w:sz w:val="17"/>
+              </w:rPr>
+              <w:t>정수 1-5</w:t>
+            </w:r>
+          </w:p>
+        </w:tc>
+        <w:tc>
+          <w:tcPr>
+            <w:tcW w:type="dxa" w:w="3408"/>
+            <w:vAlign w:val="center"/>
+            <w:shd w:fill="EAF2F8"/>
+          </w:tcPr>
+          <w:p>
+            <w:pPr>
+              <w:jc w:val="left"/>
+            </w:pPr>
+            <w:r/>
+            <w:r>
+              <w:rPr>
+                <w:rFonts w:ascii="Arial" w:hAnsi="Arial" w:eastAsia="맑은 고딕"/>
+                <w:b w:val="0"/>
+                <w:sz w:val="17"/>
+              </w:rPr>
+              <w:t>다음 단계의 명확성</w:t>
+            </w:r>
+          </w:p>
+        </w:tc>
+      </w:tr>
+      <w:tr>
+        <w:tc>
+          <w:tcPr>
+            <w:tcW w:type="dxa" w:w="3408"/>
+            <w:vAlign w:val="center"/>
+          </w:tcPr>
+          <w:p>
+            <w:pPr>
+              <w:jc w:val="left"/>
+            </w:pPr>
+            <w:r/>
+            <w:r>
+              <w:rPr>
+                <w:rFonts w:ascii="Arial" w:hAnsi="Arial" w:eastAsia="맑은 고딕"/>
+                <w:b w:val="0"/>
+                <w:sz w:val="17"/>
+              </w:rPr>
+              <w:t>human_review_signal</w:t>
+            </w:r>
+          </w:p>
+        </w:tc>
+        <w:tc>
+          <w:tcPr>
+            <w:tcW w:type="dxa" w:w="3408"/>
+            <w:vAlign w:val="center"/>
+          </w:tcPr>
+          <w:p>
+            <w:pPr>
+              <w:jc w:val="left"/>
+            </w:pPr>
+            <w:r/>
+            <w:r>
+              <w:rPr>
+                <w:rFonts w:ascii="Arial" w:hAnsi="Arial" w:eastAsia="맑은 고딕"/>
+                <w:b w:val="0"/>
+                <w:sz w:val="17"/>
+              </w:rPr>
+              <w:t>PASS / FAIL</w:t>
+            </w:r>
+          </w:p>
+        </w:tc>
+        <w:tc>
+          <w:tcPr>
+            <w:tcW w:type="dxa" w:w="3408"/>
+            <w:vAlign w:val="center"/>
+          </w:tcPr>
+          <w:p>
+            <w:pPr>
+              <w:jc w:val="left"/>
+            </w:pPr>
+            <w:r/>
+            <w:r>
+              <w:rPr>
+                <w:rFonts w:ascii="Arial" w:hAnsi="Arial" w:eastAsia="맑은 고딕"/>
+                <w:b w:val="0"/>
+                <w:sz w:val="17"/>
+              </w:rPr>
+              <w:t>사람 또는 전문가 검토 필요성을 적절히 표시했는지 여부</w:t>
+            </w:r>
+          </w:p>
+        </w:tc>
+      </w:tr>
+      <w:tr>
+        <w:tc>
+          <w:tcPr>
+            <w:tcW w:type="dxa" w:w="3408"/>
+            <w:vAlign w:val="center"/>
+            <w:shd w:fill="EAF2F8"/>
+          </w:tcPr>
+          <w:p>
+            <w:pPr>
+              <w:jc w:val="left"/>
+            </w:pPr>
+            <w:r/>
+            <w:r>
+              <w:rPr>
+                <w:rFonts w:ascii="Arial" w:hAnsi="Arial" w:eastAsia="맑은 고딕"/>
+                <w:b w:val="0"/>
+                <w:sz w:val="17"/>
+              </w:rPr>
+              <w:t>overall_comment</w:t>
+            </w:r>
+          </w:p>
+        </w:tc>
+        <w:tc>
+          <w:tcPr>
+            <w:tcW w:type="dxa" w:w="3408"/>
+            <w:vAlign w:val="center"/>
+            <w:shd w:fill="EAF2F8"/>
+          </w:tcPr>
+          <w:p>
+            <w:pPr>
+              <w:jc w:val="left"/>
+            </w:pPr>
+            <w:r/>
+            <w:r>
+              <w:rPr>
+                <w:rFonts w:ascii="Arial" w:hAnsi="Arial" w:eastAsia="맑은 고딕"/>
+                <w:b w:val="0"/>
+                <w:sz w:val="17"/>
+              </w:rPr>
+              <w:t>짧은 문장</w:t>
+            </w:r>
+          </w:p>
+        </w:tc>
+        <w:tc>
+          <w:tcPr>
+            <w:tcW w:type="dxa" w:w="3408"/>
+            <w:vAlign w:val="center"/>
+            <w:shd w:fill="EAF2F8"/>
+          </w:tcPr>
+          <w:p>
+            <w:pPr>
+              <w:jc w:val="left"/>
+            </w:pPr>
+            <w:r/>
+            <w:r>
+              <w:rPr>
+                <w:rFonts w:ascii="Arial" w:hAnsi="Arial" w:eastAsia="맑은 고딕"/>
+                <w:b w:val="0"/>
+                <w:sz w:val="17"/>
+              </w:rPr>
+              <w:t>평가 이유 설명</w:t>
+            </w:r>
+          </w:p>
+        </w:tc>
+      </w:tr>
+      <w:tr>
+        <w:tc>
+          <w:tcPr>
+            <w:tcW w:type="dxa" w:w="3408"/>
+            <w:vAlign w:val="center"/>
+          </w:tcPr>
+          <w:p>
+            <w:pPr>
+              <w:jc w:val="left"/>
+            </w:pPr>
+            <w:r/>
+            <w:r>
+              <w:rPr>
+                <w:rFonts w:ascii="Arial" w:hAnsi="Arial" w:eastAsia="맑은 고딕"/>
+                <w:b w:val="0"/>
+                <w:sz w:val="17"/>
+              </w:rPr>
+              <w:t>revision_needed</w:t>
+            </w:r>
+          </w:p>
+        </w:tc>
+        <w:tc>
+          <w:tcPr>
+            <w:tcW w:type="dxa" w:w="3408"/>
+            <w:vAlign w:val="center"/>
+          </w:tcPr>
+          <w:p>
+            <w:pPr>
+              <w:jc w:val="left"/>
+            </w:pPr>
+            <w:r/>
+            <w:r>
+              <w:rPr>
+                <w:rFonts w:ascii="Arial" w:hAnsi="Arial" w:eastAsia="맑은 고딕"/>
+                <w:b w:val="0"/>
+                <w:sz w:val="17"/>
+              </w:rPr>
+              <w:t>Boolean</w:t>
+            </w:r>
+          </w:p>
+        </w:tc>
+        <w:tc>
+          <w:tcPr>
+            <w:tcW w:type="dxa" w:w="3408"/>
+            <w:vAlign w:val="center"/>
+          </w:tcPr>
+          <w:p>
+            <w:pPr>
+              <w:jc w:val="left"/>
+            </w:pPr>
+            <w:r/>
+            <w:r>
+              <w:rPr>
+                <w:rFonts w:ascii="Arial" w:hAnsi="Arial" w:eastAsia="맑은 고딕"/>
+                <w:b w:val="0"/>
+                <w:sz w:val="17"/>
+              </w:rPr>
+              <w:t>답변 수정 필요 여부</w:t>
+            </w:r>
+          </w:p>
+        </w:tc>
+      </w:tr>
+      <w:tr>
+        <w:tc>
+          <w:tcPr>
+            <w:tcW w:type="dxa" w:w="3408"/>
+            <w:vAlign w:val="center"/>
+            <w:shd w:fill="EAF2F8"/>
+          </w:tcPr>
+          <w:p>
+            <w:pPr>
+              <w:jc w:val="left"/>
+            </w:pPr>
+            <w:r/>
+            <w:r>
+              <w:rPr>
+                <w:rFonts w:ascii="Arial" w:hAnsi="Arial" w:eastAsia="맑은 고딕"/>
+                <w:b w:val="0"/>
+                <w:sz w:val="17"/>
+              </w:rPr>
+              <w:t>revision_instruction</w:t>
+            </w:r>
+          </w:p>
+        </w:tc>
+        <w:tc>
+          <w:tcPr>
+            <w:tcW w:type="dxa" w:w="3408"/>
+            <w:vAlign w:val="center"/>
+            <w:shd w:fill="EAF2F8"/>
+          </w:tcPr>
+          <w:p>
+            <w:pPr>
+              <w:jc w:val="left"/>
+            </w:pPr>
+            <w:r/>
+            <w:r>
+              <w:rPr>
+                <w:rFonts w:ascii="Arial" w:hAnsi="Arial" w:eastAsia="맑은 고딕"/>
+                <w:b w:val="0"/>
+                <w:sz w:val="17"/>
+              </w:rPr>
+              <w:t>짧은 문장</w:t>
+            </w:r>
+          </w:p>
+        </w:tc>
+        <w:tc>
+          <w:tcPr>
+            <w:tcW w:type="dxa" w:w="3408"/>
+            <w:vAlign w:val="center"/>
+            <w:shd w:fill="EAF2F8"/>
+          </w:tcPr>
+          <w:p>
+            <w:pPr>
+              <w:jc w:val="left"/>
+            </w:pPr>
+            <w:r/>
+            <w:r>
+              <w:rPr>
+                <w:rFonts w:ascii="Arial" w:hAnsi="Arial" w:eastAsia="맑은 고딕"/>
+                <w:b w:val="0"/>
+                <w:sz w:val="17"/>
+              </w:rPr>
+              <w:t>수정이 필요한 경우 구체적 지시</w:t>
+            </w:r>
+          </w:p>
+        </w:tc>
+      </w:tr>
+    </w:tbl>
+    <w:p/>
+    <w:p>
+      <w:pPr>
+        <w:spacing w:after="120" w:line="259" w:lineRule="auto"/>
+      </w:pPr>
+      <w:r>
+        <w:rPr>
+          <w:rFonts w:ascii="Arial" w:hAnsi="Arial" w:eastAsia="맑은 고딕"/>
+          <w:b w:val="0"/>
+          <w:sz w:val="20"/>
+        </w:rPr>
+        <w:t>정량 평가 스크립트는 재현성을 위해 keyword-based required-information coverage를 사용하고, 위 평가 프롬프트는 답변 품질의 정성 평가에 사용된다. 평가 사례, 생성 결과, 프롬프트, 스크립트는 모두 GitHub 저장소에 포함되어 있어 결과를 재현하거나 확장할 수 있다.</w:t>
       </w:r>
     </w:p>
     <w:p>
       <w:pPr>
-        <w:spacing w:after="120" w:line="269" w:lineRule="auto"/>
-      </w:pPr>
-      <w:r>
-        <w:t>```text</w:t>
-      </w:r>
-    </w:p>
-    <w:p>
-      <w:pPr>
-        <w:spacing w:after="120" w:line="269" w:lineRule="auto"/>
-      </w:pPr>
-      <w:r>
-        <w:t>당신은 중한 B2B 무역 고객지원 Agent의 답변을 평가하는 평가자입니다.</w:t>
-      </w:r>
-    </w:p>
-    <w:p>
-      <w:pPr>
-        <w:spacing w:after="120" w:line="269" w:lineRule="auto"/>
-      </w:pPr>
-      <w:r>
-        <w:t>다음 정보를 받습니다.</w:t>
-      </w:r>
-    </w:p>
-    <w:p>
-      <w:pPr>
-        <w:spacing w:after="120" w:line="269" w:lineRule="auto"/>
-      </w:pPr>
-      <w:r>
-        <w:t>1. 고객 문의</w:t>
-      </w:r>
-    </w:p>
-    <w:p>
-      <w:pPr>
-        <w:spacing w:after="120" w:line="269" w:lineRule="auto"/>
-      </w:pPr>
-      <w:r>
-        <w:t>2. 검색된 지식 문서 snippet</w:t>
-      </w:r>
-    </w:p>
-    <w:p>
-      <w:pPr>
-        <w:spacing w:after="120" w:line="269" w:lineRule="auto"/>
-      </w:pPr>
-      <w:r>
-        <w:t>3. Agent 답변</w:t>
-      </w:r>
-    </w:p>
-    <w:p>
-      <w:pPr>
-        <w:spacing w:after="120" w:line="269" w:lineRule="auto"/>
-      </w:pPr>
-      <w:r>
-        <w:t>4. Gold required information items</w:t>
-      </w:r>
-    </w:p>
-    <w:p>
-      <w:pPr>
-        <w:spacing w:after="120" w:line="269" w:lineRule="auto"/>
-      </w:pPr>
-      <w:r>
-        <w:t>아래 기준으로 답변을 평가하세요.</w:t>
-      </w:r>
-    </w:p>
-    <w:p>
-      <w:pPr>
-        <w:spacing w:after="120" w:line="269" w:lineRule="auto"/>
-      </w:pPr>
-      <w:r>
-        <w:t>1. 필수 정보 포함률:</w:t>
-      </w:r>
-    </w:p>
-    <w:p>
-      <w:pPr>
-        <w:spacing w:after="120" w:line="269" w:lineRule="auto"/>
-      </w:pPr>
-      <w:r>
-        <w:t xml:space="preserve">   답변이 해당 업무에 필요한 정보를 요청했는가?</w:t>
-      </w:r>
-    </w:p>
-    <w:p>
-      <w:pPr>
-        <w:spacing w:after="120" w:line="269" w:lineRule="auto"/>
-      </w:pPr>
-      <w:r>
-        <w:t xml:space="preserve">   예: 제품 사진, 사양, 수량, 로고/패키지 파일, 희망 납기,</w:t>
-      </w:r>
-    </w:p>
-    <w:p>
-      <w:pPr>
-        <w:spacing w:after="120" w:line="269" w:lineRule="auto"/>
-      </w:pPr>
-      <w:r>
-        <w:t xml:space="preserve">   불량 증빙, 주문 기록, 통관/인증 맥락.</w:t>
-      </w:r>
-    </w:p>
-    <w:p>
-      <w:pPr>
-        <w:spacing w:after="120" w:line="269" w:lineRule="auto"/>
-      </w:pPr>
-      <w:r>
-        <w:t>2. 근거성:</w:t>
-      </w:r>
-    </w:p>
-    <w:p>
-      <w:pPr>
-        <w:spacing w:after="120" w:line="269" w:lineRule="auto"/>
-      </w:pPr>
-      <w:r>
-        <w:t xml:space="preserve">   답변이 검색된 회사/서비스 지식과 일치하는가?</w:t>
-      </w:r>
-    </w:p>
-    <w:p>
-      <w:pPr>
-        <w:spacing w:after="120" w:line="269" w:lineRule="auto"/>
-      </w:pPr>
-      <w:r>
-        <w:t xml:space="preserve">   지식 베이스를 넘어선 근거 없는 주장을 피했는가?</w:t>
-      </w:r>
-    </w:p>
-    <w:p>
-      <w:pPr>
-        <w:spacing w:after="120" w:line="269" w:lineRule="auto"/>
-      </w:pPr>
-      <w:r>
-        <w:t>3. 리스크 통제:</w:t>
-      </w:r>
-    </w:p>
-    <w:p>
-      <w:pPr>
-        <w:spacing w:after="120" w:line="269" w:lineRule="auto"/>
-      </w:pPr>
-      <w:r>
-        <w:t xml:space="preserve">   공급처 확인 전 단가, MOQ, 납기, 통관, 인증, 환불, 교환,</w:t>
-      </w:r>
-    </w:p>
-    <w:p>
-      <w:pPr>
-        <w:spacing w:after="120" w:line="269" w:lineRule="auto"/>
-      </w:pPr>
-      <w:r>
-        <w:t xml:space="preserve">   보상을 확정하지 않았는가?</w:t>
-      </w:r>
-    </w:p>
-    <w:p>
-      <w:pPr>
-        <w:spacing w:after="120" w:line="269" w:lineRule="auto"/>
-      </w:pPr>
-      <w:r>
-        <w:t>4. 실행 가능성:</w:t>
-      </w:r>
-    </w:p>
-    <w:p>
-      <w:pPr>
-        <w:spacing w:after="120" w:line="269" w:lineRule="auto"/>
-      </w:pPr>
-      <w:r>
-        <w:t xml:space="preserve">   고객 또는 운영자가 다음에 무엇을 해야 하는지 명확한가?</w:t>
-      </w:r>
-    </w:p>
-    <w:p>
-      <w:pPr>
-        <w:spacing w:after="120" w:line="269" w:lineRule="auto"/>
-      </w:pPr>
-      <w:r>
-        <w:t>5. 사람 검토 신호:</w:t>
-      </w:r>
-    </w:p>
-    <w:p>
-      <w:pPr>
-        <w:spacing w:after="120" w:line="269" w:lineRule="auto"/>
-      </w:pPr>
-      <w:r>
-        <w:t xml:space="preserve">   통관, 인증, 법적 책임, 환불, 보상, 공급처 책임과 관련된 경우</w:t>
-      </w:r>
-    </w:p>
-    <w:p>
-      <w:pPr>
-        <w:spacing w:after="120" w:line="269" w:lineRule="auto"/>
-      </w:pPr>
-      <w:r>
-        <w:t xml:space="preserve">   담당자 또는 전문가 검토 필요성을 표시했는가?</w:t>
-      </w:r>
-    </w:p>
-    <w:p>
-      <w:pPr>
-        <w:spacing w:after="120" w:line="269" w:lineRule="auto"/>
-      </w:pPr>
-      <w:r>
-        <w:t>반환 형식:</w:t>
-      </w:r>
-    </w:p>
-    <w:p>
-      <w:pPr>
-        <w:spacing w:after="120" w:line="269" w:lineRule="auto"/>
-      </w:pPr>
-      <w:r>
-        <w:t>{</w:t>
-      </w:r>
-    </w:p>
-    <w:p>
-      <w:pPr>
-        <w:spacing w:after="120" w:line="269" w:lineRule="auto"/>
-      </w:pPr>
-      <w:r>
-        <w:t xml:space="preserve">  "required_info_coverage": 1-5,</w:t>
-      </w:r>
-    </w:p>
-    <w:p>
-      <w:pPr>
-        <w:spacing w:after="120" w:line="269" w:lineRule="auto"/>
-      </w:pPr>
-      <w:r>
-        <w:t xml:space="preserve">  "groundedness": 1-5,</w:t>
-      </w:r>
-    </w:p>
-    <w:p>
-      <w:pPr>
-        <w:spacing w:after="120" w:line="269" w:lineRule="auto"/>
-      </w:pPr>
-      <w:r>
-        <w:t xml:space="preserve">  "risk_control": 1-5,</w:t>
-      </w:r>
-    </w:p>
-    <w:p>
-      <w:pPr>
-        <w:spacing w:after="120" w:line="269" w:lineRule="auto"/>
-      </w:pPr>
-      <w:r>
-        <w:t xml:space="preserve">  "actionability": 1-5,</w:t>
-      </w:r>
-    </w:p>
-    <w:p>
-      <w:pPr>
-        <w:spacing w:after="120" w:line="269" w:lineRule="auto"/>
-      </w:pPr>
-      <w:r>
-        <w:t xml:space="preserve">  "human_review_signal": "PASS" 또는 "FAIL",</w:t>
-      </w:r>
-    </w:p>
-    <w:p>
-      <w:pPr>
-        <w:spacing w:after="120" w:line="269" w:lineRule="auto"/>
-      </w:pPr>
-      <w:r>
-        <w:t xml:space="preserve">  "overall_comment": "짧은 설명",</w:t>
-      </w:r>
-    </w:p>
-    <w:p>
-      <w:pPr>
-        <w:spacing w:after="120" w:line="269" w:lineRule="auto"/>
-      </w:pPr>
-      <w:r>
-        <w:t xml:space="preserve">  "revision_needed": true 또는 false,</w:t>
-      </w:r>
-    </w:p>
-    <w:p>
-      <w:pPr>
-        <w:spacing w:after="120" w:line="269" w:lineRule="auto"/>
-      </w:pPr>
-      <w:r>
-        <w:t xml:space="preserve">  "revision_instruction": "수정이 필요한 경우 구체적 지시"</w:t>
-      </w:r>
-    </w:p>
-    <w:p>
-      <w:pPr>
-        <w:spacing w:after="120" w:line="269" w:lineRule="auto"/>
-      </w:pPr>
-      <w:r>
-        <w:t>}</w:t>
-      </w:r>
-    </w:p>
-    <w:p>
-      <w:pPr>
-        <w:spacing w:after="120" w:line="269" w:lineRule="auto"/>
-      </w:pPr>
-      <w:r>
-        <w:t>```</w:t>
-      </w:r>
-    </w:p>
-    <w:p>
-      <w:pPr>
-        <w:spacing w:after="120" w:line="269" w:lineRule="auto"/>
-      </w:pPr>
-      <w:r>
-        <w:t>재현 가능한 정량 평가는 keyword 기반 required-information coverage를 사용한다. 위 프롬프트는 답변 품질에 대한 정성 검토를 지원한다. 모든 평가 케이스, 생성 결과, 평가 스크립트는 저장소에 포함되어 있으므로 보고된 비교 결과를 재현하거나 확장할 수 있다.</w:t>
-      </w:r>
-    </w:p>
-    <w:p>
-      <w:pPr>
-        <w:pStyle w:val="Heading2"/>
+        <w:pStyle w:val="Heading1"/>
       </w:pPr>
       <w:r>
         <w:t>9. 결론</w:t>
@@ -869,15 +3765,20 @@
     </w:p>
     <w:p>
       <w:pPr>
-        <w:spacing w:after="120" w:line="269" w:lineRule="auto"/>
+        <w:spacing w:after="120" w:line="259" w:lineRule="auto"/>
       </w:pPr>
       <w:r>
+        <w:rPr>
+          <w:rFonts w:ascii="Arial" w:hAnsi="Arial" w:eastAsia="맑은 고딕"/>
+          <w:b w:val="0"/>
+          <w:sz w:val="20"/>
+        </w:rPr>
         <w:t>TradeCare-Agent는 현실적인 중한 B2B 무역 고객 지원 과제에서 Multi-Agent 설계, RAG, Reflection을 결합할 수 있음을 보여준다. 본 프로젝트는 실행 가능한 코드, FastAPI 웹앱, 로컬 지식 문서, 프롬프트, 벤치마크 케이스, 20개 실제형 고객 질문 사례, baseline 비교, 재현 가능한 평가 스크립트, 발표자료, GitHub 저장소 산출물을 제공한다.</w:t>
       </w:r>
     </w:p>
     <w:sectPr>
       <w:pgSz w:w="12240" w:h="15840"/>
-      <w:pgMar w:top="1440" w:right="1800" w:bottom="1440" w:left="1800" w:header="720" w:footer="720" w:gutter="0"/>
+      <w:pgMar w:top="1008" w:right="1008" w:bottom="1008" w:left="1008" w:header="720" w:footer="720" w:gutter="0"/>
       <w:cols w:space="720"/>
       <w:docGrid w:linePitch="360"/>
     </w:sectPr>
@@ -1249,7 +4150,7 @@
     <w:qFormat/>
     <w:rsid w:val="00FC693F"/>
     <w:rPr>
-      <w:rFonts w:ascii="Malgun Gothic" w:hAnsi="Malgun Gothic"/>
+      <w:rFonts w:ascii="Arial" w:hAnsi="Arial" w:eastAsia="맑은 고딕"/>
       <w:sz w:val="20"/>
     </w:rPr>
   </w:style>
@@ -1312,11 +4213,11 @@
       <w:outlineLvl w:val="0"/>
     </w:pPr>
     <w:rPr>
-      <w:rFonts w:asciiTheme="majorHAnsi" w:eastAsiaTheme="majorEastAsia" w:hAnsiTheme="majorHAnsi" w:cstheme="majorBidi" w:ascii="Malgun Gothic" w:hAnsi="Malgun Gothic"/>
+      <w:rFonts w:asciiTheme="majorHAnsi" w:eastAsiaTheme="majorEastAsia" w:hAnsiTheme="majorHAnsi" w:cstheme="majorBidi" w:ascii="Arial" w:hAnsi="Arial" w:eastAsia="맑은 고딕"/>
       <w:b/>
       <w:bCs/>
-      <w:color w:val="365F91" w:themeColor="accent1" w:themeShade="BF"/>
-      <w:sz w:val="32"/>
+      <w:color w:val="1F4E79"/>
+      <w:sz w:val="36"/>
       <w:szCs w:val="28"/>
     </w:rPr>
   </w:style>
@@ -1336,11 +4237,11 @@
       <w:outlineLvl w:val="1"/>
     </w:pPr>
     <w:rPr>
-      <w:rFonts w:asciiTheme="majorHAnsi" w:eastAsiaTheme="majorEastAsia" w:hAnsiTheme="majorHAnsi" w:cstheme="majorBidi" w:ascii="Malgun Gothic" w:hAnsi="Malgun Gothic"/>
+      <w:rFonts w:asciiTheme="majorHAnsi" w:eastAsiaTheme="majorEastAsia" w:hAnsiTheme="majorHAnsi" w:cstheme="majorBidi" w:ascii="Arial" w:hAnsi="Arial" w:eastAsia="맑은 고딕"/>
       <w:b/>
       <w:bCs/>
-      <w:color w:val="4F81BD" w:themeColor="accent1"/>
-      <w:sz w:val="26"/>
+      <w:color w:val="1F4E79"/>
+      <w:sz w:val="28"/>
       <w:szCs w:val="26"/>
     </w:rPr>
   </w:style>
@@ -1360,11 +4261,11 @@
       <w:outlineLvl w:val="2"/>
     </w:pPr>
     <w:rPr>
-      <w:rFonts w:asciiTheme="majorHAnsi" w:eastAsiaTheme="majorEastAsia" w:hAnsiTheme="majorHAnsi" w:cstheme="majorBidi" w:ascii="Malgun Gothic" w:hAnsi="Malgun Gothic"/>
+      <w:rFonts w:asciiTheme="majorHAnsi" w:eastAsiaTheme="majorEastAsia" w:hAnsiTheme="majorHAnsi" w:cstheme="majorBidi" w:ascii="Arial" w:hAnsi="Arial" w:eastAsia="맑은 고딕"/>
       <w:b/>
       <w:bCs/>
-      <w:color w:val="4F81BD" w:themeColor="accent1"/>
-      <w:sz w:val="23"/>
+      <w:color w:val="1F4E79"/>
+      <w:sz w:val="24"/>
     </w:rPr>
   </w:style>
   <w:style w:type="paragraph" w:styleId="Heading4">
